--- a/report/final_report.docx
+++ b/report/final_report.docx
@@ -1,6 +1,6 @@
 
 <file path=word/document.xml><?xml version="1.0" encoding="utf-8"?>
-<w:document xmlns:wpc="http://schemas.microsoft.com/office/word/2010/wordprocessingCanvas" xmlns:cx="http://schemas.microsoft.com/office/drawing/2014/chartex" xmlns:cx1="http://schemas.microsoft.com/office/drawing/2015/9/8/chartex" xmlns:cx2="http://schemas.microsoft.com/office/drawing/2015/10/21/chartex" xmlns:cx3="http://schemas.microsoft.com/office/drawing/2016/5/9/chartex" xmlns:cx4="http://schemas.microsoft.com/office/drawing/2016/5/10/chartex" xmlns:cx5="http://schemas.microsoft.com/office/drawing/2016/5/11/chartex" xmlns:cx6="http://schemas.microsoft.com/office/drawing/2016/5/12/chartex" xmlns:cx7="http://schemas.microsoft.com/office/drawing/2016/5/13/chartex" xmlns:cx8="http://schemas.microsoft.com/office/drawing/2016/5/14/chartex" xmlns:mc="http://schemas.openxmlformats.org/markup-compatibility/2006" xmlns:aink="http://schemas.microsoft.com/office/drawing/2016/ink" xmlns:am3d="http://schemas.microsoft.com/office/drawing/2017/model3d" xmlns:o="urn:schemas-microsoft-com:office:office" xmlns:oel="http://schemas.microsoft.com/office/2019/extlst" xmlns:r="http://schemas.openxmlformats.org/officeDocument/2006/relationships" xmlns:m="http://schemas.openxmlformats.org/officeDocument/2006/math" xmlns:v="urn:schemas-microsoft-com:vml" xmlns:wp14="http://schemas.microsoft.com/office/word/2010/wordprocessingDrawing" xmlns:wp="http://schemas.openxmlformats.org/drawingml/2006/wordprocessingDrawing" xmlns:w10="urn:schemas-microsoft-com:office:word" xmlns:w="http://schemas.openxmlformats.org/wordprocessingml/2006/main" xmlns:w14="http://schemas.microsoft.com/office/word/2010/wordml" xmlns:w15="http://schemas.microsoft.com/office/word/2012/wordml" xmlns:w16cex="http://schemas.microsoft.com/office/word/2018/wordml/cex" xmlns:w16cid="http://schemas.microsoft.com/office/word/2016/wordml/cid" xmlns:w16="http://schemas.microsoft.com/office/word/2018/wordml" xmlns:w16du="http://schemas.microsoft.com/office/word/2023/wordml/word16du" xmlns:w16sdtdh="http://schemas.microsoft.com/office/word/2020/wordml/sdtdatahash" xmlns:w16sdtfl="http://schemas.microsoft.com/office/word/2024/wordml/sdtformatlock" xmlns:w16se="http://schemas.microsoft.com/office/word/2015/wordml/symex" xmlns:wpg="http://schemas.microsoft.com/office/word/2010/wordprocessingGroup" xmlns:wpi="http://schemas.microsoft.com/office/word/2010/wordprocessingInk" xmlns:wne="http://schemas.microsoft.com/office/word/2006/wordml" xmlns:wps="http://schemas.microsoft.com/office/word/2010/wordprocessingShape" mc:Ignorable="w14 w15 w16se w16cid w16 w16cex w16sdtdh w16sdtfl w16du wp14">
+<w:document xmlns:wpc="http://schemas.microsoft.com/office/word/2010/wordprocessingCanvas" xmlns:cx="http://schemas.microsoft.com/office/drawing/2014/chartex" xmlns:cx1="http://schemas.microsoft.com/office/drawing/2015/9/8/chartex" xmlns:cx2="http://schemas.microsoft.com/office/drawing/2015/10/21/chartex" xmlns:cx3="http://schemas.microsoft.com/office/drawing/2016/5/9/chartex" xmlns:cx4="http://schemas.microsoft.com/office/drawing/2016/5/10/chartex" xmlns:cx5="http://schemas.microsoft.com/office/drawing/2016/5/11/chartex" xmlns:cx6="http://schemas.microsoft.com/office/drawing/2016/5/12/chartex" xmlns:cx7="http://schemas.microsoft.com/office/drawing/2016/5/13/chartex" xmlns:cx8="http://schemas.microsoft.com/office/drawing/2016/5/14/chartex" xmlns:mc="http://schemas.openxmlformats.org/markup-compatibility/2006" xmlns:o="urn:schemas-microsoft-com:office:office" xmlns:r="http://schemas.openxmlformats.org/officeDocument/2006/relationships" xmlns:m="http://schemas.openxmlformats.org/officeDocument/2006/math" xmlns:v="urn:schemas-microsoft-com:vml" xmlns:wp14="http://schemas.microsoft.com/office/word/2010/wordprocessingDrawing" xmlns:wp="http://schemas.openxmlformats.org/drawingml/2006/wordprocessingDrawing" xmlns:w="http://schemas.openxmlformats.org/wordprocessingml/2006/main" xmlns:w14="http://schemas.microsoft.com/office/word/2010/wordml" xmlns:w10="urn:schemas-microsoft-com:office:word" xmlns:w15="http://schemas.microsoft.com/office/word/2012/wordml" xmlns:wpg="http://schemas.microsoft.com/office/word/2010/wordprocessingGroup" xmlns:wpi="http://schemas.microsoft.com/office/word/2010/wordprocessingInk" xmlns:wne="http://schemas.microsoft.com/office/word/2006/wordml" xmlns:wps="http://schemas.microsoft.com/office/word/2010/wordprocessingShape" xmlns:wpsCustomData="http://www.wps.cn/officeDocument/2013/wpsCustomData" mc:Ignorable="w14 w15 wp14">
   <w:body>
     <w:p>
       <w:pPr>
@@ -16,18 +16,8 @@
           <w:b/>
           <w:bCs/>
         </w:rPr>
-        <w:t>From Globally Static to Node- and Time-Adaptive Spatiotemporal Forecasting: Reproduction and Improvement of STH-</w:t>
+        <w:t>From Globally Static to Node- and Time-Adaptive Spatiotemporal Forecasting: Reproduction and Improvement of STH-SepNet</w:t>
       </w:r>
-      <w:proofErr w:type="spellStart"/>
-      <w:r>
-        <w:rPr>
-          <w:rFonts w:ascii="Times New Roman" w:hAnsi="Times New Roman" w:cs="Times New Roman"/>
-          <w:b/>
-          <w:bCs/>
-        </w:rPr>
-        <w:t>SepNet</w:t>
-      </w:r>
-      <w:proofErr w:type="spellEnd"/>
     </w:p>
     <w:p>
       <w:pPr>
@@ -60,40 +50,12 @@
         <w:rPr>
           <w:rFonts w:ascii="Times New Roman" w:hAnsi="Times New Roman" w:cs="Times New Roman"/>
         </w:rPr>
-        <w:t>This report reproduces and improves STH-</w:t>
-      </w:r>
-      <w:proofErr w:type="spellStart"/>
-      <w:r>
-        <w:rPr>
-          <w:rFonts w:ascii="Times New Roman" w:hAnsi="Times New Roman" w:cs="Times New Roman"/>
-        </w:rPr>
-        <w:t>SepNet</w:t>
-      </w:r>
-      <w:proofErr w:type="spellEnd"/>
-      <w:r>
-        <w:rPr>
-          <w:rFonts w:ascii="Times New Roman" w:hAnsi="Times New Roman" w:cs="Times New Roman"/>
-        </w:rPr>
-        <w:t>, a spatiotemporal traffic forecasting model that combines a BERT-style temporal backbone with hypergraph-based spatial modeling. We identify three limitations in the original pipeline: (</w:t>
-      </w:r>
-      <w:proofErr w:type="spellStart"/>
-      <w:r>
-        <w:rPr>
-          <w:rFonts w:ascii="Times New Roman" w:hAnsi="Times New Roman" w:cs="Times New Roman"/>
-        </w:rPr>
-        <w:t>i</w:t>
-      </w:r>
-      <w:proofErr w:type="spellEnd"/>
-      <w:r>
-        <w:rPr>
-          <w:rFonts w:ascii="Times New Roman" w:hAnsi="Times New Roman" w:cs="Times New Roman"/>
-        </w:rPr>
-        <w:t>) sequences from all road segments are averaged before BERT, which obscures node-specific intra-day and cross-day periodic patterns; (ii) the GCN–hypergraph fusion coefficient is fixed and cannot adapt to heterogeneous nodes and time steps; and (iii) the MLP prediction head uses fixed activations and may have limited capacity for the final nonlinear mapping. We formulate three corresponding improvement hypotheses: H1 multi-period memory at the representation stage, H2 node–time adaptive gating at the fusion stage, and H3 a KAN prediction head at the prediction stage. We pilot H1 on PEMS03 and H3 on BIKE-Inflow. H1 reduces MAE from 21.5005 to 17.9783 and RMSE from 32.8145 to 28.4649 on PEMS03, while H3 reduces MAE from 5.2570 ± 0.0302 to 5.1006 ± 0.0240 and RMSE from 14.1383 ± 0.0462 to 13.4306 ± 0.0908 on BIKE-Inflow over three seeds. Because H1 shows the larger relative pilot gain, it is selected for full evaluation across five datasets: BIKE-Inflow, BIKE-Outflow, PEMS03, BJ500, and METR-LA. H3 is retained as a controlled ablation. We report baseline reproduction, H1 full-evaluation results, discrepancy diagnosis, fairness controls, limitations, and agent-use provenance.</w:t>
+        <w:t>This report reproduces and improves STH-SepNet, a spatiotemporal traffic forecasting model that combines a BERT-style temporal backbone with hypergraph-based spatial modeling. We identify three limitations in the original pipeline: (i) sequences from all road segments are averaged before BERT, which obscures node-specific intra-day and cross-day periodic patterns; (ii) the GCN–hypergraph fusion coefficient is fixed and cannot adapt to heterogeneous nodes and time steps; and (iii) the MLP prediction head uses fixed activations and may have limited capacity for the final nonlinear mapping. We formulate three corresponding improvement hypotheses: H1 multi-period memory at the representation stage, H2 node–time adaptive gating at the fusion stage, and H3 a KAN prediction head at the prediction stage. We pilot H1 on PEMS03 and H3 on BIKE-Inflow. H1 reduces MAE from 21.5005 to 17.9783 and RMSE from 32.8145 to 28.4649 on PEMS03, while H3 reduces MAE from 5.2570 ± 0.0302 to 5.1006 ± 0.0240 and RMSE from 14.1383 ± 0.0462 to 13.4306 ± 0.0908 on BIKE-Inflow over three seeds. Because H1 shows the larger relative pilot gain, it is selected for full evaluation across five datasets: BIKE-Inflow, BIKE-Outflow, PEMS03, BJ500, and METR-LA. H3 is retained as a controlled ablation. We report baseline reproduction, H1 full-evaluation results, discrepancy diagnosis, fairness controls, limitations, and agent-use provenance.</w:t>
       </w:r>
     </w:p>
     <w:p>
       <w:pPr>
-        <w:pStyle w:val="a9"/>
+        <w:pStyle w:val="33"/>
         <w:numPr>
           <w:ilvl w:val="0"/>
           <w:numId w:val="2"/>
@@ -127,26 +89,12 @@
         <w:rPr>
           <w:rFonts w:ascii="Times New Roman" w:hAnsi="Times New Roman" w:cs="Times New Roman"/>
         </w:rPr>
-        <w:t>The STH-</w:t>
-      </w:r>
-      <w:proofErr w:type="spellStart"/>
-      <w:r>
-        <w:rPr>
-          <w:rFonts w:ascii="Times New Roman" w:hAnsi="Times New Roman" w:cs="Times New Roman"/>
-        </w:rPr>
-        <w:t>SepNet</w:t>
-      </w:r>
-      <w:proofErr w:type="spellEnd"/>
-      <w:r>
-        <w:rPr>
-          <w:rFonts w:ascii="Times New Roman" w:hAnsi="Times New Roman" w:cs="Times New Roman"/>
-        </w:rPr>
-        <w:t xml:space="preserve"> decouples and integrates the lightweight LLM temporal branch and the adaptive hypergraph spatial branch, reporting leading accuracy on five traffic datasets. However, its overall process is still relatively global and static: in the representation stage, the average of all road segment sequences is taken before feeding into BERT, thereby masking the intraday dynamic and cross-day cycle patterns at the node level (L1); in the fusion stage, the fixed GCN-hypergraph fusion coefficient cannot adaptively balance the local adjacency and high-order group relationships with nodes and time steps (L2); in the prediction stage, the fixed activated MLP head has limited capacity for the complex nonlinear mapping from "fused representation → future traffic" (L3). To address these three separable bottlenecks, we propose a node-time adaptive framework: H1 constructs recent / intra-day / cross-day period tokens for each road segment in the representation stage, explicitly separating the cyclic history from the current cycle deviation; H2 introduces node-time adaptive gating in the fusion stage to dynamically balance the local information of GCN and the high-order information of the hypergraph; H3 replaces the MLP head with a learnable B-spline parameterized KAN head in the prediction stage, adaptively fitting the final nonlinear mapping. The three correspond sequentially to how long-term temporal information is retained, how spatial relationships are adaptively selected, and how the fused representation is mapped to the future state, jointly transforming the original model's global static process into a fully adaptive framework for heterogeneous road segments and dynamic traffic conditions.</w:t>
+        <w:t>The STH-SepNet decouples and integrates the lightweight LLM temporal branch and the adaptive hypergraph spatial branch, reporting leading accuracy on five traffic datasets. However, its overall process is still relatively global and static: in the representation stage, the average of all road segment sequences is taken before feeding into BERT, thereby masking the intraday dynamic and cross-day cycle patterns at the node level (L1); in the fusion stage, the fixed GCN-hypergraph fusion coefficient cannot adaptively balance the local adjacency and high-order group relationships with nodes and time steps (L2); in the prediction stage, the fixed activated MLP head has limited capacity for the complex nonlinear mapping from "fused representation → future traffic" (L3). To address these three separable bottlenecks, we propose a node-time adaptive framework: H1 constructs recent / intra-day / cross-day period tokens for each road segment in the representation stage, explicitly separating the cyclic history from the current cycle deviation; H2 introduces node-time adaptive gating in the fusion stage to dynamically balance the local information of GCN and the high-order information of the hypergraph; H3 replaces the MLP head with a learnable B-spline parameterized KAN head in the prediction stage, adaptively fitting the final nonlinear mapping. The three correspond sequentially to how long-term temporal information is retained, how spatial relationships are adaptively selected, and how the fused representation is mapped to the future state, jointly transforming the original model's global static process into a fully adaptive framework for heterogeneous road segments and dynamic traffic conditions.</w:t>
       </w:r>
     </w:p>
     <w:p>
       <w:pPr>
-        <w:pStyle w:val="a9"/>
+        <w:pStyle w:val="33"/>
         <w:numPr>
           <w:ilvl w:val="0"/>
           <w:numId w:val="2"/>
@@ -195,125 +143,12 @@
         <w:rPr>
           <w:rFonts w:ascii="Times New Roman" w:hAnsi="Times New Roman" w:cs="Times New Roman"/>
         </w:rPr>
-        <w:t>STH-</w:t>
-      </w:r>
-      <w:proofErr w:type="spellStart"/>
-      <w:r>
-        <w:rPr>
-          <w:rFonts w:ascii="Times New Roman" w:hAnsi="Times New Roman" w:cs="Times New Roman"/>
-        </w:rPr>
-        <w:t>SepNet</w:t>
-      </w:r>
-      <w:proofErr w:type="spellEnd"/>
-      <w:r>
-        <w:rPr>
-          <w:rFonts w:ascii="Times New Roman" w:hAnsi="Times New Roman" w:cs="Times New Roman"/>
-        </w:rPr>
-        <w:t xml:space="preserve"> consists of four functional components:</w:t>
-      </w:r>
-      <w:r>
-        <w:rPr>
-          <w:rFonts w:ascii="Times New Roman" w:hAnsi="Times New Roman" w:cs="Times New Roman"/>
-        </w:rPr>
-        <w:t xml:space="preserve"> 1) </w:t>
-      </w:r>
-      <w:r>
-        <w:rPr>
-          <w:rFonts w:ascii="Times New Roman" w:hAnsi="Times New Roman" w:cs="Times New Roman"/>
-        </w:rPr>
-        <w:t>Temporal embedding and LLM branch. Input sequences are embedded and passed through a lightweight LLM. The paper’</w:t>
-      </w:r>
-      <w:proofErr w:type="spellStart"/>
-      <w:r>
-        <w:rPr>
-          <w:rFonts w:ascii="Times New Roman" w:hAnsi="Times New Roman" w:cs="Times New Roman"/>
-        </w:rPr>
-        <w:t>s low</w:t>
-      </w:r>
-      <w:proofErr w:type="spellEnd"/>
-      <w:r>
-        <w:rPr>
-          <w:rFonts w:ascii="Times New Roman" w:hAnsi="Times New Roman" w:cs="Times New Roman"/>
-        </w:rPr>
-        <w:t xml:space="preserve">-rank </w:t>
-      </w:r>
-      <w:r>
-        <w:rPr>
-          <w:rFonts w:ascii="Times New Roman" w:hAnsi="Times New Roman" w:cs="Times New Roman"/>
-        </w:rPr>
-        <w:lastRenderedPageBreak/>
-        <w:t>temporal hypothesis motivates using compact models rather than full-scale LLMs.</w:t>
-      </w:r>
-      <w:r>
-        <w:rPr>
-          <w:rFonts w:ascii="Times New Roman" w:hAnsi="Times New Roman" w:cs="Times New Roman"/>
-        </w:rPr>
-        <w:t xml:space="preserve"> 2) </w:t>
-      </w:r>
-      <w:r>
-        <w:rPr>
-          <w:rFonts w:ascii="Times New Roman" w:hAnsi="Times New Roman" w:cs="Times New Roman"/>
-        </w:rPr>
-        <w:t>Adaptive hypergraph spatial branch. Hyperedges are dynamically constructed from learned node representations and higher-order neighborhoods, allowing the model to represent spatial drift beyond a fixed adjacency matrix.</w:t>
-      </w:r>
-      <w:r>
-        <w:rPr>
-          <w:rFonts w:ascii="Times New Roman" w:hAnsi="Times New Roman" w:cs="Times New Roman"/>
-        </w:rPr>
-        <w:t xml:space="preserve"> 3) </w:t>
-      </w:r>
-      <w:r>
-        <w:rPr>
-          <w:rFonts w:ascii="Times New Roman" w:hAnsi="Times New Roman" w:cs="Times New Roman"/>
-        </w:rPr>
-        <w:t>Gated fusion. A carefully designed gate fuses temporal and spatial representations.</w:t>
-      </w:r>
-      <w:r>
-        <w:rPr>
-          <w:rFonts w:ascii="Times New Roman" w:hAnsi="Times New Roman" w:cs="Times New Roman"/>
-        </w:rPr>
-        <w:t xml:space="preserve"> 4) </w:t>
-      </w:r>
-      <w:r>
-        <w:rPr>
-          <w:rFonts w:ascii="Times New Roman" w:hAnsi="Times New Roman" w:cs="Times New Roman"/>
-        </w:rPr>
-        <w:t xml:space="preserve">Prediction head. A flatten-and-linear head maps the fused representation to the forecast horizon. In the official code, this head is </w:t>
-      </w:r>
-      <w:proofErr w:type="spellStart"/>
-      <w:r>
-        <w:rPr>
-          <w:rFonts w:ascii="Times New Roman" w:hAnsi="Times New Roman" w:cs="Times New Roman"/>
-        </w:rPr>
-        <w:t>FlattenHead.linear</w:t>
-      </w:r>
-      <w:proofErr w:type="spellEnd"/>
-      <w:r>
-        <w:rPr>
-          <w:rFonts w:ascii="Times New Roman" w:hAnsi="Times New Roman" w:cs="Times New Roman"/>
-        </w:rPr>
-        <w:t xml:space="preserve">, an </w:t>
-      </w:r>
-      <w:proofErr w:type="spellStart"/>
-      <w:proofErr w:type="gramStart"/>
-      <w:r>
-        <w:rPr>
-          <w:rFonts w:ascii="Times New Roman" w:hAnsi="Times New Roman" w:cs="Times New Roman"/>
-        </w:rPr>
-        <w:t>nn.Linear</w:t>
-      </w:r>
-      <w:proofErr w:type="spellEnd"/>
-      <w:proofErr w:type="gramEnd"/>
-      <w:r>
-        <w:rPr>
-          <w:rFonts w:ascii="Times New Roman" w:hAnsi="Times New Roman" w:cs="Times New Roman"/>
-        </w:rPr>
-        <w:t>(192, 48) after flattening.</w:t>
+        <w:t>STH-SepNet consists of four functional components: 1) Temporal embedding and LLM branch. Input sequences are embedded and passed through a lightweight LLM. The paper’s low-rank temporal hypothesis motivates using compact models rather than full-scale LLMs. 2) Adaptive hypergraph spatial branch. Hyperedges are dynamically constructed from learned node representations and higher-order neighborhoods, allowing the model to represent spatial drift beyond a fixed adjacency matrix. 3) Gated fusion. A carefully designed gate fuses temporal and spatial representations. 4) Prediction head. A flatten-and-linear head maps the fused representation to the forecast horizon. In the official code, this head is FlattenHead.linear, an nn.Linear(192, 48) after flattening.</w:t>
       </w:r>
     </w:p>
     <w:p>
       <w:pPr>
-        <w:pStyle w:val="a9"/>
+        <w:pStyle w:val="33"/>
         <w:numPr>
           <w:ilvl w:val="1"/>
           <w:numId w:val="2"/>
@@ -333,7 +168,7 @@
     </w:p>
     <w:p>
       <w:pPr>
-        <w:pStyle w:val="tablehead"/>
+        <w:pStyle w:val="41"/>
         <w:rPr>
           <w:rFonts w:ascii="Times New Roman" w:hAnsi="Times New Roman" w:cs="Times New Roman"/>
         </w:rPr>
@@ -341,21 +176,53 @@
     </w:p>
     <w:tbl>
       <w:tblPr>
-        <w:tblStyle w:val="af4"/>
+        <w:tblStyle w:val="16"/>
         <w:tblW w:w="0" w:type="auto"/>
-        <w:tblLook w:val="04A0" w:firstRow="1" w:lastRow="0" w:firstColumn="1" w:lastColumn="0" w:noHBand="0" w:noVBand="1"/>
+        <w:tblInd w:w="0" w:type="dxa"/>
+        <w:tblBorders>
+          <w:top w:val="single" w:color="auto" w:sz="4" w:space="0"/>
+          <w:left w:val="single" w:color="auto" w:sz="4" w:space="0"/>
+          <w:bottom w:val="single" w:color="auto" w:sz="4" w:space="0"/>
+          <w:right w:val="single" w:color="auto" w:sz="4" w:space="0"/>
+          <w:insideH w:val="single" w:color="auto" w:sz="4" w:space="0"/>
+          <w:insideV w:val="single" w:color="auto" w:sz="4" w:space="0"/>
+        </w:tblBorders>
+        <w:tblLayout w:type="autofit"/>
+        <w:tblCellMar>
+          <w:top w:w="0" w:type="dxa"/>
+          <w:left w:w="108" w:type="dxa"/>
+          <w:bottom w:w="0" w:type="dxa"/>
+          <w:right w:w="108" w:type="dxa"/>
+        </w:tblCellMar>
       </w:tblPr>
       <w:tblGrid>
         <w:gridCol w:w="2122"/>
         <w:gridCol w:w="6174"/>
       </w:tblGrid>
       <w:tr>
+        <w:tblPrEx>
+          <w:tblBorders>
+            <w:top w:val="single" w:color="auto" w:sz="4" w:space="0"/>
+            <w:left w:val="single" w:color="auto" w:sz="4" w:space="0"/>
+            <w:bottom w:val="single" w:color="auto" w:sz="4" w:space="0"/>
+            <w:right w:val="single" w:color="auto" w:sz="4" w:space="0"/>
+            <w:insideH w:val="single" w:color="auto" w:sz="4" w:space="0"/>
+            <w:insideV w:val="single" w:color="auto" w:sz="4" w:space="0"/>
+          </w:tblBorders>
+          <w:tblCellMar>
+            <w:top w:w="0" w:type="dxa"/>
+            <w:left w:w="108" w:type="dxa"/>
+            <w:bottom w:w="0" w:type="dxa"/>
+            <w:right w:w="108" w:type="dxa"/>
+          </w:tblCellMar>
+        </w:tblPrEx>
         <w:tc>
           <w:tcPr>
             <w:tcW w:w="2122" w:type="dxa"/>
           </w:tcPr>
           <w:p>
             <w:pPr>
+              <w:spacing w:after="0" w:line="240" w:lineRule="auto"/>
               <w:jc w:val="both"/>
               <w:rPr>
                 <w:rFonts w:ascii="Times New Roman" w:hAnsi="Times New Roman" w:cs="Times New Roman"/>
@@ -375,6 +242,7 @@
           </w:tcPr>
           <w:p>
             <w:pPr>
+              <w:spacing w:after="0" w:line="240" w:lineRule="auto"/>
               <w:jc w:val="both"/>
               <w:rPr>
                 <w:rFonts w:ascii="Times New Roman" w:hAnsi="Times New Roman" w:cs="Times New Roman"/>
@@ -390,12 +258,29 @@
         </w:tc>
       </w:tr>
       <w:tr>
+        <w:tblPrEx>
+          <w:tblBorders>
+            <w:top w:val="single" w:color="auto" w:sz="4" w:space="0"/>
+            <w:left w:val="single" w:color="auto" w:sz="4" w:space="0"/>
+            <w:bottom w:val="single" w:color="auto" w:sz="4" w:space="0"/>
+            <w:right w:val="single" w:color="auto" w:sz="4" w:space="0"/>
+            <w:insideH w:val="single" w:color="auto" w:sz="4" w:space="0"/>
+            <w:insideV w:val="single" w:color="auto" w:sz="4" w:space="0"/>
+          </w:tblBorders>
+          <w:tblCellMar>
+            <w:top w:w="0" w:type="dxa"/>
+            <w:left w:w="108" w:type="dxa"/>
+            <w:bottom w:w="0" w:type="dxa"/>
+            <w:right w:w="108" w:type="dxa"/>
+          </w:tblCellMar>
+        </w:tblPrEx>
         <w:tc>
           <w:tcPr>
             <w:tcW w:w="2122" w:type="dxa"/>
           </w:tcPr>
           <w:p>
             <w:pPr>
+              <w:spacing w:after="0" w:line="240" w:lineRule="auto"/>
               <w:jc w:val="both"/>
               <w:rPr>
                 <w:rFonts w:ascii="Times New Roman" w:hAnsi="Times New Roman" w:cs="Times New Roman"/>
@@ -415,69 +300,45 @@
           </w:tcPr>
           <w:p>
             <w:pPr>
-              <w:jc w:val="both"/>
-              <w:rPr>
-                <w:rFonts w:ascii="Times New Roman" w:hAnsi="Times New Roman" w:cs="Times New Roman"/>
-              </w:rPr>
-            </w:pPr>
-            <w:r>
-              <w:rPr>
-                <w:rFonts w:ascii="Times New Roman" w:hAnsi="Times New Roman" w:cs="Times New Roman"/>
-              </w:rPr>
-              <w:t xml:space="preserve">BERT-base, </w:t>
-            </w:r>
-            <w:proofErr w:type="spellStart"/>
-            <w:r>
-              <w:rPr>
-                <w:rFonts w:ascii="Times New Roman" w:hAnsi="Times New Roman" w:cs="Times New Roman"/>
-              </w:rPr>
-              <w:t>llm_layers</w:t>
-            </w:r>
-            <w:proofErr w:type="spellEnd"/>
-            <w:r>
-              <w:rPr>
-                <w:rFonts w:ascii="Times New Roman" w:hAnsi="Times New Roman" w:cs="Times New Roman"/>
-              </w:rPr>
-              <w:t xml:space="preserve">=6, local </w:t>
-            </w:r>
-            <w:proofErr w:type="spellStart"/>
-            <w:r>
-              <w:rPr>
-                <w:rFonts w:ascii="Times New Roman" w:hAnsi="Times New Roman" w:cs="Times New Roman"/>
-              </w:rPr>
-              <w:t>huggingface</w:t>
-            </w:r>
-            <w:proofErr w:type="spellEnd"/>
-            <w:r>
-              <w:rPr>
-                <w:rFonts w:ascii="Times New Roman" w:hAnsi="Times New Roman" w:cs="Times New Roman"/>
-              </w:rPr>
-              <w:t>/</w:t>
-            </w:r>
-            <w:proofErr w:type="spellStart"/>
-            <w:r>
-              <w:rPr>
-                <w:rFonts w:ascii="Times New Roman" w:hAnsi="Times New Roman" w:cs="Times New Roman"/>
-              </w:rPr>
-              <w:t>google_bert</w:t>
-            </w:r>
-            <w:proofErr w:type="spellEnd"/>
-            <w:r>
-              <w:rPr>
-                <w:rFonts w:ascii="Times New Roman" w:hAnsi="Times New Roman" w:cs="Times New Roman"/>
-              </w:rPr>
-              <w:t>/</w:t>
+              <w:spacing w:after="0" w:line="240" w:lineRule="auto"/>
+              <w:jc w:val="both"/>
+              <w:rPr>
+                <w:rFonts w:ascii="Times New Roman" w:hAnsi="Times New Roman" w:cs="Times New Roman"/>
+              </w:rPr>
+            </w:pPr>
+            <w:r>
+              <w:rPr>
+                <w:rFonts w:ascii="Times New Roman" w:hAnsi="Times New Roman" w:cs="Times New Roman"/>
+              </w:rPr>
+              <w:t>BERT-base, llm_layers=6, local huggingface/google_bert/</w:t>
             </w:r>
           </w:p>
         </w:tc>
       </w:tr>
       <w:tr>
+        <w:tblPrEx>
+          <w:tblBorders>
+            <w:top w:val="single" w:color="auto" w:sz="4" w:space="0"/>
+            <w:left w:val="single" w:color="auto" w:sz="4" w:space="0"/>
+            <w:bottom w:val="single" w:color="auto" w:sz="4" w:space="0"/>
+            <w:right w:val="single" w:color="auto" w:sz="4" w:space="0"/>
+            <w:insideH w:val="single" w:color="auto" w:sz="4" w:space="0"/>
+            <w:insideV w:val="single" w:color="auto" w:sz="4" w:space="0"/>
+          </w:tblBorders>
+          <w:tblCellMar>
+            <w:top w:w="0" w:type="dxa"/>
+            <w:left w:w="108" w:type="dxa"/>
+            <w:bottom w:w="0" w:type="dxa"/>
+            <w:right w:w="108" w:type="dxa"/>
+          </w:tblCellMar>
+        </w:tblPrEx>
         <w:tc>
           <w:tcPr>
             <w:tcW w:w="2122" w:type="dxa"/>
           </w:tcPr>
           <w:p>
             <w:pPr>
+              <w:spacing w:after="0" w:line="240" w:lineRule="auto"/>
               <w:jc w:val="both"/>
               <w:rPr>
                 <w:rFonts w:ascii="Times New Roman" w:hAnsi="Times New Roman" w:cs="Times New Roman"/>
@@ -497,55 +358,39 @@
           </w:tcPr>
           <w:p>
             <w:pPr>
-              <w:jc w:val="both"/>
-              <w:rPr>
-                <w:rFonts w:ascii="Times New Roman" w:hAnsi="Times New Roman" w:cs="Times New Roman"/>
-              </w:rPr>
-            </w:pPr>
-            <w:r>
-              <w:rPr>
-                <w:rFonts w:ascii="Times New Roman" w:hAnsi="Times New Roman" w:cs="Times New Roman"/>
-              </w:rPr>
-              <w:t>Adaptive hypergraph, --</w:t>
-            </w:r>
-            <w:proofErr w:type="spellStart"/>
-            <w:r>
-              <w:rPr>
-                <w:rFonts w:ascii="Times New Roman" w:hAnsi="Times New Roman" w:cs="Times New Roman"/>
-              </w:rPr>
-              <w:t>fusion_gate</w:t>
-            </w:r>
-            <w:proofErr w:type="spellEnd"/>
-            <w:r>
-              <w:rPr>
-                <w:rFonts w:ascii="Times New Roman" w:hAnsi="Times New Roman" w:cs="Times New Roman"/>
-              </w:rPr>
-              <w:t xml:space="preserve"> adaptive, --</w:t>
-            </w:r>
-            <w:proofErr w:type="spellStart"/>
-            <w:r>
-              <w:rPr>
-                <w:rFonts w:ascii="Times New Roman" w:hAnsi="Times New Roman" w:cs="Times New Roman"/>
-              </w:rPr>
-              <w:t>scale_hyperedges</w:t>
-            </w:r>
-            <w:proofErr w:type="spellEnd"/>
-            <w:r>
-              <w:rPr>
-                <w:rFonts w:ascii="Times New Roman" w:hAnsi="Times New Roman" w:cs="Times New Roman"/>
-              </w:rPr>
-              <w:t xml:space="preserve"> 3</w:t>
+              <w:spacing w:after="0" w:line="240" w:lineRule="auto"/>
+              <w:jc w:val="both"/>
+              <w:rPr>
+                <w:rFonts w:ascii="Times New Roman" w:hAnsi="Times New Roman" w:cs="Times New Roman"/>
+              </w:rPr>
+            </w:pPr>
+            <w:r>
+              <w:rPr>
+                <w:rFonts w:ascii="Times New Roman" w:hAnsi="Times New Roman" w:cs="Times New Roman"/>
+              </w:rPr>
+              <w:t>Adaptive hypergraph, --fusion_gate adaptive, --scale_hyperedges 3</w:t>
             </w:r>
           </w:p>
         </w:tc>
       </w:tr>
       <w:tr>
+        <w:tblPrEx>
+          <w:tblBorders>
+            <w:top w:val="single" w:color="auto" w:sz="4" w:space="0"/>
+            <w:left w:val="single" w:color="auto" w:sz="4" w:space="0"/>
+            <w:bottom w:val="single" w:color="auto" w:sz="4" w:space="0"/>
+            <w:right w:val="single" w:color="auto" w:sz="4" w:space="0"/>
+            <w:insideH w:val="single" w:color="auto" w:sz="4" w:space="0"/>
+            <w:insideV w:val="single" w:color="auto" w:sz="4" w:space="0"/>
+          </w:tblBorders>
+        </w:tblPrEx>
         <w:tc>
           <w:tcPr>
             <w:tcW w:w="2122" w:type="dxa"/>
           </w:tcPr>
           <w:p>
             <w:pPr>
+              <w:spacing w:after="0" w:line="240" w:lineRule="auto"/>
               <w:jc w:val="both"/>
               <w:rPr>
                 <w:rFonts w:ascii="Times New Roman" w:hAnsi="Times New Roman" w:cs="Times New Roman"/>
@@ -565,63 +410,45 @@
           </w:tcPr>
           <w:p>
             <w:pPr>
-              <w:jc w:val="both"/>
-              <w:rPr>
-                <w:rFonts w:ascii="Times New Roman" w:hAnsi="Times New Roman" w:cs="Times New Roman"/>
-              </w:rPr>
-            </w:pPr>
-            <w:proofErr w:type="spellStart"/>
-            <w:r>
-              <w:rPr>
-                <w:rFonts w:ascii="Times New Roman" w:hAnsi="Times New Roman" w:cs="Times New Roman"/>
-              </w:rPr>
-              <w:t>seq_len</w:t>
-            </w:r>
-            <w:proofErr w:type="spellEnd"/>
-            <w:r>
-              <w:rPr>
-                <w:rFonts w:ascii="Times New Roman" w:hAnsi="Times New Roman" w:cs="Times New Roman"/>
-              </w:rPr>
-              <w:t xml:space="preserve">=48, </w:t>
-            </w:r>
-            <w:proofErr w:type="spellStart"/>
-            <w:r>
-              <w:rPr>
-                <w:rFonts w:ascii="Times New Roman" w:hAnsi="Times New Roman" w:cs="Times New Roman"/>
-              </w:rPr>
-              <w:t>label_len</w:t>
-            </w:r>
-            <w:proofErr w:type="spellEnd"/>
-            <w:r>
-              <w:rPr>
-                <w:rFonts w:ascii="Times New Roman" w:hAnsi="Times New Roman" w:cs="Times New Roman"/>
-              </w:rPr>
-              <w:t xml:space="preserve">=48, </w:t>
-            </w:r>
-            <w:proofErr w:type="spellStart"/>
-            <w:r>
-              <w:rPr>
-                <w:rFonts w:ascii="Times New Roman" w:hAnsi="Times New Roman" w:cs="Times New Roman"/>
-              </w:rPr>
-              <w:t>pred_len</w:t>
-            </w:r>
-            <w:proofErr w:type="spellEnd"/>
-            <w:r>
-              <w:rPr>
-                <w:rFonts w:ascii="Times New Roman" w:hAnsi="Times New Roman" w:cs="Times New Roman"/>
-              </w:rPr>
-              <w:t>=48</w:t>
+              <w:spacing w:after="0" w:line="240" w:lineRule="auto"/>
+              <w:jc w:val="both"/>
+              <w:rPr>
+                <w:rFonts w:ascii="Times New Roman" w:hAnsi="Times New Roman" w:cs="Times New Roman"/>
+              </w:rPr>
+            </w:pPr>
+            <w:r>
+              <w:rPr>
+                <w:rFonts w:ascii="Times New Roman" w:hAnsi="Times New Roman" w:cs="Times New Roman"/>
+              </w:rPr>
+              <w:t>seq_len=48, label_len=48, pred_len=48</w:t>
             </w:r>
           </w:p>
         </w:tc>
       </w:tr>
       <w:tr>
+        <w:tblPrEx>
+          <w:tblBorders>
+            <w:top w:val="single" w:color="auto" w:sz="4" w:space="0"/>
+            <w:left w:val="single" w:color="auto" w:sz="4" w:space="0"/>
+            <w:bottom w:val="single" w:color="auto" w:sz="4" w:space="0"/>
+            <w:right w:val="single" w:color="auto" w:sz="4" w:space="0"/>
+            <w:insideH w:val="single" w:color="auto" w:sz="4" w:space="0"/>
+            <w:insideV w:val="single" w:color="auto" w:sz="4" w:space="0"/>
+          </w:tblBorders>
+          <w:tblCellMar>
+            <w:top w:w="0" w:type="dxa"/>
+            <w:left w:w="108" w:type="dxa"/>
+            <w:bottom w:w="0" w:type="dxa"/>
+            <w:right w:w="108" w:type="dxa"/>
+          </w:tblCellMar>
+        </w:tblPrEx>
         <w:tc>
           <w:tcPr>
             <w:tcW w:w="2122" w:type="dxa"/>
           </w:tcPr>
           <w:p>
             <w:pPr>
+              <w:spacing w:after="0" w:line="240" w:lineRule="auto"/>
               <w:jc w:val="both"/>
               <w:rPr>
                 <w:rFonts w:ascii="Times New Roman" w:hAnsi="Times New Roman" w:cs="Times New Roman"/>
@@ -641,63 +468,45 @@
           </w:tcPr>
           <w:p>
             <w:pPr>
-              <w:jc w:val="both"/>
-              <w:rPr>
-                <w:rFonts w:ascii="Times New Roman" w:hAnsi="Times New Roman" w:cs="Times New Roman"/>
-              </w:rPr>
-            </w:pPr>
-            <w:proofErr w:type="spellStart"/>
-            <w:r>
-              <w:rPr>
-                <w:rFonts w:ascii="Times New Roman" w:hAnsi="Times New Roman" w:cs="Times New Roman"/>
-              </w:rPr>
-              <w:t>lr</w:t>
-            </w:r>
-            <w:proofErr w:type="spellEnd"/>
-            <w:r>
-              <w:rPr>
-                <w:rFonts w:ascii="Times New Roman" w:hAnsi="Times New Roman" w:cs="Times New Roman"/>
-              </w:rPr>
-              <w:t xml:space="preserve">=1e-4, batch=16, </w:t>
-            </w:r>
-            <w:proofErr w:type="spellStart"/>
-            <w:r>
-              <w:rPr>
-                <w:rFonts w:ascii="Times New Roman" w:hAnsi="Times New Roman" w:cs="Times New Roman"/>
-              </w:rPr>
-              <w:t>d_model</w:t>
-            </w:r>
-            <w:proofErr w:type="spellEnd"/>
-            <w:r>
-              <w:rPr>
-                <w:rFonts w:ascii="Times New Roman" w:hAnsi="Times New Roman" w:cs="Times New Roman"/>
-              </w:rPr>
-              <w:t xml:space="preserve">=768, </w:t>
-            </w:r>
-            <w:proofErr w:type="spellStart"/>
-            <w:r>
-              <w:rPr>
-                <w:rFonts w:ascii="Times New Roman" w:hAnsi="Times New Roman" w:cs="Times New Roman"/>
-              </w:rPr>
-              <w:t>d_ff</w:t>
-            </w:r>
-            <w:proofErr w:type="spellEnd"/>
-            <w:r>
-              <w:rPr>
-                <w:rFonts w:ascii="Times New Roman" w:hAnsi="Times New Roman" w:cs="Times New Roman"/>
-              </w:rPr>
-              <w:t>=32, gamma=1.0, 50 epochs, patience=10</w:t>
+              <w:spacing w:after="0" w:line="240" w:lineRule="auto"/>
+              <w:jc w:val="both"/>
+              <w:rPr>
+                <w:rFonts w:ascii="Times New Roman" w:hAnsi="Times New Roman" w:cs="Times New Roman"/>
+              </w:rPr>
+            </w:pPr>
+            <w:r>
+              <w:rPr>
+                <w:rFonts w:ascii="Times New Roman" w:hAnsi="Times New Roman" w:cs="Times New Roman"/>
+              </w:rPr>
+              <w:t>lr=1e-4, batch=16, d_model=768, d_ff=32, gamma=1.0, 50 epochs, patience=10</w:t>
             </w:r>
           </w:p>
         </w:tc>
       </w:tr>
       <w:tr>
+        <w:tblPrEx>
+          <w:tblBorders>
+            <w:top w:val="single" w:color="auto" w:sz="4" w:space="0"/>
+            <w:left w:val="single" w:color="auto" w:sz="4" w:space="0"/>
+            <w:bottom w:val="single" w:color="auto" w:sz="4" w:space="0"/>
+            <w:right w:val="single" w:color="auto" w:sz="4" w:space="0"/>
+            <w:insideH w:val="single" w:color="auto" w:sz="4" w:space="0"/>
+            <w:insideV w:val="single" w:color="auto" w:sz="4" w:space="0"/>
+          </w:tblBorders>
+          <w:tblCellMar>
+            <w:top w:w="0" w:type="dxa"/>
+            <w:left w:w="108" w:type="dxa"/>
+            <w:bottom w:w="0" w:type="dxa"/>
+            <w:right w:w="108" w:type="dxa"/>
+          </w:tblCellMar>
+        </w:tblPrEx>
         <w:tc>
           <w:tcPr>
             <w:tcW w:w="2122" w:type="dxa"/>
           </w:tcPr>
           <w:p>
             <w:pPr>
+              <w:spacing w:after="0" w:line="240" w:lineRule="auto"/>
               <w:jc w:val="both"/>
               <w:rPr>
                 <w:rFonts w:ascii="Times New Roman" w:hAnsi="Times New Roman" w:cs="Times New Roman"/>
@@ -717,6 +526,7 @@
           </w:tcPr>
           <w:p>
             <w:pPr>
+              <w:spacing w:after="0" w:line="240" w:lineRule="auto"/>
               <w:jc w:val="both"/>
               <w:rPr>
                 <w:rFonts w:ascii="Times New Roman" w:hAnsi="Times New Roman" w:cs="Times New Roman"/>
@@ -744,21 +554,7 @@
         <w:rPr>
           <w:rFonts w:ascii="Times New Roman" w:hAnsi="Times New Roman" w:cs="Times New Roman"/>
         </w:rPr>
-        <w:t xml:space="preserve">The baseline is the same corrected baseline shared by H1 and H3: environment adaptations—seed actually taking effect, Windows spawn protection, checkpoint-key prefix repair, </w:t>
-      </w:r>
-      <w:proofErr w:type="spellStart"/>
-      <w:r>
-        <w:rPr>
-          <w:rFonts w:ascii="Times New Roman" w:hAnsi="Times New Roman" w:cs="Times New Roman"/>
-        </w:rPr>
-        <w:t>dtype</w:t>
-      </w:r>
-      <w:proofErr w:type="spellEnd"/>
-      <w:r>
-        <w:rPr>
-          <w:rFonts w:ascii="Times New Roman" w:hAnsi="Times New Roman" w:cs="Times New Roman"/>
-        </w:rPr>
-        <w:t xml:space="preserve"> adaptation, and local path fixes—are common to all experiments and are not scientific variables.</w:t>
+        <w:t>The baseline is the same corrected baseline shared by H1 and H3: environment adaptations—seed actually taking effect, Windows spawn protection, checkpoint-key prefix repair, dtype adaptation, and local path fixes—are common to all experiments and are not scientific variables.</w:t>
       </w:r>
     </w:p>
     <w:p>
@@ -819,7 +615,7 @@
     </w:p>
     <w:p>
       <w:pPr>
-        <w:pStyle w:val="tablehead"/>
+        <w:pStyle w:val="41"/>
         <w:rPr>
           <w:rFonts w:ascii="Times New Roman" w:hAnsi="Times New Roman" w:cs="Times New Roman"/>
         </w:rPr>
@@ -827,9 +623,24 @@
     </w:p>
     <w:tbl>
       <w:tblPr>
-        <w:tblStyle w:val="af4"/>
+        <w:tblStyle w:val="16"/>
         <w:tblW w:w="0" w:type="auto"/>
-        <w:tblLook w:val="04A0" w:firstRow="1" w:lastRow="0" w:firstColumn="1" w:lastColumn="0" w:noHBand="0" w:noVBand="1"/>
+        <w:tblInd w:w="0" w:type="dxa"/>
+        <w:tblBorders>
+          <w:top w:val="single" w:color="auto" w:sz="4" w:space="0"/>
+          <w:left w:val="single" w:color="auto" w:sz="4" w:space="0"/>
+          <w:bottom w:val="single" w:color="auto" w:sz="4" w:space="0"/>
+          <w:right w:val="single" w:color="auto" w:sz="4" w:space="0"/>
+          <w:insideH w:val="single" w:color="auto" w:sz="4" w:space="0"/>
+          <w:insideV w:val="single" w:color="auto" w:sz="4" w:space="0"/>
+        </w:tblBorders>
+        <w:tblLayout w:type="autofit"/>
+        <w:tblCellMar>
+          <w:top w:w="0" w:type="dxa"/>
+          <w:left w:w="108" w:type="dxa"/>
+          <w:bottom w:w="0" w:type="dxa"/>
+          <w:right w:w="108" w:type="dxa"/>
+        </w:tblCellMar>
       </w:tblPr>
       <w:tblGrid>
         <w:gridCol w:w="1555"/>
@@ -837,12 +648,29 @@
         <w:gridCol w:w="2631"/>
       </w:tblGrid>
       <w:tr>
+        <w:tblPrEx>
+          <w:tblBorders>
+            <w:top w:val="single" w:color="auto" w:sz="4" w:space="0"/>
+            <w:left w:val="single" w:color="auto" w:sz="4" w:space="0"/>
+            <w:bottom w:val="single" w:color="auto" w:sz="4" w:space="0"/>
+            <w:right w:val="single" w:color="auto" w:sz="4" w:space="0"/>
+            <w:insideH w:val="single" w:color="auto" w:sz="4" w:space="0"/>
+            <w:insideV w:val="single" w:color="auto" w:sz="4" w:space="0"/>
+          </w:tblBorders>
+          <w:tblCellMar>
+            <w:top w:w="0" w:type="dxa"/>
+            <w:left w:w="108" w:type="dxa"/>
+            <w:bottom w:w="0" w:type="dxa"/>
+            <w:right w:w="108" w:type="dxa"/>
+          </w:tblCellMar>
+        </w:tblPrEx>
         <w:tc>
           <w:tcPr>
             <w:tcW w:w="1555" w:type="dxa"/>
           </w:tcPr>
           <w:p>
             <w:pPr>
+              <w:spacing w:after="0" w:line="240" w:lineRule="auto"/>
               <w:jc w:val="both"/>
               <w:rPr>
                 <w:rFonts w:ascii="Times New Roman" w:hAnsi="Times New Roman" w:cs="Times New Roman"/>
@@ -862,6 +690,7 @@
           </w:tcPr>
           <w:p>
             <w:pPr>
+              <w:spacing w:after="0" w:line="240" w:lineRule="auto"/>
               <w:jc w:val="both"/>
               <w:rPr>
                 <w:rFonts w:ascii="Times New Roman" w:hAnsi="Times New Roman" w:cs="Times New Roman"/>
@@ -881,6 +710,7 @@
           </w:tcPr>
           <w:p>
             <w:pPr>
+              <w:spacing w:after="0" w:line="240" w:lineRule="auto"/>
               <w:jc w:val="both"/>
               <w:rPr>
                 <w:rFonts w:ascii="Times New Roman" w:hAnsi="Times New Roman" w:cs="Times New Roman"/>
@@ -896,12 +726,29 @@
         </w:tc>
       </w:tr>
       <w:tr>
+        <w:tblPrEx>
+          <w:tblBorders>
+            <w:top w:val="single" w:color="auto" w:sz="4" w:space="0"/>
+            <w:left w:val="single" w:color="auto" w:sz="4" w:space="0"/>
+            <w:bottom w:val="single" w:color="auto" w:sz="4" w:space="0"/>
+            <w:right w:val="single" w:color="auto" w:sz="4" w:space="0"/>
+            <w:insideH w:val="single" w:color="auto" w:sz="4" w:space="0"/>
+            <w:insideV w:val="single" w:color="auto" w:sz="4" w:space="0"/>
+          </w:tblBorders>
+          <w:tblCellMar>
+            <w:top w:w="0" w:type="dxa"/>
+            <w:left w:w="108" w:type="dxa"/>
+            <w:bottom w:w="0" w:type="dxa"/>
+            <w:right w:w="108" w:type="dxa"/>
+          </w:tblCellMar>
+        </w:tblPrEx>
         <w:tc>
           <w:tcPr>
             <w:tcW w:w="1555" w:type="dxa"/>
           </w:tcPr>
           <w:p>
             <w:pPr>
+              <w:spacing w:after="0" w:line="240" w:lineRule="auto"/>
               <w:jc w:val="both"/>
               <w:rPr>
                 <w:rFonts w:ascii="Times New Roman" w:hAnsi="Times New Roman" w:cs="Times New Roman"/>
@@ -921,6 +768,7 @@
           </w:tcPr>
           <w:p>
             <w:pPr>
+              <w:spacing w:after="0" w:line="240" w:lineRule="auto"/>
               <w:jc w:val="both"/>
               <w:rPr>
                 <w:rFonts w:ascii="Times New Roman" w:hAnsi="Times New Roman" w:cs="Times New Roman"/>
@@ -940,51 +788,49 @@
           </w:tcPr>
           <w:p>
             <w:pPr>
-              <w:jc w:val="both"/>
-              <w:rPr>
-                <w:rFonts w:ascii="Times New Roman" w:hAnsi="Times New Roman" w:cs="Times New Roman"/>
-              </w:rPr>
-            </w:pPr>
-            <w:r>
-              <w:rPr>
-                <w:rFonts w:ascii="Times New Roman" w:hAnsi="Times New Roman" w:cs="Times New Roman"/>
-              </w:rPr>
-              <w:t>295</w:t>
-            </w:r>
-            <w:r>
-              <w:rPr>
-                <w:rFonts w:ascii="Times New Roman" w:hAnsi="Times New Roman" w:cs="Times New Roman"/>
-              </w:rPr>
-              <w:t xml:space="preserve"> </w:t>
-            </w:r>
-            <w:r>
-              <w:rPr>
-                <w:rFonts w:ascii="Times New Roman" w:hAnsi="Times New Roman" w:cs="Times New Roman"/>
-              </w:rPr>
-              <w:t>nodes,</w:t>
-            </w:r>
-            <w:r>
-              <w:rPr>
-                <w:rFonts w:ascii="Times New Roman" w:hAnsi="Times New Roman" w:cs="Times New Roman"/>
-              </w:rPr>
-              <w:t xml:space="preserve"> </w:t>
-            </w:r>
-            <w:r>
-              <w:rPr>
-                <w:rFonts w:ascii="Times New Roman" w:hAnsi="Times New Roman" w:cs="Times New Roman"/>
-              </w:rPr>
-              <w:t>5-minute granularity</w:t>
-            </w:r>
+              <w:spacing w:after="0" w:line="240" w:lineRule="auto"/>
+              <w:jc w:val="both"/>
+              <w:rPr>
+                <w:rFonts w:ascii="Times New Roman" w:hAnsi="Times New Roman" w:cs="Times New Roman"/>
+              </w:rPr>
+            </w:pPr>
+            <w:bookmarkStart w:id="2" w:name="_GoBack"/>
+            <w:r>
+              <w:rPr>
+                <w:rFonts w:hint="default" w:ascii="Times New Roman" w:hAnsi="Times New Roman" w:eastAsia="宋体" w:cs="Times New Roman"/>
+                <w:sz w:val="24"/>
+                <w:szCs w:val="24"/>
+              </w:rPr>
+              <w:t>295 bicycle-demand nodes in New York, hourly granularity</w:t>
+            </w:r>
+            <w:bookmarkEnd w:id="2"/>
           </w:p>
         </w:tc>
       </w:tr>
       <w:tr>
+        <w:tblPrEx>
+          <w:tblBorders>
+            <w:top w:val="single" w:color="auto" w:sz="4" w:space="0"/>
+            <w:left w:val="single" w:color="auto" w:sz="4" w:space="0"/>
+            <w:bottom w:val="single" w:color="auto" w:sz="4" w:space="0"/>
+            <w:right w:val="single" w:color="auto" w:sz="4" w:space="0"/>
+            <w:insideH w:val="single" w:color="auto" w:sz="4" w:space="0"/>
+            <w:insideV w:val="single" w:color="auto" w:sz="4" w:space="0"/>
+          </w:tblBorders>
+          <w:tblCellMar>
+            <w:top w:w="0" w:type="dxa"/>
+            <w:left w:w="108" w:type="dxa"/>
+            <w:bottom w:w="0" w:type="dxa"/>
+            <w:right w:w="108" w:type="dxa"/>
+          </w:tblCellMar>
+        </w:tblPrEx>
         <w:tc>
           <w:tcPr>
             <w:tcW w:w="1555" w:type="dxa"/>
           </w:tcPr>
           <w:p>
             <w:pPr>
+              <w:spacing w:after="0" w:line="240" w:lineRule="auto"/>
               <w:jc w:val="both"/>
               <w:rPr>
                 <w:rFonts w:ascii="Times New Roman" w:hAnsi="Times New Roman" w:cs="Times New Roman"/>
@@ -1004,6 +850,7 @@
           </w:tcPr>
           <w:p>
             <w:pPr>
+              <w:spacing w:after="0" w:line="240" w:lineRule="auto"/>
               <w:jc w:val="both"/>
               <w:rPr>
                 <w:rFonts w:ascii="Times New Roman" w:hAnsi="Times New Roman" w:cs="Times New Roman"/>
@@ -1023,6 +870,7 @@
           </w:tcPr>
           <w:p>
             <w:pPr>
+              <w:spacing w:after="0" w:line="240" w:lineRule="auto"/>
               <w:jc w:val="both"/>
               <w:rPr>
                 <w:rFonts w:ascii="Times New Roman" w:hAnsi="Times New Roman" w:cs="Times New Roman"/>
@@ -1038,12 +886,29 @@
         </w:tc>
       </w:tr>
       <w:tr>
+        <w:tblPrEx>
+          <w:tblBorders>
+            <w:top w:val="single" w:color="auto" w:sz="4" w:space="0"/>
+            <w:left w:val="single" w:color="auto" w:sz="4" w:space="0"/>
+            <w:bottom w:val="single" w:color="auto" w:sz="4" w:space="0"/>
+            <w:right w:val="single" w:color="auto" w:sz="4" w:space="0"/>
+            <w:insideH w:val="single" w:color="auto" w:sz="4" w:space="0"/>
+            <w:insideV w:val="single" w:color="auto" w:sz="4" w:space="0"/>
+          </w:tblBorders>
+          <w:tblCellMar>
+            <w:top w:w="0" w:type="dxa"/>
+            <w:left w:w="108" w:type="dxa"/>
+            <w:bottom w:w="0" w:type="dxa"/>
+            <w:right w:w="108" w:type="dxa"/>
+          </w:tblCellMar>
+        </w:tblPrEx>
         <w:tc>
           <w:tcPr>
             <w:tcW w:w="1555" w:type="dxa"/>
           </w:tcPr>
           <w:p>
             <w:pPr>
+              <w:spacing w:after="0" w:line="240" w:lineRule="auto"/>
               <w:jc w:val="both"/>
               <w:rPr>
                 <w:rFonts w:ascii="Times New Roman" w:hAnsi="Times New Roman" w:cs="Times New Roman"/>
@@ -1063,6 +928,7 @@
           </w:tcPr>
           <w:p>
             <w:pPr>
+              <w:spacing w:after="0" w:line="240" w:lineRule="auto"/>
               <w:jc w:val="both"/>
               <w:rPr>
                 <w:rFonts w:ascii="Times New Roman" w:hAnsi="Times New Roman" w:cs="Times New Roman"/>
@@ -1082,6 +948,7 @@
           </w:tcPr>
           <w:p>
             <w:pPr>
+              <w:spacing w:after="0" w:line="240" w:lineRule="auto"/>
               <w:jc w:val="both"/>
               <w:rPr>
                 <w:rFonts w:ascii="Times New Roman" w:hAnsi="Times New Roman" w:cs="Times New Roman"/>
@@ -1097,12 +964,29 @@
         </w:tc>
       </w:tr>
       <w:tr>
+        <w:tblPrEx>
+          <w:tblBorders>
+            <w:top w:val="single" w:color="auto" w:sz="4" w:space="0"/>
+            <w:left w:val="single" w:color="auto" w:sz="4" w:space="0"/>
+            <w:bottom w:val="single" w:color="auto" w:sz="4" w:space="0"/>
+            <w:right w:val="single" w:color="auto" w:sz="4" w:space="0"/>
+            <w:insideH w:val="single" w:color="auto" w:sz="4" w:space="0"/>
+            <w:insideV w:val="single" w:color="auto" w:sz="4" w:space="0"/>
+          </w:tblBorders>
+          <w:tblCellMar>
+            <w:top w:w="0" w:type="dxa"/>
+            <w:left w:w="108" w:type="dxa"/>
+            <w:bottom w:w="0" w:type="dxa"/>
+            <w:right w:w="108" w:type="dxa"/>
+          </w:tblCellMar>
+        </w:tblPrEx>
         <w:tc>
           <w:tcPr>
             <w:tcW w:w="1555" w:type="dxa"/>
           </w:tcPr>
           <w:p>
             <w:pPr>
+              <w:spacing w:after="0" w:line="240" w:lineRule="auto"/>
               <w:jc w:val="both"/>
               <w:rPr>
                 <w:rFonts w:ascii="Times New Roman" w:hAnsi="Times New Roman" w:cs="Times New Roman"/>
@@ -1122,6 +1006,7 @@
           </w:tcPr>
           <w:p>
             <w:pPr>
+              <w:spacing w:after="0" w:line="240" w:lineRule="auto"/>
               <w:jc w:val="both"/>
               <w:rPr>
                 <w:rFonts w:ascii="Times New Roman" w:hAnsi="Times New Roman" w:cs="Times New Roman"/>
@@ -1141,6 +1026,7 @@
           </w:tcPr>
           <w:p>
             <w:pPr>
+              <w:spacing w:after="0" w:line="240" w:lineRule="auto"/>
               <w:jc w:val="both"/>
               <w:rPr>
                 <w:rFonts w:ascii="Times New Roman" w:hAnsi="Times New Roman" w:cs="Times New Roman"/>
@@ -1156,12 +1042,29 @@
         </w:tc>
       </w:tr>
       <w:tr>
+        <w:tblPrEx>
+          <w:tblBorders>
+            <w:top w:val="single" w:color="auto" w:sz="4" w:space="0"/>
+            <w:left w:val="single" w:color="auto" w:sz="4" w:space="0"/>
+            <w:bottom w:val="single" w:color="auto" w:sz="4" w:space="0"/>
+            <w:right w:val="single" w:color="auto" w:sz="4" w:space="0"/>
+            <w:insideH w:val="single" w:color="auto" w:sz="4" w:space="0"/>
+            <w:insideV w:val="single" w:color="auto" w:sz="4" w:space="0"/>
+          </w:tblBorders>
+          <w:tblCellMar>
+            <w:top w:w="0" w:type="dxa"/>
+            <w:left w:w="108" w:type="dxa"/>
+            <w:bottom w:w="0" w:type="dxa"/>
+            <w:right w:w="108" w:type="dxa"/>
+          </w:tblCellMar>
+        </w:tblPrEx>
         <w:tc>
           <w:tcPr>
             <w:tcW w:w="1555" w:type="dxa"/>
           </w:tcPr>
           <w:p>
             <w:pPr>
+              <w:spacing w:after="0" w:line="240" w:lineRule="auto"/>
               <w:jc w:val="both"/>
               <w:rPr>
                 <w:rFonts w:ascii="Times New Roman" w:hAnsi="Times New Roman" w:cs="Times New Roman"/>
@@ -1181,6 +1084,7 @@
           </w:tcPr>
           <w:p>
             <w:pPr>
+              <w:spacing w:after="0" w:line="240" w:lineRule="auto"/>
               <w:jc w:val="both"/>
               <w:rPr>
                 <w:rFonts w:ascii="Times New Roman" w:hAnsi="Times New Roman" w:cs="Times New Roman"/>
@@ -1200,6 +1104,7 @@
           </w:tcPr>
           <w:p>
             <w:pPr>
+              <w:spacing w:after="0" w:line="240" w:lineRule="auto"/>
               <w:jc w:val="both"/>
               <w:rPr>
                 <w:rFonts w:ascii="Times New Roman" w:hAnsi="Times New Roman" w:cs="Times New Roman"/>
@@ -1227,19 +1132,7 @@
         <w:rPr>
           <w:rFonts w:ascii="Times New Roman" w:hAnsi="Times New Roman" w:cs="Times New Roman"/>
         </w:rPr>
-        <w:t>Splits, preprocessing, normalization, and evaluation are frozen from the corrected baseline. Data provenance, checksums, and retrieval instructions are in</w:t>
-      </w:r>
-      <w:r>
-        <w:rPr>
-          <w:rFonts w:ascii="Times New Roman" w:hAnsi="Times New Roman" w:cs="Times New Roman"/>
-        </w:rPr>
-        <w:t xml:space="preserve"> </w:t>
-      </w:r>
-      <w:r>
-        <w:rPr>
-          <w:rFonts w:ascii="Times New Roman" w:hAnsi="Times New Roman" w:cs="Times New Roman"/>
-        </w:rPr>
-        <w:t>data/README.md; datasets and BERT weights are committed to Git.</w:t>
+        <w:t>Splits, preprocessing, normalization, and evaluation are frozen from the corrected baseline. Data provenance, checksums, and retrieval instructions are in data/README.md; datasets and BERT weights are committed to Git.</w:t>
       </w:r>
     </w:p>
     <w:p>
@@ -1269,35 +1162,7 @@
         <w:rPr>
           <w:rFonts w:ascii="Times New Roman" w:hAnsi="Times New Roman" w:cs="Times New Roman"/>
         </w:rPr>
-        <w:t xml:space="preserve">Before any reported run, the metric implementation is validated on a synthetic fixture and on a known single-batch example: MAE and RMSE are recomputed from </w:t>
-      </w:r>
-      <w:proofErr w:type="spellStart"/>
-      <w:r>
-        <w:rPr>
-          <w:rFonts w:ascii="Times New Roman" w:hAnsi="Times New Roman" w:cs="Times New Roman"/>
-        </w:rPr>
-        <w:t>saved.npy</w:t>
-      </w:r>
-      <w:proofErr w:type="spellEnd"/>
-      <w:r>
-        <w:rPr>
-          <w:rFonts w:ascii="Times New Roman" w:hAnsi="Times New Roman" w:cs="Times New Roman"/>
-        </w:rPr>
-        <w:t xml:space="preserve"> prediction/target arrays and compared against the training-log values. scripts/eval_metrics.py and scripts/collect_results.py are the authoritative </w:t>
-      </w:r>
-      <w:proofErr w:type="spellStart"/>
-      <w:r>
-        <w:rPr>
-          <w:rFonts w:ascii="Times New Roman" w:hAnsi="Times New Roman" w:cs="Times New Roman"/>
-        </w:rPr>
-        <w:t>recomputation</w:t>
-      </w:r>
-      <w:proofErr w:type="spellEnd"/>
-      <w:r>
-        <w:rPr>
-          <w:rFonts w:ascii="Times New Roman" w:hAnsi="Times New Roman" w:cs="Times New Roman"/>
-        </w:rPr>
-        <w:t xml:space="preserve"> path; raw log printouts are not trusted as final evidence.</w:t>
+        <w:t>Before any reported run, the metric implementation is validated on a synthetic fixture and on a known single-batch example: MAE and RMSE are recomputed from saved.npy prediction/target arrays and compared against the training-log values. scripts/eval_metrics.py and scripts/collect_results.py are the authoritative recomputation path; raw log printouts are not trusted as final evidence.</w:t>
       </w:r>
     </w:p>
     <w:p>
@@ -1317,7 +1182,7 @@
     </w:p>
     <w:p>
       <w:pPr>
-        <w:pStyle w:val="a9"/>
+        <w:pStyle w:val="33"/>
         <w:numPr>
           <w:ilvl w:val="0"/>
           <w:numId w:val="3"/>
@@ -1332,13 +1197,12 @@
         <w:rPr>
           <w:rFonts w:ascii="Times New Roman" w:hAnsi="Times New Roman" w:cs="Times New Roman"/>
         </w:rPr>
-        <w:lastRenderedPageBreak/>
         <w:t>Baseline and H1: three seeds (2021 / 2022 / 2023 for the main H1 line).</w:t>
       </w:r>
     </w:p>
     <w:p>
       <w:pPr>
-        <w:pStyle w:val="a9"/>
+        <w:pStyle w:val="33"/>
         <w:numPr>
           <w:ilvl w:val="0"/>
           <w:numId w:val="3"/>
@@ -1358,7 +1222,7 @@
     </w:p>
     <w:p>
       <w:pPr>
-        <w:pStyle w:val="a9"/>
+        <w:pStyle w:val="33"/>
         <w:numPr>
           <w:ilvl w:val="0"/>
           <w:numId w:val="3"/>
@@ -1403,35 +1267,7 @@
         <w:rPr>
           <w:rFonts w:ascii="Times New Roman" w:hAnsi="Times New Roman" w:cs="Times New Roman"/>
         </w:rPr>
-        <w:t xml:space="preserve">Every reported result links to a </w:t>
-      </w:r>
-      <w:proofErr w:type="spellStart"/>
-      <w:r>
-        <w:rPr>
-          <w:rFonts w:ascii="Times New Roman" w:hAnsi="Times New Roman" w:cs="Times New Roman"/>
-        </w:rPr>
-        <w:t>run_id</w:t>
-      </w:r>
-      <w:proofErr w:type="spellEnd"/>
-      <w:r>
-        <w:rPr>
-          <w:rFonts w:ascii="Times New Roman" w:hAnsi="Times New Roman" w:cs="Times New Roman"/>
-        </w:rPr>
-        <w:t xml:space="preserve"> in experiments/registry.csv, a versioned config, a saved log, and a prediction artifact. experiments/results_to_artifacts.csv maps </w:t>
-      </w:r>
-      <w:proofErr w:type="gramStart"/>
-      <w:r>
-        <w:rPr>
-          <w:rFonts w:ascii="Times New Roman" w:hAnsi="Times New Roman" w:cs="Times New Roman"/>
-        </w:rPr>
-        <w:t>claims</w:t>
-      </w:r>
-      <w:proofErr w:type="gramEnd"/>
-      <w:r>
-        <w:rPr>
-          <w:rFonts w:ascii="Times New Roman" w:hAnsi="Times New Roman" w:cs="Times New Roman"/>
-        </w:rPr>
-        <w:t xml:space="preserve"> to artifacts. No run is overwritten; corrections create a new run or an auditable amendment.</w:t>
+        <w:t>Every reported result links to a run_id in experiments/registry.csv, a versioned config, a saved log, and a prediction artifact. experiments/results_to_artifacts.csv maps claims to artifacts. No run is overwritten; corrections create a new run or an auditable amendment.</w:t>
       </w:r>
     </w:p>
     <w:p>
@@ -1485,7 +1321,7 @@
     </w:p>
     <w:p>
       <w:pPr>
-        <w:pStyle w:val="tablehead"/>
+        <w:pStyle w:val="41"/>
         <w:spacing w:line="240" w:lineRule="auto"/>
         <w:rPr>
           <w:rFonts w:ascii="Times New Roman" w:hAnsi="Times New Roman" w:cs="Times New Roman"/>
@@ -1494,9 +1330,24 @@
     </w:p>
     <w:tbl>
       <w:tblPr>
-        <w:tblStyle w:val="af4"/>
+        <w:tblStyle w:val="16"/>
         <w:tblW w:w="0" w:type="auto"/>
-        <w:tblLook w:val="04A0" w:firstRow="1" w:lastRow="0" w:firstColumn="1" w:lastColumn="0" w:noHBand="0" w:noVBand="1"/>
+        <w:tblInd w:w="0" w:type="dxa"/>
+        <w:tblBorders>
+          <w:top w:val="single" w:color="auto" w:sz="4" w:space="0"/>
+          <w:left w:val="single" w:color="auto" w:sz="4" w:space="0"/>
+          <w:bottom w:val="single" w:color="auto" w:sz="4" w:space="0"/>
+          <w:right w:val="single" w:color="auto" w:sz="4" w:space="0"/>
+          <w:insideH w:val="single" w:color="auto" w:sz="4" w:space="0"/>
+          <w:insideV w:val="single" w:color="auto" w:sz="4" w:space="0"/>
+        </w:tblBorders>
+        <w:tblLayout w:type="autofit"/>
+        <w:tblCellMar>
+          <w:top w:w="0" w:type="dxa"/>
+          <w:left w:w="108" w:type="dxa"/>
+          <w:bottom w:w="0" w:type="dxa"/>
+          <w:right w:w="108" w:type="dxa"/>
+        </w:tblCellMar>
       </w:tblPr>
       <w:tblGrid>
         <w:gridCol w:w="1659"/>
@@ -1506,12 +1357,29 @@
         <w:gridCol w:w="1660"/>
       </w:tblGrid>
       <w:tr>
+        <w:tblPrEx>
+          <w:tblBorders>
+            <w:top w:val="single" w:color="auto" w:sz="4" w:space="0"/>
+            <w:left w:val="single" w:color="auto" w:sz="4" w:space="0"/>
+            <w:bottom w:val="single" w:color="auto" w:sz="4" w:space="0"/>
+            <w:right w:val="single" w:color="auto" w:sz="4" w:space="0"/>
+            <w:insideH w:val="single" w:color="auto" w:sz="4" w:space="0"/>
+            <w:insideV w:val="single" w:color="auto" w:sz="4" w:space="0"/>
+          </w:tblBorders>
+          <w:tblCellMar>
+            <w:top w:w="0" w:type="dxa"/>
+            <w:left w:w="108" w:type="dxa"/>
+            <w:bottom w:w="0" w:type="dxa"/>
+            <w:right w:w="108" w:type="dxa"/>
+          </w:tblCellMar>
+        </w:tblPrEx>
         <w:tc>
           <w:tcPr>
             <w:tcW w:w="1659" w:type="dxa"/>
           </w:tcPr>
           <w:p>
             <w:pPr>
+              <w:spacing w:after="0" w:line="240" w:lineRule="auto"/>
               <w:jc w:val="both"/>
               <w:rPr>
                 <w:rFonts w:ascii="Times New Roman" w:hAnsi="Times New Roman" w:cs="Times New Roman"/>
@@ -1531,6 +1399,7 @@
           </w:tcPr>
           <w:p>
             <w:pPr>
+              <w:spacing w:after="0" w:line="240" w:lineRule="auto"/>
               <w:jc w:val="both"/>
               <w:rPr>
                 <w:rFonts w:ascii="Times New Roman" w:hAnsi="Times New Roman" w:cs="Times New Roman"/>
@@ -1550,6 +1419,7 @@
           </w:tcPr>
           <w:p>
             <w:pPr>
+              <w:spacing w:after="0" w:line="240" w:lineRule="auto"/>
               <w:jc w:val="both"/>
               <w:rPr>
                 <w:rFonts w:ascii="Times New Roman" w:hAnsi="Times New Roman" w:cs="Times New Roman"/>
@@ -1569,6 +1439,7 @@
           </w:tcPr>
           <w:p>
             <w:pPr>
+              <w:spacing w:after="0" w:line="240" w:lineRule="auto"/>
               <w:jc w:val="both"/>
               <w:rPr>
                 <w:rFonts w:ascii="Times New Roman" w:hAnsi="Times New Roman" w:cs="Times New Roman"/>
@@ -1588,6 +1459,7 @@
           </w:tcPr>
           <w:p>
             <w:pPr>
+              <w:spacing w:after="0" w:line="240" w:lineRule="auto"/>
               <w:jc w:val="both"/>
               <w:rPr>
                 <w:rFonts w:ascii="Times New Roman" w:hAnsi="Times New Roman" w:cs="Times New Roman"/>
@@ -1603,12 +1475,29 @@
         </w:tc>
       </w:tr>
       <w:tr>
+        <w:tblPrEx>
+          <w:tblBorders>
+            <w:top w:val="single" w:color="auto" w:sz="4" w:space="0"/>
+            <w:left w:val="single" w:color="auto" w:sz="4" w:space="0"/>
+            <w:bottom w:val="single" w:color="auto" w:sz="4" w:space="0"/>
+            <w:right w:val="single" w:color="auto" w:sz="4" w:space="0"/>
+            <w:insideH w:val="single" w:color="auto" w:sz="4" w:space="0"/>
+            <w:insideV w:val="single" w:color="auto" w:sz="4" w:space="0"/>
+          </w:tblBorders>
+          <w:tblCellMar>
+            <w:top w:w="0" w:type="dxa"/>
+            <w:left w:w="108" w:type="dxa"/>
+            <w:bottom w:w="0" w:type="dxa"/>
+            <w:right w:w="108" w:type="dxa"/>
+          </w:tblCellMar>
+        </w:tblPrEx>
         <w:tc>
           <w:tcPr>
             <w:tcW w:w="1659" w:type="dxa"/>
           </w:tcPr>
           <w:p>
             <w:pPr>
+              <w:spacing w:after="0" w:line="240" w:lineRule="auto"/>
               <w:jc w:val="both"/>
               <w:rPr>
                 <w:rFonts w:ascii="Times New Roman" w:hAnsi="Times New Roman" w:cs="Times New Roman"/>
@@ -1628,6 +1517,7 @@
           </w:tcPr>
           <w:p>
             <w:pPr>
+              <w:spacing w:after="0" w:line="240" w:lineRule="auto"/>
               <w:jc w:val="both"/>
               <w:rPr>
                 <w:rFonts w:ascii="Times New Roman" w:hAnsi="Times New Roman" w:cs="Times New Roman"/>
@@ -1647,6 +1537,7 @@
           </w:tcPr>
           <w:p>
             <w:pPr>
+              <w:spacing w:after="0" w:line="240" w:lineRule="auto"/>
               <w:jc w:val="both"/>
               <w:rPr>
                 <w:rFonts w:ascii="Times New Roman" w:hAnsi="Times New Roman" w:cs="Times New Roman"/>
@@ -1666,6 +1557,7 @@
           </w:tcPr>
           <w:p>
             <w:pPr>
+              <w:spacing w:after="0" w:line="240" w:lineRule="auto"/>
               <w:jc w:val="both"/>
               <w:rPr>
                 <w:rFonts w:ascii="Times New Roman" w:hAnsi="Times New Roman" w:cs="Times New Roman"/>
@@ -1685,6 +1577,7 @@
           </w:tcPr>
           <w:p>
             <w:pPr>
+              <w:spacing w:after="0" w:line="240" w:lineRule="auto"/>
               <w:jc w:val="both"/>
               <w:rPr>
                 <w:rFonts w:ascii="Times New Roman" w:hAnsi="Times New Roman" w:cs="Times New Roman"/>
@@ -1700,12 +1593,29 @@
         </w:tc>
       </w:tr>
       <w:tr>
+        <w:tblPrEx>
+          <w:tblBorders>
+            <w:top w:val="single" w:color="auto" w:sz="4" w:space="0"/>
+            <w:left w:val="single" w:color="auto" w:sz="4" w:space="0"/>
+            <w:bottom w:val="single" w:color="auto" w:sz="4" w:space="0"/>
+            <w:right w:val="single" w:color="auto" w:sz="4" w:space="0"/>
+            <w:insideH w:val="single" w:color="auto" w:sz="4" w:space="0"/>
+            <w:insideV w:val="single" w:color="auto" w:sz="4" w:space="0"/>
+          </w:tblBorders>
+          <w:tblCellMar>
+            <w:top w:w="0" w:type="dxa"/>
+            <w:left w:w="108" w:type="dxa"/>
+            <w:bottom w:w="0" w:type="dxa"/>
+            <w:right w:w="108" w:type="dxa"/>
+          </w:tblCellMar>
+        </w:tblPrEx>
         <w:tc>
           <w:tcPr>
             <w:tcW w:w="1659" w:type="dxa"/>
           </w:tcPr>
           <w:p>
             <w:pPr>
+              <w:spacing w:after="0" w:line="240" w:lineRule="auto"/>
               <w:jc w:val="both"/>
               <w:rPr>
                 <w:rFonts w:ascii="Times New Roman" w:hAnsi="Times New Roman" w:cs="Times New Roman"/>
@@ -1725,6 +1635,7 @@
           </w:tcPr>
           <w:p>
             <w:pPr>
+              <w:spacing w:after="0" w:line="240" w:lineRule="auto"/>
               <w:jc w:val="both"/>
               <w:rPr>
                 <w:rFonts w:ascii="Times New Roman" w:hAnsi="Times New Roman" w:cs="Times New Roman"/>
@@ -1744,6 +1655,7 @@
           </w:tcPr>
           <w:p>
             <w:pPr>
+              <w:spacing w:after="0" w:line="240" w:lineRule="auto"/>
               <w:jc w:val="both"/>
               <w:rPr>
                 <w:rFonts w:ascii="Times New Roman" w:hAnsi="Times New Roman" w:cs="Times New Roman"/>
@@ -1763,6 +1675,7 @@
           </w:tcPr>
           <w:p>
             <w:pPr>
+              <w:spacing w:after="0" w:line="240" w:lineRule="auto"/>
               <w:jc w:val="both"/>
               <w:rPr>
                 <w:rFonts w:ascii="Times New Roman" w:hAnsi="Times New Roman" w:cs="Times New Roman"/>
@@ -1782,6 +1695,7 @@
           </w:tcPr>
           <w:p>
             <w:pPr>
+              <w:spacing w:after="0" w:line="240" w:lineRule="auto"/>
               <w:jc w:val="both"/>
               <w:rPr>
                 <w:rFonts w:ascii="Times New Roman" w:hAnsi="Times New Roman" w:cs="Times New Roman"/>
@@ -1797,12 +1711,29 @@
         </w:tc>
       </w:tr>
       <w:tr>
+        <w:tblPrEx>
+          <w:tblBorders>
+            <w:top w:val="single" w:color="auto" w:sz="4" w:space="0"/>
+            <w:left w:val="single" w:color="auto" w:sz="4" w:space="0"/>
+            <w:bottom w:val="single" w:color="auto" w:sz="4" w:space="0"/>
+            <w:right w:val="single" w:color="auto" w:sz="4" w:space="0"/>
+            <w:insideH w:val="single" w:color="auto" w:sz="4" w:space="0"/>
+            <w:insideV w:val="single" w:color="auto" w:sz="4" w:space="0"/>
+          </w:tblBorders>
+          <w:tblCellMar>
+            <w:top w:w="0" w:type="dxa"/>
+            <w:left w:w="108" w:type="dxa"/>
+            <w:bottom w:w="0" w:type="dxa"/>
+            <w:right w:w="108" w:type="dxa"/>
+          </w:tblCellMar>
+        </w:tblPrEx>
         <w:tc>
           <w:tcPr>
             <w:tcW w:w="1659" w:type="dxa"/>
           </w:tcPr>
           <w:p>
             <w:pPr>
+              <w:spacing w:after="0" w:line="240" w:lineRule="auto"/>
               <w:jc w:val="both"/>
               <w:rPr>
                 <w:rFonts w:ascii="Times New Roman" w:hAnsi="Times New Roman" w:cs="Times New Roman"/>
@@ -1824,6 +1755,7 @@
           </w:tcPr>
           <w:p>
             <w:pPr>
+              <w:spacing w:after="0" w:line="240" w:lineRule="auto"/>
               <w:jc w:val="both"/>
               <w:rPr>
                 <w:rFonts w:ascii="Times New Roman" w:hAnsi="Times New Roman" w:cs="Times New Roman"/>
@@ -1845,6 +1777,7 @@
           </w:tcPr>
           <w:p>
             <w:pPr>
+              <w:spacing w:after="0" w:line="240" w:lineRule="auto"/>
               <w:jc w:val="both"/>
               <w:rPr>
                 <w:rFonts w:ascii="Times New Roman" w:hAnsi="Times New Roman" w:cs="Times New Roman"/>
@@ -1859,6 +1792,7 @@
           </w:tcPr>
           <w:p>
             <w:pPr>
+              <w:spacing w:after="0" w:line="240" w:lineRule="auto"/>
               <w:jc w:val="both"/>
               <w:rPr>
                 <w:rFonts w:ascii="Times New Roman" w:hAnsi="Times New Roman" w:cs="Times New Roman"/>
@@ -1880,6 +1814,7 @@
           </w:tcPr>
           <w:p>
             <w:pPr>
+              <w:spacing w:after="0" w:line="240" w:lineRule="auto"/>
               <w:jc w:val="both"/>
               <w:rPr>
                 <w:rFonts w:ascii="Times New Roman" w:hAnsi="Times New Roman" w:cs="Times New Roman"/>
@@ -1890,12 +1825,29 @@
         </w:tc>
       </w:tr>
       <w:tr>
+        <w:tblPrEx>
+          <w:tblBorders>
+            <w:top w:val="single" w:color="auto" w:sz="4" w:space="0"/>
+            <w:left w:val="single" w:color="auto" w:sz="4" w:space="0"/>
+            <w:bottom w:val="single" w:color="auto" w:sz="4" w:space="0"/>
+            <w:right w:val="single" w:color="auto" w:sz="4" w:space="0"/>
+            <w:insideH w:val="single" w:color="auto" w:sz="4" w:space="0"/>
+            <w:insideV w:val="single" w:color="auto" w:sz="4" w:space="0"/>
+          </w:tblBorders>
+          <w:tblCellMar>
+            <w:top w:w="0" w:type="dxa"/>
+            <w:left w:w="108" w:type="dxa"/>
+            <w:bottom w:w="0" w:type="dxa"/>
+            <w:right w:w="108" w:type="dxa"/>
+          </w:tblCellMar>
+        </w:tblPrEx>
         <w:tc>
           <w:tcPr>
             <w:tcW w:w="1659" w:type="dxa"/>
           </w:tcPr>
           <w:p>
             <w:pPr>
+              <w:spacing w:after="0" w:line="240" w:lineRule="auto"/>
               <w:jc w:val="both"/>
               <w:rPr>
                 <w:rFonts w:ascii="Times New Roman" w:hAnsi="Times New Roman" w:cs="Times New Roman"/>
@@ -1917,6 +1869,7 @@
           </w:tcPr>
           <w:p>
             <w:pPr>
+              <w:spacing w:after="0" w:line="240" w:lineRule="auto"/>
               <w:jc w:val="both"/>
               <w:rPr>
                 <w:rFonts w:ascii="Times New Roman" w:hAnsi="Times New Roman" w:cs="Times New Roman"/>
@@ -1938,6 +1891,7 @@
           </w:tcPr>
           <w:p>
             <w:pPr>
+              <w:spacing w:after="0" w:line="240" w:lineRule="auto"/>
               <w:jc w:val="both"/>
               <w:rPr>
                 <w:rFonts w:ascii="Times New Roman" w:hAnsi="Times New Roman" w:cs="Times New Roman"/>
@@ -1952,6 +1906,7 @@
           </w:tcPr>
           <w:p>
             <w:pPr>
+              <w:spacing w:after="0" w:line="240" w:lineRule="auto"/>
               <w:jc w:val="both"/>
               <w:rPr>
                 <w:rFonts w:ascii="Times New Roman" w:hAnsi="Times New Roman" w:cs="Times New Roman"/>
@@ -1973,6 +1928,7 @@
           </w:tcPr>
           <w:p>
             <w:pPr>
+              <w:spacing w:after="0" w:line="240" w:lineRule="auto"/>
               <w:jc w:val="both"/>
               <w:rPr>
                 <w:rFonts w:ascii="Times New Roman" w:hAnsi="Times New Roman" w:cs="Times New Roman"/>
@@ -1983,12 +1939,29 @@
         </w:tc>
       </w:tr>
       <w:tr>
+        <w:tblPrEx>
+          <w:tblBorders>
+            <w:top w:val="single" w:color="auto" w:sz="4" w:space="0"/>
+            <w:left w:val="single" w:color="auto" w:sz="4" w:space="0"/>
+            <w:bottom w:val="single" w:color="auto" w:sz="4" w:space="0"/>
+            <w:right w:val="single" w:color="auto" w:sz="4" w:space="0"/>
+            <w:insideH w:val="single" w:color="auto" w:sz="4" w:space="0"/>
+            <w:insideV w:val="single" w:color="auto" w:sz="4" w:space="0"/>
+          </w:tblBorders>
+          <w:tblCellMar>
+            <w:top w:w="0" w:type="dxa"/>
+            <w:left w:w="108" w:type="dxa"/>
+            <w:bottom w:w="0" w:type="dxa"/>
+            <w:right w:w="108" w:type="dxa"/>
+          </w:tblCellMar>
+        </w:tblPrEx>
         <w:tc>
           <w:tcPr>
             <w:tcW w:w="1659" w:type="dxa"/>
           </w:tcPr>
           <w:p>
             <w:pPr>
+              <w:spacing w:after="0" w:line="240" w:lineRule="auto"/>
               <w:jc w:val="both"/>
               <w:rPr>
                 <w:rFonts w:ascii="Times New Roman" w:hAnsi="Times New Roman" w:cs="Times New Roman"/>
@@ -2010,6 +1983,7 @@
           </w:tcPr>
           <w:p>
             <w:pPr>
+              <w:spacing w:after="0" w:line="240" w:lineRule="auto"/>
               <w:jc w:val="both"/>
               <w:rPr>
                 <w:rFonts w:ascii="Times New Roman" w:hAnsi="Times New Roman" w:cs="Times New Roman"/>
@@ -2031,6 +2005,7 @@
           </w:tcPr>
           <w:p>
             <w:pPr>
+              <w:spacing w:after="0" w:line="240" w:lineRule="auto"/>
               <w:jc w:val="both"/>
               <w:rPr>
                 <w:rFonts w:ascii="Times New Roman" w:hAnsi="Times New Roman" w:cs="Times New Roman"/>
@@ -2045,6 +2020,7 @@
           </w:tcPr>
           <w:p>
             <w:pPr>
+              <w:spacing w:after="0" w:line="240" w:lineRule="auto"/>
               <w:jc w:val="both"/>
               <w:rPr>
                 <w:rFonts w:ascii="Times New Roman" w:hAnsi="Times New Roman" w:cs="Times New Roman"/>
@@ -2066,6 +2042,7 @@
           </w:tcPr>
           <w:p>
             <w:pPr>
+              <w:spacing w:after="0" w:line="240" w:lineRule="auto"/>
               <w:jc w:val="both"/>
               <w:rPr>
                 <w:rFonts w:ascii="Times New Roman" w:hAnsi="Times New Roman" w:cs="Times New Roman"/>
@@ -2076,12 +2053,29 @@
         </w:tc>
       </w:tr>
       <w:tr>
+        <w:tblPrEx>
+          <w:tblBorders>
+            <w:top w:val="single" w:color="auto" w:sz="4" w:space="0"/>
+            <w:left w:val="single" w:color="auto" w:sz="4" w:space="0"/>
+            <w:bottom w:val="single" w:color="auto" w:sz="4" w:space="0"/>
+            <w:right w:val="single" w:color="auto" w:sz="4" w:space="0"/>
+            <w:insideH w:val="single" w:color="auto" w:sz="4" w:space="0"/>
+            <w:insideV w:val="single" w:color="auto" w:sz="4" w:space="0"/>
+          </w:tblBorders>
+          <w:tblCellMar>
+            <w:top w:w="0" w:type="dxa"/>
+            <w:left w:w="108" w:type="dxa"/>
+            <w:bottom w:w="0" w:type="dxa"/>
+            <w:right w:w="108" w:type="dxa"/>
+          </w:tblCellMar>
+        </w:tblPrEx>
         <w:tc>
           <w:tcPr>
             <w:tcW w:w="1659" w:type="dxa"/>
           </w:tcPr>
           <w:p>
             <w:pPr>
+              <w:spacing w:after="0" w:line="240" w:lineRule="auto"/>
               <w:jc w:val="both"/>
               <w:rPr>
                 <w:rFonts w:ascii="Times New Roman" w:hAnsi="Times New Roman" w:cs="Times New Roman"/>
@@ -2103,6 +2097,7 @@
           </w:tcPr>
           <w:p>
             <w:pPr>
+              <w:spacing w:after="0" w:line="240" w:lineRule="auto"/>
               <w:jc w:val="both"/>
               <w:rPr>
                 <w:rFonts w:ascii="Times New Roman" w:hAnsi="Times New Roman" w:cs="Times New Roman"/>
@@ -2124,6 +2119,7 @@
           </w:tcPr>
           <w:p>
             <w:pPr>
+              <w:spacing w:after="0" w:line="240" w:lineRule="auto"/>
               <w:jc w:val="both"/>
               <w:rPr>
                 <w:rFonts w:ascii="Times New Roman" w:hAnsi="Times New Roman" w:cs="Times New Roman"/>
@@ -2138,6 +2134,7 @@
           </w:tcPr>
           <w:p>
             <w:pPr>
+              <w:spacing w:after="0" w:line="240" w:lineRule="auto"/>
               <w:jc w:val="both"/>
               <w:rPr>
                 <w:rFonts w:ascii="Times New Roman" w:hAnsi="Times New Roman" w:cs="Times New Roman"/>
@@ -2159,6 +2156,7 @@
           </w:tcPr>
           <w:p>
             <w:pPr>
+              <w:spacing w:after="0" w:line="240" w:lineRule="auto"/>
               <w:jc w:val="both"/>
               <w:rPr>
                 <w:rFonts w:ascii="Times New Roman" w:hAnsi="Times New Roman" w:cs="Times New Roman"/>
@@ -2169,12 +2167,29 @@
         </w:tc>
       </w:tr>
       <w:tr>
+        <w:tblPrEx>
+          <w:tblBorders>
+            <w:top w:val="single" w:color="auto" w:sz="4" w:space="0"/>
+            <w:left w:val="single" w:color="auto" w:sz="4" w:space="0"/>
+            <w:bottom w:val="single" w:color="auto" w:sz="4" w:space="0"/>
+            <w:right w:val="single" w:color="auto" w:sz="4" w:space="0"/>
+            <w:insideH w:val="single" w:color="auto" w:sz="4" w:space="0"/>
+            <w:insideV w:val="single" w:color="auto" w:sz="4" w:space="0"/>
+          </w:tblBorders>
+          <w:tblCellMar>
+            <w:top w:w="0" w:type="dxa"/>
+            <w:left w:w="108" w:type="dxa"/>
+            <w:bottom w:w="0" w:type="dxa"/>
+            <w:right w:w="108" w:type="dxa"/>
+          </w:tblCellMar>
+        </w:tblPrEx>
         <w:tc>
           <w:tcPr>
             <w:tcW w:w="1659" w:type="dxa"/>
           </w:tcPr>
           <w:p>
             <w:pPr>
+              <w:spacing w:after="0" w:line="240" w:lineRule="auto"/>
               <w:jc w:val="both"/>
               <w:rPr>
                 <w:rFonts w:ascii="Times New Roman" w:hAnsi="Times New Roman" w:cs="Times New Roman"/>
@@ -2196,6 +2211,7 @@
           </w:tcPr>
           <w:p>
             <w:pPr>
+              <w:spacing w:after="0" w:line="240" w:lineRule="auto"/>
               <w:jc w:val="both"/>
               <w:rPr>
                 <w:rFonts w:ascii="Times New Roman" w:hAnsi="Times New Roman" w:cs="Times New Roman"/>
@@ -2217,6 +2233,7 @@
           </w:tcPr>
           <w:p>
             <w:pPr>
+              <w:spacing w:after="0" w:line="240" w:lineRule="auto"/>
               <w:jc w:val="both"/>
               <w:rPr>
                 <w:rFonts w:ascii="Times New Roman" w:hAnsi="Times New Roman" w:cs="Times New Roman"/>
@@ -2231,6 +2248,7 @@
           </w:tcPr>
           <w:p>
             <w:pPr>
+              <w:spacing w:after="0" w:line="240" w:lineRule="auto"/>
               <w:jc w:val="both"/>
               <w:rPr>
                 <w:rFonts w:ascii="Times New Roman" w:hAnsi="Times New Roman" w:cs="Times New Roman"/>
@@ -2252,6 +2270,7 @@
           </w:tcPr>
           <w:p>
             <w:pPr>
+              <w:spacing w:after="0" w:line="240" w:lineRule="auto"/>
               <w:jc w:val="both"/>
               <w:rPr>
                 <w:rFonts w:ascii="Times New Roman" w:hAnsi="Times New Roman" w:cs="Times New Roman"/>
@@ -2262,12 +2281,29 @@
         </w:tc>
       </w:tr>
       <w:tr>
+        <w:tblPrEx>
+          <w:tblBorders>
+            <w:top w:val="single" w:color="auto" w:sz="4" w:space="0"/>
+            <w:left w:val="single" w:color="auto" w:sz="4" w:space="0"/>
+            <w:bottom w:val="single" w:color="auto" w:sz="4" w:space="0"/>
+            <w:right w:val="single" w:color="auto" w:sz="4" w:space="0"/>
+            <w:insideH w:val="single" w:color="auto" w:sz="4" w:space="0"/>
+            <w:insideV w:val="single" w:color="auto" w:sz="4" w:space="0"/>
+          </w:tblBorders>
+          <w:tblCellMar>
+            <w:top w:w="0" w:type="dxa"/>
+            <w:left w:w="108" w:type="dxa"/>
+            <w:bottom w:w="0" w:type="dxa"/>
+            <w:right w:w="108" w:type="dxa"/>
+          </w:tblCellMar>
+        </w:tblPrEx>
         <w:tc>
           <w:tcPr>
             <w:tcW w:w="1659" w:type="dxa"/>
           </w:tcPr>
           <w:p>
             <w:pPr>
+              <w:spacing w:after="0" w:line="240" w:lineRule="auto"/>
               <w:jc w:val="both"/>
               <w:rPr>
                 <w:rFonts w:ascii="Times New Roman" w:hAnsi="Times New Roman" w:cs="Times New Roman"/>
@@ -2289,6 +2325,7 @@
           </w:tcPr>
           <w:p>
             <w:pPr>
+              <w:spacing w:after="0" w:line="240" w:lineRule="auto"/>
               <w:jc w:val="both"/>
               <w:rPr>
                 <w:rFonts w:ascii="Times New Roman" w:hAnsi="Times New Roman" w:cs="Times New Roman"/>
@@ -2310,6 +2347,7 @@
           </w:tcPr>
           <w:p>
             <w:pPr>
+              <w:spacing w:after="0" w:line="240" w:lineRule="auto"/>
               <w:jc w:val="both"/>
               <w:rPr>
                 <w:rFonts w:ascii="Times New Roman" w:hAnsi="Times New Roman" w:cs="Times New Roman"/>
@@ -2324,6 +2362,7 @@
           </w:tcPr>
           <w:p>
             <w:pPr>
+              <w:spacing w:after="0" w:line="240" w:lineRule="auto"/>
               <w:jc w:val="both"/>
               <w:rPr>
                 <w:rFonts w:ascii="Times New Roman" w:hAnsi="Times New Roman" w:cs="Times New Roman"/>
@@ -2345,6 +2384,7 @@
           </w:tcPr>
           <w:p>
             <w:pPr>
+              <w:spacing w:after="0" w:line="240" w:lineRule="auto"/>
               <w:jc w:val="both"/>
               <w:rPr>
                 <w:rFonts w:ascii="Times New Roman" w:hAnsi="Times New Roman" w:cs="Times New Roman"/>
@@ -2355,12 +2395,29 @@
         </w:tc>
       </w:tr>
       <w:tr>
+        <w:tblPrEx>
+          <w:tblBorders>
+            <w:top w:val="single" w:color="auto" w:sz="4" w:space="0"/>
+            <w:left w:val="single" w:color="auto" w:sz="4" w:space="0"/>
+            <w:bottom w:val="single" w:color="auto" w:sz="4" w:space="0"/>
+            <w:right w:val="single" w:color="auto" w:sz="4" w:space="0"/>
+            <w:insideH w:val="single" w:color="auto" w:sz="4" w:space="0"/>
+            <w:insideV w:val="single" w:color="auto" w:sz="4" w:space="0"/>
+          </w:tblBorders>
+          <w:tblCellMar>
+            <w:top w:w="0" w:type="dxa"/>
+            <w:left w:w="108" w:type="dxa"/>
+            <w:bottom w:w="0" w:type="dxa"/>
+            <w:right w:w="108" w:type="dxa"/>
+          </w:tblCellMar>
+        </w:tblPrEx>
         <w:tc>
           <w:tcPr>
             <w:tcW w:w="1659" w:type="dxa"/>
           </w:tcPr>
           <w:p>
             <w:pPr>
+              <w:spacing w:after="0" w:line="240" w:lineRule="auto"/>
               <w:jc w:val="both"/>
               <w:rPr>
                 <w:rFonts w:ascii="Times New Roman" w:hAnsi="Times New Roman" w:cs="Times New Roman"/>
@@ -2382,6 +2439,7 @@
           </w:tcPr>
           <w:p>
             <w:pPr>
+              <w:spacing w:after="0" w:line="240" w:lineRule="auto"/>
               <w:jc w:val="both"/>
               <w:rPr>
                 <w:rFonts w:ascii="Times New Roman" w:hAnsi="Times New Roman" w:cs="Times New Roman"/>
@@ -2403,6 +2461,7 @@
           </w:tcPr>
           <w:p>
             <w:pPr>
+              <w:spacing w:after="0" w:line="240" w:lineRule="auto"/>
               <w:jc w:val="both"/>
               <w:rPr>
                 <w:rFonts w:ascii="Times New Roman" w:hAnsi="Times New Roman" w:cs="Times New Roman"/>
@@ -2417,6 +2476,7 @@
           </w:tcPr>
           <w:p>
             <w:pPr>
+              <w:spacing w:after="0" w:line="240" w:lineRule="auto"/>
               <w:jc w:val="both"/>
               <w:rPr>
                 <w:rFonts w:ascii="Times New Roman" w:hAnsi="Times New Roman" w:cs="Times New Roman"/>
@@ -2438,6 +2498,7 @@
           </w:tcPr>
           <w:p>
             <w:pPr>
+              <w:spacing w:after="0" w:line="240" w:lineRule="auto"/>
               <w:jc w:val="both"/>
               <w:rPr>
                 <w:rFonts w:ascii="Times New Roman" w:hAnsi="Times New Roman" w:cs="Times New Roman"/>
@@ -2448,12 +2509,29 @@
         </w:tc>
       </w:tr>
       <w:tr>
+        <w:tblPrEx>
+          <w:tblBorders>
+            <w:top w:val="single" w:color="auto" w:sz="4" w:space="0"/>
+            <w:left w:val="single" w:color="auto" w:sz="4" w:space="0"/>
+            <w:bottom w:val="single" w:color="auto" w:sz="4" w:space="0"/>
+            <w:right w:val="single" w:color="auto" w:sz="4" w:space="0"/>
+            <w:insideH w:val="single" w:color="auto" w:sz="4" w:space="0"/>
+            <w:insideV w:val="single" w:color="auto" w:sz="4" w:space="0"/>
+          </w:tblBorders>
+          <w:tblCellMar>
+            <w:top w:w="0" w:type="dxa"/>
+            <w:left w:w="108" w:type="dxa"/>
+            <w:bottom w:w="0" w:type="dxa"/>
+            <w:right w:w="108" w:type="dxa"/>
+          </w:tblCellMar>
+        </w:tblPrEx>
         <w:tc>
           <w:tcPr>
             <w:tcW w:w="1659" w:type="dxa"/>
           </w:tcPr>
           <w:p>
             <w:pPr>
+              <w:spacing w:after="0" w:line="240" w:lineRule="auto"/>
               <w:jc w:val="both"/>
               <w:rPr>
                 <w:rFonts w:ascii="Times New Roman" w:hAnsi="Times New Roman" w:cs="Times New Roman"/>
@@ -2475,6 +2553,7 @@
           </w:tcPr>
           <w:p>
             <w:pPr>
+              <w:spacing w:after="0" w:line="240" w:lineRule="auto"/>
               <w:jc w:val="both"/>
               <w:rPr>
                 <w:rFonts w:ascii="Times New Roman" w:hAnsi="Times New Roman" w:cs="Times New Roman"/>
@@ -2496,6 +2575,7 @@
           </w:tcPr>
           <w:p>
             <w:pPr>
+              <w:spacing w:after="0" w:line="240" w:lineRule="auto"/>
               <w:jc w:val="both"/>
               <w:rPr>
                 <w:rFonts w:ascii="Times New Roman" w:hAnsi="Times New Roman" w:cs="Times New Roman"/>
@@ -2510,6 +2590,7 @@
           </w:tcPr>
           <w:p>
             <w:pPr>
+              <w:spacing w:after="0" w:line="240" w:lineRule="auto"/>
               <w:jc w:val="both"/>
               <w:rPr>
                 <w:rFonts w:ascii="Times New Roman" w:hAnsi="Times New Roman" w:cs="Times New Roman"/>
@@ -2531,6 +2612,7 @@
           </w:tcPr>
           <w:p>
             <w:pPr>
+              <w:spacing w:after="0" w:line="240" w:lineRule="auto"/>
               <w:jc w:val="both"/>
               <w:rPr>
                 <w:rFonts w:ascii="Times New Roman" w:hAnsi="Times New Roman" w:cs="Times New Roman"/>
@@ -2650,21 +2732,7 @@
         <w:rPr>
           <w:rFonts w:ascii="Times New Roman" w:hAnsi="Times New Roman" w:cs="Times New Roman"/>
         </w:rPr>
-        <w:t xml:space="preserve">The team proposed three improvement </w:t>
-      </w:r>
-      <w:proofErr w:type="gramStart"/>
-      <w:r>
-        <w:rPr>
-          <w:rFonts w:ascii="Times New Roman" w:hAnsi="Times New Roman" w:cs="Times New Roman"/>
-        </w:rPr>
-        <w:t>hypotheses,</w:t>
-      </w:r>
-      <w:proofErr w:type="gramEnd"/>
-      <w:r>
-        <w:rPr>
-          <w:rFonts w:ascii="Times New Roman" w:hAnsi="Times New Roman" w:cs="Times New Roman"/>
-        </w:rPr>
-        <w:t xml:space="preserve"> each tied to a diagnosed limitation of the original pipeline.</w:t>
+        <w:t>The team proposed three improvement hypotheses, each tied to a diagnosed limitation of the original pipeline.</w:t>
       </w:r>
     </w:p>
     <w:p>
@@ -2679,20 +2747,107 @@
         <w:rPr>
           <w:rFonts w:ascii="Times New Roman" w:hAnsi="Times New Roman" w:cs="Times New Roman"/>
         </w:rPr>
-        <w:t xml:space="preserve">H1 — Multi-periodic memory </w:t>
+        <w:t>H1 — Multi-periodic memory (representation stage)</w:t>
       </w:r>
-      <w:proofErr w:type="gramStart"/>
-      <w:r>
-        <w:rPr>
-          <w:rFonts w:ascii="Times New Roman" w:hAnsi="Times New Roman" w:cs="Times New Roman"/>
-        </w:rPr>
-        <w:t>(representation stage)</w:t>
-      </w:r>
-      <w:proofErr w:type="gramEnd"/>
     </w:p>
     <w:p>
       <w:pPr>
-        <w:pStyle w:val="a9"/>
+        <w:pStyle w:val="33"/>
+        <w:numPr>
+          <w:ilvl w:val="0"/>
+          <w:numId w:val="4"/>
+        </w:numPr>
+        <w:spacing w:after="0" w:line="240" w:lineRule="auto"/>
+        <w:jc w:val="both"/>
+        <w:rPr>
+          <w:rFonts w:ascii="Times New Roman" w:hAnsi="Times New Roman" w:cs="Times New Roman"/>
+        </w:rPr>
+      </w:pPr>
+      <w:r>
+        <w:rPr>
+          <w:rFonts w:ascii="Times New Roman" w:hAnsi="Times New Roman" w:cs="Times New Roman"/>
+        </w:rPr>
+        <w:t>Diagnosed limitation. Averaging all road segments before feeding BERT obscures node-specific intra-day dynamics and cross-day periodic patterns.</w:t>
+      </w:r>
+    </w:p>
+    <w:p>
+      <w:pPr>
+        <w:pStyle w:val="33"/>
+        <w:numPr>
+          <w:ilvl w:val="0"/>
+          <w:numId w:val="4"/>
+        </w:numPr>
+        <w:spacing w:after="0" w:line="240" w:lineRule="auto"/>
+        <w:jc w:val="both"/>
+        <w:rPr>
+          <w:rFonts w:ascii="Times New Roman" w:hAnsi="Times New Roman" w:cs="Times New Roman"/>
+        </w:rPr>
+      </w:pPr>
+      <w:r>
+        <w:rPr>
+          <w:rFonts w:ascii="Times New Roman" w:hAnsi="Times New Roman" w:cs="Times New Roman"/>
+        </w:rPr>
+        <w:t>Mechanism. Construct recent, intra-day, and cross-day periodic tokens per road segment, explicitly separating recurring history from current-cycle deviations.</w:t>
+      </w:r>
+    </w:p>
+    <w:p>
+      <w:pPr>
+        <w:pStyle w:val="33"/>
+        <w:numPr>
+          <w:ilvl w:val="0"/>
+          <w:numId w:val="4"/>
+        </w:numPr>
+        <w:spacing w:after="0" w:line="240" w:lineRule="auto"/>
+        <w:jc w:val="both"/>
+        <w:rPr>
+          <w:rFonts w:ascii="Times New Roman" w:hAnsi="Times New Roman" w:cs="Times New Roman"/>
+        </w:rPr>
+      </w:pPr>
+      <w:r>
+        <w:rPr>
+          <w:rFonts w:ascii="Times New Roman" w:hAnsi="Times New Roman" w:cs="Times New Roman"/>
+        </w:rPr>
+        <w:t>Falsifiable prediction. On datasets with strong daily periodicity, H1 reduces MAE relative to the reproduced baseline; the gain should be larger on BIKE and METR-LA than on PEMS03 if the periodic-token mechanism is the active ingredient.</w:t>
+      </w:r>
+    </w:p>
+    <w:p>
+      <w:pPr>
+        <w:pStyle w:val="33"/>
+        <w:numPr>
+          <w:ilvl w:val="0"/>
+          <w:numId w:val="4"/>
+        </w:numPr>
+        <w:spacing w:after="0" w:line="240" w:lineRule="auto"/>
+        <w:jc w:val="both"/>
+        <w:rPr>
+          <w:rFonts w:ascii="Times New Roman" w:hAnsi="Times New Roman" w:cs="Times New Roman"/>
+        </w:rPr>
+      </w:pPr>
+      <w:r>
+        <w:rPr>
+          <w:rFonts w:ascii="Times New Roman" w:hAnsi="Times New Roman" w:cs="Times New Roman"/>
+        </w:rPr>
+        <w:t>Information-match note. H1 uses a longer historical window than the baseline. This is a property of the mechanism, and it means H1-vs-baseline is not an information-matched comparison. H1 is therefore not used to make “same-information” claims against H3.</w:t>
+      </w:r>
+    </w:p>
+    <w:p>
+      <w:pPr>
+        <w:spacing w:after="0" w:line="240" w:lineRule="auto"/>
+        <w:jc w:val="both"/>
+        <w:rPr>
+          <w:rFonts w:ascii="Times New Roman" w:hAnsi="Times New Roman" w:cs="Times New Roman"/>
+        </w:rPr>
+      </w:pPr>
+      <w:r>
+        <w:rPr>
+          <w:rFonts w:ascii="Times New Roman" w:hAnsi="Times New Roman" w:cs="Times New Roman"/>
+        </w:rPr>
+        <w:t>H2 — Node–time adaptive gating (fusion stage)</w:t>
+      </w:r>
+    </w:p>
+    <w:p>
+      <w:pPr>
+        <w:pStyle w:val="33"/>
         <w:numPr>
           <w:ilvl w:val="0"/>
           <w:numId w:val="5"/>
@@ -2707,13 +2862,12 @@
         <w:rPr>
           <w:rFonts w:ascii="Times New Roman" w:hAnsi="Times New Roman" w:cs="Times New Roman"/>
         </w:rPr>
-        <w:lastRenderedPageBreak/>
-        <w:t>Diagnosed limitation. Averaging all road segments before feeding BERT obscures node-specific intra-day dynamics and cross-day periodic patterns.</w:t>
+        <w:t>Diagnosed limitation. The fixed GCN–hypergraph fusion coefficient cannot adapt the relative importance of pairwise adjacency and higher-order group relations across nodes and time steps.</w:t>
       </w:r>
     </w:p>
     <w:p>
       <w:pPr>
-        <w:pStyle w:val="a9"/>
+        <w:pStyle w:val="33"/>
         <w:numPr>
           <w:ilvl w:val="0"/>
           <w:numId w:val="5"/>
@@ -2728,12 +2882,12 @@
         <w:rPr>
           <w:rFonts w:ascii="Times New Roman" w:hAnsi="Times New Roman" w:cs="Times New Roman"/>
         </w:rPr>
-        <w:t>Mechanism. Construct recent, intra-day, and cross-day periodic tokens per road segment, explicitly separating recurring history from current-cycle deviations.</w:t>
+        <w:t>Mechanism. A node–time adaptive gate that dynamically balances the GCN local-adjacency contribution and the hypergraph higher-order contribution.</w:t>
       </w:r>
     </w:p>
     <w:p>
       <w:pPr>
-        <w:pStyle w:val="a9"/>
+        <w:pStyle w:val="33"/>
         <w:numPr>
           <w:ilvl w:val="0"/>
           <w:numId w:val="5"/>
@@ -2748,12 +2902,12 @@
         <w:rPr>
           <w:rFonts w:ascii="Times New Roman" w:hAnsi="Times New Roman" w:cs="Times New Roman"/>
         </w:rPr>
-        <w:t>Falsifiable prediction. On datasets with strong daily periodicity, H1 reduces MAE relative to the reproduced baseline; the gain should be larger on BIKE and METR-LA than on PEMS03 if the periodic-token mechanism is the active ingredient.</w:t>
+        <w:t>Falsifiable prediction. The adaptive gate reduces validation RMSE relative to a fixed fusion coefficient, with the largest gains on datasets where spatial relations drift (METR-LA, BJ500).</w:t>
       </w:r>
     </w:p>
     <w:p>
       <w:pPr>
-        <w:pStyle w:val="a9"/>
+        <w:pStyle w:val="33"/>
         <w:numPr>
           <w:ilvl w:val="0"/>
           <w:numId w:val="5"/>
@@ -2768,7 +2922,7 @@
         <w:rPr>
           <w:rFonts w:ascii="Times New Roman" w:hAnsi="Times New Roman" w:cs="Times New Roman"/>
         </w:rPr>
-        <w:t>Information-match note. H1 uses a longer historical window than the baseline. This is a property of the mechanism, and it means H1-vs-baseline is not an information-matched comparison. H1 is therefore not used to make “same-information” claims against H3.</w:t>
+        <w:t>Status. Proposed; not selected for pilot in the current frozen evidence set.</w:t>
       </w:r>
     </w:p>
     <w:p>
@@ -2783,20 +2937,12 @@
         <w:rPr>
           <w:rFonts w:ascii="Times New Roman" w:hAnsi="Times New Roman" w:cs="Times New Roman"/>
         </w:rPr>
-        <w:t xml:space="preserve">H2 — Node–time adaptive gating </w:t>
+        <w:t>H3 — KAN prediction head (prediction stage)</w:t>
       </w:r>
-      <w:proofErr w:type="gramStart"/>
-      <w:r>
-        <w:rPr>
-          <w:rFonts w:ascii="Times New Roman" w:hAnsi="Times New Roman" w:cs="Times New Roman"/>
-        </w:rPr>
-        <w:t>(fusion stage)</w:t>
-      </w:r>
-      <w:proofErr w:type="gramEnd"/>
     </w:p>
     <w:p>
       <w:pPr>
-        <w:pStyle w:val="a9"/>
+        <w:pStyle w:val="33"/>
         <w:numPr>
           <w:ilvl w:val="0"/>
           <w:numId w:val="6"/>
@@ -2811,12 +2957,12 @@
         <w:rPr>
           <w:rFonts w:ascii="Times New Roman" w:hAnsi="Times New Roman" w:cs="Times New Roman"/>
         </w:rPr>
-        <w:t>Diagnosed limitation. The fixed GCN–hypergraph fusion coefficient cannot adapt the relative importance of pairwise adjacency and higher-order group relations across nodes and time steps.</w:t>
+        <w:t>Diagnosed limitation. The MLP head with fixed activation functions has limited capacity to capture the complex nonlinear mapping from fused latent representations to future traffic states.</w:t>
       </w:r>
     </w:p>
     <w:p>
       <w:pPr>
-        <w:pStyle w:val="a9"/>
+        <w:pStyle w:val="33"/>
         <w:numPr>
           <w:ilvl w:val="0"/>
           <w:numId w:val="6"/>
@@ -2831,12 +2977,12 @@
         <w:rPr>
           <w:rFonts w:ascii="Times New Roman" w:hAnsi="Times New Roman" w:cs="Times New Roman"/>
         </w:rPr>
-        <w:t>Mechanism. A node–time adaptive gate that dynamically balances the GCN local-adjacency contribution and the hypergraph higher-order contribution.</w:t>
+        <w:t>Mechanism. Replace nn.Linear(192, 48) with KANLinear(192, 48; grid_size=5, spline_order=3), using learnable B-spline basis functions. Input and output dimensions are unchanged; the gate fusion module is untouched; update_grid is disabled; no extra historical input is introduced.</w:t>
       </w:r>
     </w:p>
     <w:p>
       <w:pPr>
-        <w:pStyle w:val="a9"/>
+        <w:pStyle w:val="33"/>
         <w:numPr>
           <w:ilvl w:val="0"/>
           <w:numId w:val="6"/>
@@ -2851,189 +2997,6 @@
         <w:rPr>
           <w:rFonts w:ascii="Times New Roman" w:hAnsi="Times New Roman" w:cs="Times New Roman"/>
         </w:rPr>
-        <w:t>Falsifiable prediction. The adaptive gate reduces validation RMSE relative to a fixed fusion coefficient, with the largest gains on datasets where spatial relations drift (METR-LA, BJ500).</w:t>
-      </w:r>
-    </w:p>
-    <w:p>
-      <w:pPr>
-        <w:pStyle w:val="a9"/>
-        <w:numPr>
-          <w:ilvl w:val="0"/>
-          <w:numId w:val="6"/>
-        </w:numPr>
-        <w:spacing w:after="0" w:line="240" w:lineRule="auto"/>
-        <w:jc w:val="both"/>
-        <w:rPr>
-          <w:rFonts w:ascii="Times New Roman" w:hAnsi="Times New Roman" w:cs="Times New Roman"/>
-        </w:rPr>
-      </w:pPr>
-      <w:r>
-        <w:rPr>
-          <w:rFonts w:ascii="Times New Roman" w:hAnsi="Times New Roman" w:cs="Times New Roman"/>
-        </w:rPr>
-        <w:t>Status. Proposed; not selected for pilot in the current frozen evidence set.</w:t>
-      </w:r>
-    </w:p>
-    <w:p>
-      <w:pPr>
-        <w:spacing w:after="0" w:line="240" w:lineRule="auto"/>
-        <w:jc w:val="both"/>
-        <w:rPr>
-          <w:rFonts w:ascii="Times New Roman" w:hAnsi="Times New Roman" w:cs="Times New Roman"/>
-        </w:rPr>
-      </w:pPr>
-      <w:r>
-        <w:rPr>
-          <w:rFonts w:ascii="Times New Roman" w:hAnsi="Times New Roman" w:cs="Times New Roman"/>
-        </w:rPr>
-        <w:t xml:space="preserve">H3 — KAN prediction head </w:t>
-      </w:r>
-      <w:proofErr w:type="gramStart"/>
-      <w:r>
-        <w:rPr>
-          <w:rFonts w:ascii="Times New Roman" w:hAnsi="Times New Roman" w:cs="Times New Roman"/>
-        </w:rPr>
-        <w:t>(prediction stage)</w:t>
-      </w:r>
-      <w:proofErr w:type="gramEnd"/>
-    </w:p>
-    <w:p>
-      <w:pPr>
-        <w:pStyle w:val="a9"/>
-        <w:numPr>
-          <w:ilvl w:val="0"/>
-          <w:numId w:val="7"/>
-        </w:numPr>
-        <w:spacing w:after="0" w:line="240" w:lineRule="auto"/>
-        <w:jc w:val="both"/>
-        <w:rPr>
-          <w:rFonts w:ascii="Times New Roman" w:hAnsi="Times New Roman" w:cs="Times New Roman"/>
-        </w:rPr>
-      </w:pPr>
-      <w:r>
-        <w:rPr>
-          <w:rFonts w:ascii="Times New Roman" w:hAnsi="Times New Roman" w:cs="Times New Roman"/>
-        </w:rPr>
-        <w:t>Diagnosed limitation. The MLP head with fixed activation functions has limited capacity to capture the complex nonlinear mapping from fused latent representations to future traffic states.</w:t>
-      </w:r>
-    </w:p>
-    <w:p>
-      <w:pPr>
-        <w:pStyle w:val="a9"/>
-        <w:numPr>
-          <w:ilvl w:val="0"/>
-          <w:numId w:val="7"/>
-        </w:numPr>
-        <w:spacing w:after="0" w:line="240" w:lineRule="auto"/>
-        <w:jc w:val="both"/>
-        <w:rPr>
-          <w:rFonts w:ascii="Times New Roman" w:hAnsi="Times New Roman" w:cs="Times New Roman"/>
-        </w:rPr>
-      </w:pPr>
-      <w:r>
-        <w:rPr>
-          <w:rFonts w:ascii="Times New Roman" w:hAnsi="Times New Roman" w:cs="Times New Roman"/>
-        </w:rPr>
-        <w:t xml:space="preserve">Mechanism. Replace </w:t>
-      </w:r>
-      <w:proofErr w:type="spellStart"/>
-      <w:proofErr w:type="gramStart"/>
-      <w:r>
-        <w:rPr>
-          <w:rFonts w:ascii="Times New Roman" w:hAnsi="Times New Roman" w:cs="Times New Roman"/>
-        </w:rPr>
-        <w:t>nn.Linear</w:t>
-      </w:r>
-      <w:proofErr w:type="spellEnd"/>
-      <w:proofErr w:type="gramEnd"/>
-      <w:r>
-        <w:rPr>
-          <w:rFonts w:ascii="Times New Roman" w:hAnsi="Times New Roman" w:cs="Times New Roman"/>
-        </w:rPr>
-        <w:t xml:space="preserve">(192, 48) with </w:t>
-      </w:r>
-      <w:proofErr w:type="spellStart"/>
-      <w:proofErr w:type="gramStart"/>
-      <w:r>
-        <w:rPr>
-          <w:rFonts w:ascii="Times New Roman" w:hAnsi="Times New Roman" w:cs="Times New Roman"/>
-        </w:rPr>
-        <w:t>KANLinear</w:t>
-      </w:r>
-      <w:proofErr w:type="spellEnd"/>
-      <w:r>
-        <w:rPr>
-          <w:rFonts w:ascii="Times New Roman" w:hAnsi="Times New Roman" w:cs="Times New Roman"/>
-        </w:rPr>
-        <w:t>(</w:t>
-      </w:r>
-      <w:proofErr w:type="gramEnd"/>
-      <w:r>
-        <w:rPr>
-          <w:rFonts w:ascii="Times New Roman" w:hAnsi="Times New Roman" w:cs="Times New Roman"/>
-        </w:rPr>
-        <w:t xml:space="preserve">192, 48; </w:t>
-      </w:r>
-      <w:proofErr w:type="spellStart"/>
-      <w:r>
-        <w:rPr>
-          <w:rFonts w:ascii="Times New Roman" w:hAnsi="Times New Roman" w:cs="Times New Roman"/>
-        </w:rPr>
-        <w:t>grid_size</w:t>
-      </w:r>
-      <w:proofErr w:type="spellEnd"/>
-      <w:r>
-        <w:rPr>
-          <w:rFonts w:ascii="Times New Roman" w:hAnsi="Times New Roman" w:cs="Times New Roman"/>
-        </w:rPr>
-        <w:t xml:space="preserve">=5, </w:t>
-      </w:r>
-      <w:proofErr w:type="spellStart"/>
-      <w:r>
-        <w:rPr>
-          <w:rFonts w:ascii="Times New Roman" w:hAnsi="Times New Roman" w:cs="Times New Roman"/>
-        </w:rPr>
-        <w:t>spline_order</w:t>
-      </w:r>
-      <w:proofErr w:type="spellEnd"/>
-      <w:r>
-        <w:rPr>
-          <w:rFonts w:ascii="Times New Roman" w:hAnsi="Times New Roman" w:cs="Times New Roman"/>
-        </w:rPr>
-        <w:t xml:space="preserve">=3), using learnable B-spline basis functions. Input and output dimensions are unchanged; the gate fusion module is untouched; </w:t>
-      </w:r>
-      <w:proofErr w:type="spellStart"/>
-      <w:r>
-        <w:rPr>
-          <w:rFonts w:ascii="Times New Roman" w:hAnsi="Times New Roman" w:cs="Times New Roman"/>
-        </w:rPr>
-        <w:t>update_grid</w:t>
-      </w:r>
-      <w:proofErr w:type="spellEnd"/>
-      <w:r>
-        <w:rPr>
-          <w:rFonts w:ascii="Times New Roman" w:hAnsi="Times New Roman" w:cs="Times New Roman"/>
-        </w:rPr>
-        <w:t xml:space="preserve"> is disabled; no extra historical input is introduced.</w:t>
-      </w:r>
-    </w:p>
-    <w:p>
-      <w:pPr>
-        <w:pStyle w:val="a9"/>
-        <w:numPr>
-          <w:ilvl w:val="0"/>
-          <w:numId w:val="7"/>
-        </w:numPr>
-        <w:spacing w:after="0" w:line="240" w:lineRule="auto"/>
-        <w:jc w:val="both"/>
-        <w:rPr>
-          <w:rFonts w:ascii="Times New Roman" w:hAnsi="Times New Roman" w:cs="Times New Roman"/>
-        </w:rPr>
-      </w:pPr>
-      <w:r>
-        <w:rPr>
-          <w:rFonts w:ascii="Times New Roman" w:hAnsi="Times New Roman" w:cs="Times New Roman"/>
-        </w:rPr>
         <w:t>Falsifiable prediction. If the prediction-head nonlinearity is a meaningful bottleneck, KAN should reduce MAE and RMSE relative to the MLP head at matched training budget and seeds. If the gate fusion has already imposed sufficient nonlinearity, the gain should be small or null.</w:t>
       </w:r>
     </w:p>
@@ -3103,7 +3066,7 @@
     </w:p>
     <w:p>
       <w:pPr>
-        <w:pStyle w:val="tablehead"/>
+        <w:pStyle w:val="41"/>
         <w:spacing w:line="240" w:lineRule="auto"/>
         <w:rPr>
           <w:rFonts w:ascii="Times New Roman" w:hAnsi="Times New Roman" w:cs="Times New Roman"/>
@@ -3112,26 +3075,58 @@
     </w:p>
     <w:tbl>
       <w:tblPr>
-        <w:tblStyle w:val="af4"/>
+        <w:tblStyle w:val="16"/>
         <w:tblW w:w="0" w:type="auto"/>
-        <w:tblLook w:val="04A0" w:firstRow="1" w:lastRow="0" w:firstColumn="1" w:lastColumn="0" w:noHBand="0" w:noVBand="1"/>
+        <w:tblInd w:w="0" w:type="dxa"/>
+        <w:tblBorders>
+          <w:top w:val="single" w:color="auto" w:sz="4" w:space="0"/>
+          <w:left w:val="single" w:color="auto" w:sz="4" w:space="0"/>
+          <w:bottom w:val="single" w:color="auto" w:sz="4" w:space="0"/>
+          <w:right w:val="single" w:color="auto" w:sz="4" w:space="0"/>
+          <w:insideH w:val="single" w:color="auto" w:sz="4" w:space="0"/>
+          <w:insideV w:val="single" w:color="auto" w:sz="4" w:space="0"/>
+        </w:tblBorders>
+        <w:tblLayout w:type="autofit"/>
+        <w:tblCellMar>
+          <w:top w:w="0" w:type="dxa"/>
+          <w:left w:w="108" w:type="dxa"/>
+          <w:bottom w:w="0" w:type="dxa"/>
+          <w:right w:w="108" w:type="dxa"/>
+        </w:tblCellMar>
       </w:tblPr>
       <w:tblGrid>
-        <w:gridCol w:w="1185"/>
-        <w:gridCol w:w="1185"/>
-        <w:gridCol w:w="1185"/>
-        <w:gridCol w:w="1185"/>
-        <w:gridCol w:w="1185"/>
-        <w:gridCol w:w="1185"/>
-        <w:gridCol w:w="1186"/>
+        <w:gridCol w:w="1536"/>
+        <w:gridCol w:w="1135"/>
+        <w:gridCol w:w="1125"/>
+        <w:gridCol w:w="1120"/>
+        <w:gridCol w:w="1135"/>
+        <w:gridCol w:w="1125"/>
+        <w:gridCol w:w="1120"/>
       </w:tblGrid>
       <w:tr>
+        <w:tblPrEx>
+          <w:tblBorders>
+            <w:top w:val="single" w:color="auto" w:sz="4" w:space="0"/>
+            <w:left w:val="single" w:color="auto" w:sz="4" w:space="0"/>
+            <w:bottom w:val="single" w:color="auto" w:sz="4" w:space="0"/>
+            <w:right w:val="single" w:color="auto" w:sz="4" w:space="0"/>
+            <w:insideH w:val="single" w:color="auto" w:sz="4" w:space="0"/>
+            <w:insideV w:val="single" w:color="auto" w:sz="4" w:space="0"/>
+          </w:tblBorders>
+          <w:tblCellMar>
+            <w:top w:w="0" w:type="dxa"/>
+            <w:left w:w="108" w:type="dxa"/>
+            <w:bottom w:w="0" w:type="dxa"/>
+            <w:right w:w="108" w:type="dxa"/>
+          </w:tblCellMar>
+        </w:tblPrEx>
         <w:tc>
           <w:tcPr>
             <w:tcW w:w="1185" w:type="dxa"/>
           </w:tcPr>
           <w:p>
             <w:pPr>
+              <w:spacing w:after="0" w:line="240" w:lineRule="auto"/>
               <w:jc w:val="both"/>
               <w:rPr>
                 <w:rFonts w:ascii="Times New Roman" w:hAnsi="Times New Roman" w:cs="Times New Roman"/>
@@ -3153,6 +3148,7 @@
           </w:tcPr>
           <w:p>
             <w:pPr>
+              <w:spacing w:after="0" w:line="240" w:lineRule="auto"/>
               <w:jc w:val="both"/>
               <w:rPr>
                 <w:rFonts w:ascii="Times New Roman" w:hAnsi="Times New Roman" w:cs="Times New Roman"/>
@@ -3174,6 +3170,7 @@
           </w:tcPr>
           <w:p>
             <w:pPr>
+              <w:spacing w:after="0" w:line="240" w:lineRule="auto"/>
               <w:jc w:val="both"/>
               <w:rPr>
                 <w:rFonts w:ascii="Times New Roman" w:hAnsi="Times New Roman" w:cs="Times New Roman"/>
@@ -3195,6 +3192,7 @@
           </w:tcPr>
           <w:p>
             <w:pPr>
+              <w:spacing w:after="0" w:line="240" w:lineRule="auto"/>
               <w:jc w:val="both"/>
               <w:rPr>
                 <w:rFonts w:ascii="Times New Roman" w:hAnsi="Times New Roman" w:cs="Times New Roman"/>
@@ -3216,6 +3214,7 @@
           </w:tcPr>
           <w:p>
             <w:pPr>
+              <w:spacing w:after="0" w:line="240" w:lineRule="auto"/>
               <w:jc w:val="both"/>
               <w:rPr>
                 <w:rFonts w:ascii="Times New Roman" w:hAnsi="Times New Roman" w:cs="Times New Roman"/>
@@ -3237,6 +3236,7 @@
           </w:tcPr>
           <w:p>
             <w:pPr>
+              <w:spacing w:after="0" w:line="240" w:lineRule="auto"/>
               <w:jc w:val="both"/>
               <w:rPr>
                 <w:rFonts w:ascii="Times New Roman" w:hAnsi="Times New Roman" w:cs="Times New Roman"/>
@@ -3258,6 +3258,7 @@
           </w:tcPr>
           <w:p>
             <w:pPr>
+              <w:spacing w:after="0" w:line="240" w:lineRule="auto"/>
               <w:jc w:val="both"/>
               <w:rPr>
                 <w:rFonts w:ascii="Times New Roman" w:hAnsi="Times New Roman" w:cs="Times New Roman"/>
@@ -3275,32 +3276,41 @@
         </w:tc>
       </w:tr>
       <w:tr>
+        <w:tblPrEx>
+          <w:tblBorders>
+            <w:top w:val="single" w:color="auto" w:sz="4" w:space="0"/>
+            <w:left w:val="single" w:color="auto" w:sz="4" w:space="0"/>
+            <w:bottom w:val="single" w:color="auto" w:sz="4" w:space="0"/>
+            <w:right w:val="single" w:color="auto" w:sz="4" w:space="0"/>
+            <w:insideH w:val="single" w:color="auto" w:sz="4" w:space="0"/>
+            <w:insideV w:val="single" w:color="auto" w:sz="4" w:space="0"/>
+          </w:tblBorders>
+          <w:tblCellMar>
+            <w:top w:w="0" w:type="dxa"/>
+            <w:left w:w="108" w:type="dxa"/>
+            <w:bottom w:w="0" w:type="dxa"/>
+            <w:right w:w="108" w:type="dxa"/>
+          </w:tblCellMar>
+        </w:tblPrEx>
         <w:tc>
           <w:tcPr>
             <w:tcW w:w="1185" w:type="dxa"/>
           </w:tcPr>
           <w:p>
             <w:pPr>
-              <w:jc w:val="both"/>
-              <w:rPr>
-                <w:rFonts w:ascii="Times New Roman" w:hAnsi="Times New Roman" w:cs="Times New Roman"/>
-                <w:highlight w:val="yellow"/>
-              </w:rPr>
-            </w:pPr>
-            <w:r>
-              <w:rPr>
-                <w:rFonts w:ascii="Times New Roman" w:hAnsi="Times New Roman" w:cs="Times New Roman"/>
-                <w:highlight w:val="yellow"/>
-              </w:rPr>
-              <w:t>BIKE-</w:t>
-            </w:r>
-            <w:r>
-              <w:rPr>
-                <w:rFonts w:ascii="Times New Roman" w:hAnsi="Times New Roman" w:cs="Times New Roman"/>
-                <w:highlight w:val="yellow"/>
-              </w:rPr>
-              <w:lastRenderedPageBreak/>
-              <w:t>Inflow</w:t>
+              <w:spacing w:after="0" w:line="240" w:lineRule="auto"/>
+              <w:jc w:val="both"/>
+              <w:rPr>
+                <w:rFonts w:ascii="Times New Roman" w:hAnsi="Times New Roman" w:cs="Times New Roman"/>
+                <w:highlight w:val="yellow"/>
+              </w:rPr>
+            </w:pPr>
+            <w:r>
+              <w:rPr>
+                <w:rFonts w:ascii="Times New Roman" w:hAnsi="Times New Roman" w:cs="Times New Roman"/>
+                <w:highlight w:val="yellow"/>
+              </w:rPr>
+              <w:t>BIKE-Inflow</w:t>
             </w:r>
           </w:p>
         </w:tc>
@@ -3310,18 +3320,18 @@
           </w:tcPr>
           <w:p>
             <w:pPr>
-              <w:jc w:val="both"/>
-              <w:rPr>
-                <w:rFonts w:ascii="Times New Roman" w:hAnsi="Times New Roman" w:cs="Times New Roman"/>
-                <w:highlight w:val="yellow"/>
-              </w:rPr>
-            </w:pPr>
-            <w:r>
-              <w:rPr>
-                <w:rFonts w:ascii="Times New Roman" w:hAnsi="Times New Roman" w:cs="Times New Roman"/>
-                <w:highlight w:val="yellow"/>
-              </w:rPr>
-              <w:lastRenderedPageBreak/>
+              <w:spacing w:after="0" w:line="240" w:lineRule="auto"/>
+              <w:jc w:val="both"/>
+              <w:rPr>
+                <w:rFonts w:ascii="Times New Roman" w:hAnsi="Times New Roman" w:cs="Times New Roman"/>
+                <w:highlight w:val="yellow"/>
+              </w:rPr>
+            </w:pPr>
+            <w:r>
+              <w:rPr>
+                <w:rFonts w:ascii="Times New Roman" w:hAnsi="Times New Roman" w:cs="Times New Roman"/>
+                <w:highlight w:val="yellow"/>
+              </w:rPr>
               <w:t>5.2570</w:t>
             </w:r>
           </w:p>
@@ -3332,6 +3342,7 @@
           </w:tcPr>
           <w:p>
             <w:pPr>
+              <w:spacing w:after="0" w:line="240" w:lineRule="auto"/>
               <w:jc w:val="both"/>
               <w:rPr>
                 <w:rFonts w:ascii="Times New Roman" w:hAnsi="Times New Roman" w:cs="Times New Roman"/>
@@ -3353,6 +3364,7 @@
           </w:tcPr>
           <w:p>
             <w:pPr>
+              <w:spacing w:after="0" w:line="240" w:lineRule="auto"/>
               <w:jc w:val="both"/>
               <w:rPr>
                 <w:rFonts w:ascii="Times New Roman" w:hAnsi="Times New Roman" w:cs="Times New Roman"/>
@@ -3374,6 +3386,7 @@
           </w:tcPr>
           <w:p>
             <w:pPr>
+              <w:spacing w:after="0" w:line="240" w:lineRule="auto"/>
               <w:jc w:val="both"/>
               <w:rPr>
                 <w:rFonts w:ascii="Times New Roman" w:hAnsi="Times New Roman" w:cs="Times New Roman"/>
@@ -3395,6 +3408,7 @@
           </w:tcPr>
           <w:p>
             <w:pPr>
+              <w:spacing w:after="0" w:line="240" w:lineRule="auto"/>
               <w:jc w:val="both"/>
               <w:rPr>
                 <w:rFonts w:ascii="Times New Roman" w:hAnsi="Times New Roman" w:cs="Times New Roman"/>
@@ -3416,6 +3430,7 @@
           </w:tcPr>
           <w:p>
             <w:pPr>
+              <w:spacing w:after="0" w:line="240" w:lineRule="auto"/>
               <w:jc w:val="both"/>
               <w:rPr>
                 <w:rFonts w:ascii="Times New Roman" w:hAnsi="Times New Roman" w:cs="Times New Roman"/>
@@ -3433,12 +3448,29 @@
         </w:tc>
       </w:tr>
       <w:tr>
+        <w:tblPrEx>
+          <w:tblBorders>
+            <w:top w:val="single" w:color="auto" w:sz="4" w:space="0"/>
+            <w:left w:val="single" w:color="auto" w:sz="4" w:space="0"/>
+            <w:bottom w:val="single" w:color="auto" w:sz="4" w:space="0"/>
+            <w:right w:val="single" w:color="auto" w:sz="4" w:space="0"/>
+            <w:insideH w:val="single" w:color="auto" w:sz="4" w:space="0"/>
+            <w:insideV w:val="single" w:color="auto" w:sz="4" w:space="0"/>
+          </w:tblBorders>
+          <w:tblCellMar>
+            <w:top w:w="0" w:type="dxa"/>
+            <w:left w:w="108" w:type="dxa"/>
+            <w:bottom w:w="0" w:type="dxa"/>
+            <w:right w:w="108" w:type="dxa"/>
+          </w:tblCellMar>
+        </w:tblPrEx>
         <w:tc>
           <w:tcPr>
             <w:tcW w:w="1185" w:type="dxa"/>
           </w:tcPr>
           <w:p>
             <w:pPr>
+              <w:spacing w:after="0" w:line="240" w:lineRule="auto"/>
               <w:jc w:val="both"/>
               <w:rPr>
                 <w:rFonts w:ascii="Times New Roman" w:hAnsi="Times New Roman" w:cs="Times New Roman"/>
@@ -3460,6 +3492,7 @@
           </w:tcPr>
           <w:p>
             <w:pPr>
+              <w:spacing w:after="0" w:line="240" w:lineRule="auto"/>
               <w:jc w:val="both"/>
               <w:rPr>
                 <w:rFonts w:ascii="Times New Roman" w:hAnsi="Times New Roman" w:cs="Times New Roman"/>
@@ -3481,6 +3514,7 @@
           </w:tcPr>
           <w:p>
             <w:pPr>
+              <w:spacing w:after="0" w:line="240" w:lineRule="auto"/>
               <w:jc w:val="both"/>
               <w:rPr>
                 <w:rFonts w:ascii="Times New Roman" w:hAnsi="Times New Roman" w:cs="Times New Roman"/>
@@ -3502,6 +3536,7 @@
           </w:tcPr>
           <w:p>
             <w:pPr>
+              <w:spacing w:after="0" w:line="240" w:lineRule="auto"/>
               <w:jc w:val="both"/>
               <w:rPr>
                 <w:rFonts w:ascii="Times New Roman" w:hAnsi="Times New Roman" w:cs="Times New Roman"/>
@@ -3523,6 +3558,7 @@
           </w:tcPr>
           <w:p>
             <w:pPr>
+              <w:spacing w:after="0" w:line="240" w:lineRule="auto"/>
               <w:jc w:val="both"/>
               <w:rPr>
                 <w:rFonts w:ascii="Times New Roman" w:hAnsi="Times New Roman" w:cs="Times New Roman"/>
@@ -3544,6 +3580,7 @@
           </w:tcPr>
           <w:p>
             <w:pPr>
+              <w:spacing w:after="0" w:line="240" w:lineRule="auto"/>
               <w:jc w:val="both"/>
               <w:rPr>
                 <w:rFonts w:ascii="Times New Roman" w:hAnsi="Times New Roman" w:cs="Times New Roman"/>
@@ -3565,6 +3602,7 @@
           </w:tcPr>
           <w:p>
             <w:pPr>
+              <w:spacing w:after="0" w:line="240" w:lineRule="auto"/>
               <w:jc w:val="both"/>
               <w:rPr>
                 <w:rFonts w:ascii="Times New Roman" w:hAnsi="Times New Roman" w:cs="Times New Roman"/>
@@ -3582,12 +3620,29 @@
         </w:tc>
       </w:tr>
       <w:tr>
+        <w:tblPrEx>
+          <w:tblBorders>
+            <w:top w:val="single" w:color="auto" w:sz="4" w:space="0"/>
+            <w:left w:val="single" w:color="auto" w:sz="4" w:space="0"/>
+            <w:bottom w:val="single" w:color="auto" w:sz="4" w:space="0"/>
+            <w:right w:val="single" w:color="auto" w:sz="4" w:space="0"/>
+            <w:insideH w:val="single" w:color="auto" w:sz="4" w:space="0"/>
+            <w:insideV w:val="single" w:color="auto" w:sz="4" w:space="0"/>
+          </w:tblBorders>
+          <w:tblCellMar>
+            <w:top w:w="0" w:type="dxa"/>
+            <w:left w:w="108" w:type="dxa"/>
+            <w:bottom w:w="0" w:type="dxa"/>
+            <w:right w:w="108" w:type="dxa"/>
+          </w:tblCellMar>
+        </w:tblPrEx>
         <w:tc>
           <w:tcPr>
             <w:tcW w:w="1185" w:type="dxa"/>
           </w:tcPr>
           <w:p>
             <w:pPr>
+              <w:spacing w:after="0" w:line="240" w:lineRule="auto"/>
               <w:jc w:val="both"/>
               <w:rPr>
                 <w:rFonts w:ascii="Times New Roman" w:hAnsi="Times New Roman" w:cs="Times New Roman"/>
@@ -3609,6 +3664,7 @@
           </w:tcPr>
           <w:p>
             <w:pPr>
+              <w:spacing w:after="0" w:line="240" w:lineRule="auto"/>
               <w:jc w:val="both"/>
               <w:rPr>
                 <w:rFonts w:ascii="Times New Roman" w:hAnsi="Times New Roman" w:cs="Times New Roman"/>
@@ -3630,6 +3686,7 @@
           </w:tcPr>
           <w:p>
             <w:pPr>
+              <w:spacing w:after="0" w:line="240" w:lineRule="auto"/>
               <w:jc w:val="both"/>
               <w:rPr>
                 <w:rFonts w:ascii="Times New Roman" w:hAnsi="Times New Roman" w:cs="Times New Roman"/>
@@ -3651,6 +3708,7 @@
           </w:tcPr>
           <w:p>
             <w:pPr>
+              <w:spacing w:after="0" w:line="240" w:lineRule="auto"/>
               <w:jc w:val="both"/>
               <w:rPr>
                 <w:rFonts w:ascii="Times New Roman" w:hAnsi="Times New Roman" w:cs="Times New Roman"/>
@@ -3672,6 +3730,7 @@
           </w:tcPr>
           <w:p>
             <w:pPr>
+              <w:spacing w:after="0" w:line="240" w:lineRule="auto"/>
               <w:jc w:val="both"/>
               <w:rPr>
                 <w:rFonts w:ascii="Times New Roman" w:hAnsi="Times New Roman" w:cs="Times New Roman"/>
@@ -3693,6 +3752,7 @@
           </w:tcPr>
           <w:p>
             <w:pPr>
+              <w:spacing w:after="0" w:line="240" w:lineRule="auto"/>
               <w:jc w:val="both"/>
               <w:rPr>
                 <w:rFonts w:ascii="Times New Roman" w:hAnsi="Times New Roman" w:cs="Times New Roman"/>
@@ -3714,6 +3774,7 @@
           </w:tcPr>
           <w:p>
             <w:pPr>
+              <w:spacing w:after="0" w:line="240" w:lineRule="auto"/>
               <w:jc w:val="both"/>
               <w:rPr>
                 <w:rFonts w:ascii="Times New Roman" w:hAnsi="Times New Roman" w:cs="Times New Roman"/>
@@ -3731,12 +3792,29 @@
         </w:tc>
       </w:tr>
       <w:tr>
+        <w:tblPrEx>
+          <w:tblBorders>
+            <w:top w:val="single" w:color="auto" w:sz="4" w:space="0"/>
+            <w:left w:val="single" w:color="auto" w:sz="4" w:space="0"/>
+            <w:bottom w:val="single" w:color="auto" w:sz="4" w:space="0"/>
+            <w:right w:val="single" w:color="auto" w:sz="4" w:space="0"/>
+            <w:insideH w:val="single" w:color="auto" w:sz="4" w:space="0"/>
+            <w:insideV w:val="single" w:color="auto" w:sz="4" w:space="0"/>
+          </w:tblBorders>
+          <w:tblCellMar>
+            <w:top w:w="0" w:type="dxa"/>
+            <w:left w:w="108" w:type="dxa"/>
+            <w:bottom w:w="0" w:type="dxa"/>
+            <w:right w:w="108" w:type="dxa"/>
+          </w:tblCellMar>
+        </w:tblPrEx>
         <w:tc>
           <w:tcPr>
             <w:tcW w:w="1185" w:type="dxa"/>
           </w:tcPr>
           <w:p>
             <w:pPr>
+              <w:spacing w:after="0" w:line="240" w:lineRule="auto"/>
               <w:jc w:val="both"/>
               <w:rPr>
                 <w:rFonts w:ascii="Times New Roman" w:hAnsi="Times New Roman" w:cs="Times New Roman"/>
@@ -3758,6 +3836,7 @@
           </w:tcPr>
           <w:p>
             <w:pPr>
+              <w:spacing w:after="0" w:line="240" w:lineRule="auto"/>
               <w:jc w:val="both"/>
               <w:rPr>
                 <w:rFonts w:ascii="Times New Roman" w:hAnsi="Times New Roman" w:cs="Times New Roman"/>
@@ -3779,6 +3858,7 @@
           </w:tcPr>
           <w:p>
             <w:pPr>
+              <w:spacing w:after="0" w:line="240" w:lineRule="auto"/>
               <w:jc w:val="both"/>
               <w:rPr>
                 <w:rFonts w:ascii="Times New Roman" w:hAnsi="Times New Roman" w:cs="Times New Roman"/>
@@ -3800,6 +3880,7 @@
           </w:tcPr>
           <w:p>
             <w:pPr>
+              <w:spacing w:after="0" w:line="240" w:lineRule="auto"/>
               <w:jc w:val="both"/>
               <w:rPr>
                 <w:rFonts w:ascii="Times New Roman" w:hAnsi="Times New Roman" w:cs="Times New Roman"/>
@@ -3821,6 +3902,7 @@
           </w:tcPr>
           <w:p>
             <w:pPr>
+              <w:spacing w:after="0" w:line="240" w:lineRule="auto"/>
               <w:jc w:val="both"/>
               <w:rPr>
                 <w:rFonts w:ascii="Times New Roman" w:hAnsi="Times New Roman" w:cs="Times New Roman"/>
@@ -3842,6 +3924,7 @@
           </w:tcPr>
           <w:p>
             <w:pPr>
+              <w:spacing w:after="0" w:line="240" w:lineRule="auto"/>
               <w:jc w:val="both"/>
               <w:rPr>
                 <w:rFonts w:ascii="Times New Roman" w:hAnsi="Times New Roman" w:cs="Times New Roman"/>
@@ -3863,6 +3946,7 @@
           </w:tcPr>
           <w:p>
             <w:pPr>
+              <w:spacing w:after="0" w:line="240" w:lineRule="auto"/>
               <w:jc w:val="both"/>
               <w:rPr>
                 <w:rFonts w:ascii="Times New Roman" w:hAnsi="Times New Roman" w:cs="Times New Roman"/>
@@ -3880,12 +3964,29 @@
         </w:tc>
       </w:tr>
       <w:tr>
+        <w:tblPrEx>
+          <w:tblBorders>
+            <w:top w:val="single" w:color="auto" w:sz="4" w:space="0"/>
+            <w:left w:val="single" w:color="auto" w:sz="4" w:space="0"/>
+            <w:bottom w:val="single" w:color="auto" w:sz="4" w:space="0"/>
+            <w:right w:val="single" w:color="auto" w:sz="4" w:space="0"/>
+            <w:insideH w:val="single" w:color="auto" w:sz="4" w:space="0"/>
+            <w:insideV w:val="single" w:color="auto" w:sz="4" w:space="0"/>
+          </w:tblBorders>
+          <w:tblCellMar>
+            <w:top w:w="0" w:type="dxa"/>
+            <w:left w:w="108" w:type="dxa"/>
+            <w:bottom w:w="0" w:type="dxa"/>
+            <w:right w:w="108" w:type="dxa"/>
+          </w:tblCellMar>
+        </w:tblPrEx>
         <w:tc>
           <w:tcPr>
             <w:tcW w:w="1185" w:type="dxa"/>
           </w:tcPr>
           <w:p>
             <w:pPr>
+              <w:spacing w:after="0" w:line="240" w:lineRule="auto"/>
               <w:jc w:val="both"/>
               <w:rPr>
                 <w:rFonts w:ascii="Times New Roman" w:hAnsi="Times New Roman" w:cs="Times New Roman"/>
@@ -3907,6 +4008,7 @@
           </w:tcPr>
           <w:p>
             <w:pPr>
+              <w:spacing w:after="0" w:line="240" w:lineRule="auto"/>
               <w:jc w:val="both"/>
               <w:rPr>
                 <w:rFonts w:ascii="Times New Roman" w:hAnsi="Times New Roman" w:cs="Times New Roman"/>
@@ -3928,6 +4030,7 @@
           </w:tcPr>
           <w:p>
             <w:pPr>
+              <w:spacing w:after="0" w:line="240" w:lineRule="auto"/>
               <w:jc w:val="both"/>
               <w:rPr>
                 <w:rFonts w:ascii="Times New Roman" w:hAnsi="Times New Roman" w:cs="Times New Roman"/>
@@ -3949,6 +4052,7 @@
           </w:tcPr>
           <w:p>
             <w:pPr>
+              <w:spacing w:after="0" w:line="240" w:lineRule="auto"/>
               <w:jc w:val="both"/>
               <w:rPr>
                 <w:rFonts w:ascii="Times New Roman" w:hAnsi="Times New Roman" w:cs="Times New Roman"/>
@@ -3970,6 +4074,7 @@
           </w:tcPr>
           <w:p>
             <w:pPr>
+              <w:spacing w:after="0" w:line="240" w:lineRule="auto"/>
               <w:jc w:val="both"/>
               <w:rPr>
                 <w:rFonts w:ascii="Times New Roman" w:hAnsi="Times New Roman" w:cs="Times New Roman"/>
@@ -3991,6 +4096,7 @@
           </w:tcPr>
           <w:p>
             <w:pPr>
+              <w:spacing w:after="0" w:line="240" w:lineRule="auto"/>
               <w:jc w:val="both"/>
               <w:rPr>
                 <w:rFonts w:ascii="Times New Roman" w:hAnsi="Times New Roman" w:cs="Times New Roman"/>
@@ -4012,6 +4118,7 @@
           </w:tcPr>
           <w:p>
             <w:pPr>
+              <w:spacing w:after="0" w:line="240" w:lineRule="auto"/>
               <w:jc w:val="both"/>
               <w:rPr>
                 <w:rFonts w:ascii="Times New Roman" w:hAnsi="Times New Roman" w:cs="Times New Roman"/>
@@ -4070,26 +4177,12 @@
         <w:rPr>
           <w:rFonts w:ascii="Times New Roman" w:hAnsi="Times New Roman" w:cs="Times New Roman"/>
         </w:rPr>
-        <w:t>Design. MLP head and KAN head share the same corrected baseline, BERT backbone, adaptive gate, data split, seeds, epoch budget, patience rule, and environment repairs. The only scientific variable is --</w:t>
-      </w:r>
-      <w:proofErr w:type="spellStart"/>
-      <w:r>
-        <w:rPr>
-          <w:rFonts w:ascii="Times New Roman" w:hAnsi="Times New Roman" w:cs="Times New Roman"/>
-        </w:rPr>
-        <w:t>use_kan</w:t>
-      </w:r>
-      <w:proofErr w:type="spellEnd"/>
-      <w:r>
-        <w:rPr>
-          <w:rFonts w:ascii="Times New Roman" w:hAnsi="Times New Roman" w:cs="Times New Roman"/>
-        </w:rPr>
-        <w:t>.</w:t>
+        <w:t>Design. MLP head and KAN head share the same corrected baseline, BERT backbone, adaptive gate, data split, seeds, epoch budget, patience rule, and environment repairs. The only scientific variable is --use_kan.</w:t>
       </w:r>
     </w:p>
     <w:p>
       <w:pPr>
-        <w:pStyle w:val="tablehead"/>
+        <w:pStyle w:val="41"/>
         <w:spacing w:line="240" w:lineRule="auto"/>
         <w:rPr>
           <w:rFonts w:ascii="Times New Roman" w:hAnsi="Times New Roman" w:cs="Times New Roman"/>
@@ -4098,9 +4191,24 @@
     </w:p>
     <w:tbl>
       <w:tblPr>
-        <w:tblStyle w:val="af4"/>
+        <w:tblStyle w:val="16"/>
         <w:tblW w:w="0" w:type="auto"/>
-        <w:tblLook w:val="04A0" w:firstRow="1" w:lastRow="0" w:firstColumn="1" w:lastColumn="0" w:noHBand="0" w:noVBand="1"/>
+        <w:tblInd w:w="0" w:type="dxa"/>
+        <w:tblBorders>
+          <w:top w:val="single" w:color="auto" w:sz="4" w:space="0"/>
+          <w:left w:val="single" w:color="auto" w:sz="4" w:space="0"/>
+          <w:bottom w:val="single" w:color="auto" w:sz="4" w:space="0"/>
+          <w:right w:val="single" w:color="auto" w:sz="4" w:space="0"/>
+          <w:insideH w:val="single" w:color="auto" w:sz="4" w:space="0"/>
+          <w:insideV w:val="single" w:color="auto" w:sz="4" w:space="0"/>
+        </w:tblBorders>
+        <w:tblLayout w:type="autofit"/>
+        <w:tblCellMar>
+          <w:top w:w="0" w:type="dxa"/>
+          <w:left w:w="108" w:type="dxa"/>
+          <w:bottom w:w="0" w:type="dxa"/>
+          <w:right w:w="108" w:type="dxa"/>
+        </w:tblCellMar>
       </w:tblPr>
       <w:tblGrid>
         <w:gridCol w:w="1271"/>
@@ -4111,12 +4219,29 @@
         <w:gridCol w:w="1497"/>
       </w:tblGrid>
       <w:tr>
+        <w:tblPrEx>
+          <w:tblBorders>
+            <w:top w:val="single" w:color="auto" w:sz="4" w:space="0"/>
+            <w:left w:val="single" w:color="auto" w:sz="4" w:space="0"/>
+            <w:bottom w:val="single" w:color="auto" w:sz="4" w:space="0"/>
+            <w:right w:val="single" w:color="auto" w:sz="4" w:space="0"/>
+            <w:insideH w:val="single" w:color="auto" w:sz="4" w:space="0"/>
+            <w:insideV w:val="single" w:color="auto" w:sz="4" w:space="0"/>
+          </w:tblBorders>
+          <w:tblCellMar>
+            <w:top w:w="0" w:type="dxa"/>
+            <w:left w:w="108" w:type="dxa"/>
+            <w:bottom w:w="0" w:type="dxa"/>
+            <w:right w:w="108" w:type="dxa"/>
+          </w:tblCellMar>
+        </w:tblPrEx>
         <w:tc>
           <w:tcPr>
             <w:tcW w:w="1271" w:type="dxa"/>
           </w:tcPr>
           <w:p>
             <w:pPr>
+              <w:spacing w:after="0" w:line="240" w:lineRule="auto"/>
               <w:jc w:val="both"/>
               <w:rPr>
                 <w:rFonts w:ascii="Times New Roman" w:hAnsi="Times New Roman" w:cs="Times New Roman"/>
@@ -4136,25 +4261,18 @@
           </w:tcPr>
           <w:p>
             <w:pPr>
-              <w:jc w:val="both"/>
-              <w:rPr>
-                <w:rFonts w:ascii="Times New Roman" w:hAnsi="Times New Roman" w:cs="Times New Roman"/>
-              </w:rPr>
-            </w:pPr>
-            <w:r>
-              <w:rPr>
-                <w:rFonts w:ascii="Times New Roman" w:hAnsi="Times New Roman" w:cs="Times New Roman"/>
-              </w:rPr>
-              <w:t xml:space="preserve">MAE </w:t>
-            </w:r>
-            <w:proofErr w:type="gramStart"/>
-            <w:r>
-              <w:rPr>
-                <w:rFonts w:ascii="Times New Roman" w:hAnsi="Times New Roman" w:cs="Times New Roman"/>
-              </w:rPr>
-              <w:t>(mean ± std)</w:t>
-            </w:r>
-            <w:proofErr w:type="gramEnd"/>
+              <w:spacing w:after="0" w:line="240" w:lineRule="auto"/>
+              <w:jc w:val="both"/>
+              <w:rPr>
+                <w:rFonts w:ascii="Times New Roman" w:hAnsi="Times New Roman" w:cs="Times New Roman"/>
+              </w:rPr>
+            </w:pPr>
+            <w:r>
+              <w:rPr>
+                <w:rFonts w:ascii="Times New Roman" w:hAnsi="Times New Roman" w:cs="Times New Roman"/>
+              </w:rPr>
+              <w:t>MAE (mean ± std)</w:t>
+            </w:r>
           </w:p>
         </w:tc>
         <w:tc>
@@ -4163,25 +4281,18 @@
           </w:tcPr>
           <w:p>
             <w:pPr>
-              <w:jc w:val="both"/>
-              <w:rPr>
-                <w:rFonts w:ascii="Times New Roman" w:hAnsi="Times New Roman" w:cs="Times New Roman"/>
-              </w:rPr>
-            </w:pPr>
-            <w:r>
-              <w:rPr>
-                <w:rFonts w:ascii="Times New Roman" w:hAnsi="Times New Roman" w:cs="Times New Roman"/>
-              </w:rPr>
-              <w:t xml:space="preserve">RMSE </w:t>
-            </w:r>
-            <w:proofErr w:type="gramStart"/>
-            <w:r>
-              <w:rPr>
-                <w:rFonts w:ascii="Times New Roman" w:hAnsi="Times New Roman" w:cs="Times New Roman"/>
-              </w:rPr>
-              <w:t>(mean ± std)</w:t>
-            </w:r>
-            <w:proofErr w:type="gramEnd"/>
+              <w:spacing w:after="0" w:line="240" w:lineRule="auto"/>
+              <w:jc w:val="both"/>
+              <w:rPr>
+                <w:rFonts w:ascii="Times New Roman" w:hAnsi="Times New Roman" w:cs="Times New Roman"/>
+              </w:rPr>
+            </w:pPr>
+            <w:r>
+              <w:rPr>
+                <w:rFonts w:ascii="Times New Roman" w:hAnsi="Times New Roman" w:cs="Times New Roman"/>
+              </w:rPr>
+              <w:t>RMSE (mean ± std)</w:t>
+            </w:r>
           </w:p>
         </w:tc>
         <w:tc>
@@ -4190,25 +4301,18 @@
           </w:tcPr>
           <w:p>
             <w:pPr>
-              <w:jc w:val="both"/>
-              <w:rPr>
-                <w:rFonts w:ascii="Times New Roman" w:hAnsi="Times New Roman" w:cs="Times New Roman"/>
-              </w:rPr>
-            </w:pPr>
-            <w:r>
-              <w:rPr>
-                <w:rFonts w:ascii="Times New Roman" w:hAnsi="Times New Roman" w:cs="Times New Roman"/>
-              </w:rPr>
-              <w:t>Robust MAPE (|y|≥</w:t>
-            </w:r>
-            <w:proofErr w:type="gramStart"/>
-            <w:r>
-              <w:rPr>
-                <w:rFonts w:ascii="Times New Roman" w:hAnsi="Times New Roman" w:cs="Times New Roman"/>
-              </w:rPr>
-              <w:t>1)</w:t>
-            </w:r>
-            <w:proofErr w:type="gramEnd"/>
+              <w:spacing w:after="0" w:line="240" w:lineRule="auto"/>
+              <w:jc w:val="both"/>
+              <w:rPr>
+                <w:rFonts w:ascii="Times New Roman" w:hAnsi="Times New Roman" w:cs="Times New Roman"/>
+              </w:rPr>
+            </w:pPr>
+            <w:r>
+              <w:rPr>
+                <w:rFonts w:ascii="Times New Roman" w:hAnsi="Times New Roman" w:cs="Times New Roman"/>
+              </w:rPr>
+              <w:t>Robust MAPE (|y|≥1)</w:t>
+            </w:r>
           </w:p>
         </w:tc>
         <w:tc>
@@ -4217,6 +4321,7 @@
           </w:tcPr>
           <w:p>
             <w:pPr>
+              <w:spacing w:after="0" w:line="240" w:lineRule="auto"/>
               <w:jc w:val="both"/>
               <w:rPr>
                 <w:rFonts w:ascii="Times New Roman" w:hAnsi="Times New Roman" w:cs="Times New Roman"/>
@@ -4236,6 +4341,7 @@
           </w:tcPr>
           <w:p>
             <w:pPr>
+              <w:spacing w:after="0" w:line="240" w:lineRule="auto"/>
               <w:jc w:val="both"/>
               <w:rPr>
                 <w:rFonts w:ascii="Times New Roman" w:hAnsi="Times New Roman" w:cs="Times New Roman"/>
@@ -4251,12 +4357,29 @@
         </w:tc>
       </w:tr>
       <w:tr>
+        <w:tblPrEx>
+          <w:tblBorders>
+            <w:top w:val="single" w:color="auto" w:sz="4" w:space="0"/>
+            <w:left w:val="single" w:color="auto" w:sz="4" w:space="0"/>
+            <w:bottom w:val="single" w:color="auto" w:sz="4" w:space="0"/>
+            <w:right w:val="single" w:color="auto" w:sz="4" w:space="0"/>
+            <w:insideH w:val="single" w:color="auto" w:sz="4" w:space="0"/>
+            <w:insideV w:val="single" w:color="auto" w:sz="4" w:space="0"/>
+          </w:tblBorders>
+          <w:tblCellMar>
+            <w:top w:w="0" w:type="dxa"/>
+            <w:left w:w="108" w:type="dxa"/>
+            <w:bottom w:w="0" w:type="dxa"/>
+            <w:right w:w="108" w:type="dxa"/>
+          </w:tblCellMar>
+        </w:tblPrEx>
         <w:tc>
           <w:tcPr>
             <w:tcW w:w="1271" w:type="dxa"/>
           </w:tcPr>
           <w:p>
             <w:pPr>
+              <w:spacing w:after="0" w:line="240" w:lineRule="auto"/>
               <w:jc w:val="both"/>
               <w:rPr>
                 <w:rFonts w:ascii="Times New Roman" w:hAnsi="Times New Roman" w:cs="Times New Roman"/>
@@ -4276,6 +4399,7 @@
           </w:tcPr>
           <w:p>
             <w:pPr>
+              <w:spacing w:after="0" w:line="240" w:lineRule="auto"/>
               <w:jc w:val="both"/>
               <w:rPr>
                 <w:rFonts w:ascii="Times New Roman" w:hAnsi="Times New Roman" w:cs="Times New Roman"/>
@@ -4295,6 +4419,7 @@
           </w:tcPr>
           <w:p>
             <w:pPr>
+              <w:spacing w:after="0" w:line="240" w:lineRule="auto"/>
               <w:jc w:val="both"/>
               <w:rPr>
                 <w:rFonts w:ascii="Times New Roman" w:hAnsi="Times New Roman" w:cs="Times New Roman"/>
@@ -4314,6 +4439,7 @@
           </w:tcPr>
           <w:p>
             <w:pPr>
+              <w:spacing w:after="0" w:line="240" w:lineRule="auto"/>
               <w:jc w:val="both"/>
               <w:rPr>
                 <w:rFonts w:ascii="Times New Roman" w:hAnsi="Times New Roman" w:cs="Times New Roman"/>
@@ -4333,6 +4459,7 @@
           </w:tcPr>
           <w:p>
             <w:pPr>
+              <w:spacing w:after="0" w:line="240" w:lineRule="auto"/>
               <w:jc w:val="both"/>
               <w:rPr>
                 <w:rFonts w:ascii="Times New Roman" w:hAnsi="Times New Roman" w:cs="Times New Roman"/>
@@ -4352,6 +4479,7 @@
           </w:tcPr>
           <w:p>
             <w:pPr>
+              <w:spacing w:after="0" w:line="240" w:lineRule="auto"/>
               <w:jc w:val="both"/>
               <w:rPr>
                 <w:rFonts w:ascii="Times New Roman" w:hAnsi="Times New Roman" w:cs="Times New Roman"/>
@@ -4367,25 +4495,40 @@
         </w:tc>
       </w:tr>
       <w:tr>
+        <w:tblPrEx>
+          <w:tblBorders>
+            <w:top w:val="single" w:color="auto" w:sz="4" w:space="0"/>
+            <w:left w:val="single" w:color="auto" w:sz="4" w:space="0"/>
+            <w:bottom w:val="single" w:color="auto" w:sz="4" w:space="0"/>
+            <w:right w:val="single" w:color="auto" w:sz="4" w:space="0"/>
+            <w:insideH w:val="single" w:color="auto" w:sz="4" w:space="0"/>
+            <w:insideV w:val="single" w:color="auto" w:sz="4" w:space="0"/>
+          </w:tblBorders>
+          <w:tblCellMar>
+            <w:top w:w="0" w:type="dxa"/>
+            <w:left w:w="108" w:type="dxa"/>
+            <w:bottom w:w="0" w:type="dxa"/>
+            <w:right w:w="108" w:type="dxa"/>
+          </w:tblCellMar>
+        </w:tblPrEx>
         <w:tc>
           <w:tcPr>
             <w:tcW w:w="1271" w:type="dxa"/>
           </w:tcPr>
           <w:p>
             <w:pPr>
-              <w:jc w:val="both"/>
-              <w:rPr>
-                <w:rFonts w:ascii="Times New Roman" w:hAnsi="Times New Roman" w:cs="Times New Roman"/>
-              </w:rPr>
-            </w:pPr>
-            <w:proofErr w:type="spellStart"/>
+              <w:spacing w:after="0" w:line="240" w:lineRule="auto"/>
+              <w:jc w:val="both"/>
+              <w:rPr>
+                <w:rFonts w:ascii="Times New Roman" w:hAnsi="Times New Roman" w:cs="Times New Roman"/>
+              </w:rPr>
+            </w:pPr>
             <w:r>
               <w:rPr>
                 <w:rFonts w:ascii="Times New Roman" w:hAnsi="Times New Roman" w:cs="Times New Roman"/>
               </w:rPr>
               <w:t>KANLinear</w:t>
             </w:r>
-            <w:proofErr w:type="spellEnd"/>
           </w:p>
         </w:tc>
         <w:tc>
@@ -4394,6 +4537,7 @@
           </w:tcPr>
           <w:p>
             <w:pPr>
+              <w:spacing w:after="0" w:line="240" w:lineRule="auto"/>
               <w:jc w:val="both"/>
               <w:rPr>
                 <w:rFonts w:ascii="Times New Roman" w:hAnsi="Times New Roman" w:cs="Times New Roman"/>
@@ -4413,6 +4557,7 @@
           </w:tcPr>
           <w:p>
             <w:pPr>
+              <w:spacing w:after="0" w:line="240" w:lineRule="auto"/>
               <w:jc w:val="both"/>
               <w:rPr>
                 <w:rFonts w:ascii="Times New Roman" w:hAnsi="Times New Roman" w:cs="Times New Roman"/>
@@ -4432,6 +4577,7 @@
           </w:tcPr>
           <w:p>
             <w:pPr>
+              <w:spacing w:after="0" w:line="240" w:lineRule="auto"/>
               <w:jc w:val="both"/>
               <w:rPr>
                 <w:rFonts w:ascii="Times New Roman" w:hAnsi="Times New Roman" w:cs="Times New Roman"/>
@@ -4451,6 +4597,7 @@
           </w:tcPr>
           <w:p>
             <w:pPr>
+              <w:spacing w:after="0" w:line="240" w:lineRule="auto"/>
               <w:jc w:val="both"/>
               <w:rPr>
                 <w:rFonts w:ascii="Times New Roman" w:hAnsi="Times New Roman" w:cs="Times New Roman"/>
@@ -4470,6 +4617,7 @@
           </w:tcPr>
           <w:p>
             <w:pPr>
+              <w:spacing w:after="0" w:line="240" w:lineRule="auto"/>
               <w:jc w:val="both"/>
               <w:rPr>
                 <w:rFonts w:ascii="Times New Roman" w:hAnsi="Times New Roman" w:cs="Times New Roman"/>
@@ -4485,12 +4633,29 @@
         </w:tc>
       </w:tr>
       <w:tr>
+        <w:tblPrEx>
+          <w:tblBorders>
+            <w:top w:val="single" w:color="auto" w:sz="4" w:space="0"/>
+            <w:left w:val="single" w:color="auto" w:sz="4" w:space="0"/>
+            <w:bottom w:val="single" w:color="auto" w:sz="4" w:space="0"/>
+            <w:right w:val="single" w:color="auto" w:sz="4" w:space="0"/>
+            <w:insideH w:val="single" w:color="auto" w:sz="4" w:space="0"/>
+            <w:insideV w:val="single" w:color="auto" w:sz="4" w:space="0"/>
+          </w:tblBorders>
+          <w:tblCellMar>
+            <w:top w:w="0" w:type="dxa"/>
+            <w:left w:w="108" w:type="dxa"/>
+            <w:bottom w:w="0" w:type="dxa"/>
+            <w:right w:w="108" w:type="dxa"/>
+          </w:tblCellMar>
+        </w:tblPrEx>
         <w:tc>
           <w:tcPr>
             <w:tcW w:w="1271" w:type="dxa"/>
           </w:tcPr>
           <w:p>
             <w:pPr>
+              <w:spacing w:after="0" w:line="240" w:lineRule="auto"/>
               <w:jc w:val="both"/>
               <w:rPr>
                 <w:rFonts w:ascii="Times New Roman" w:hAnsi="Times New Roman" w:cs="Times New Roman"/>
@@ -4510,6 +4675,7 @@
           </w:tcPr>
           <w:p>
             <w:pPr>
+              <w:spacing w:after="0" w:line="240" w:lineRule="auto"/>
               <w:jc w:val="both"/>
               <w:rPr>
                 <w:rFonts w:ascii="Times New Roman" w:hAnsi="Times New Roman" w:cs="Times New Roman"/>
@@ -4529,6 +4695,7 @@
           </w:tcPr>
           <w:p>
             <w:pPr>
+              <w:spacing w:after="0" w:line="240" w:lineRule="auto"/>
               <w:jc w:val="both"/>
               <w:rPr>
                 <w:rFonts w:ascii="Times New Roman" w:hAnsi="Times New Roman" w:cs="Times New Roman"/>
@@ -4548,6 +4715,7 @@
           </w:tcPr>
           <w:p>
             <w:pPr>
+              <w:spacing w:after="0" w:line="240" w:lineRule="auto"/>
               <w:jc w:val="both"/>
               <w:rPr>
                 <w:rFonts w:ascii="Times New Roman" w:hAnsi="Times New Roman" w:cs="Times New Roman"/>
@@ -4567,6 +4735,7 @@
           </w:tcPr>
           <w:p>
             <w:pPr>
+              <w:spacing w:after="0" w:line="240" w:lineRule="auto"/>
               <w:jc w:val="both"/>
               <w:rPr>
                 <w:rFonts w:ascii="Times New Roman" w:hAnsi="Times New Roman" w:cs="Times New Roman"/>
@@ -4586,6 +4755,7 @@
           </w:tcPr>
           <w:p>
             <w:pPr>
+              <w:spacing w:after="0" w:line="240" w:lineRule="auto"/>
               <w:jc w:val="both"/>
               <w:rPr>
                 <w:rFonts w:ascii="Times New Roman" w:hAnsi="Times New Roman" w:cs="Times New Roman"/>
@@ -4603,7 +4773,7 @@
     </w:tbl>
     <w:p>
       <w:pPr>
-        <w:pStyle w:val="tablehead"/>
+        <w:pStyle w:val="41"/>
         <w:spacing w:line="240" w:lineRule="auto"/>
         <w:rPr>
           <w:rFonts w:ascii="Times New Roman" w:hAnsi="Times New Roman" w:cs="Times New Roman"/>
@@ -4618,9 +4788,24 @@
     </w:p>
     <w:tbl>
       <w:tblPr>
-        <w:tblStyle w:val="af4"/>
+        <w:tblStyle w:val="16"/>
         <w:tblW w:w="0" w:type="auto"/>
-        <w:tblLook w:val="04A0" w:firstRow="1" w:lastRow="0" w:firstColumn="1" w:lastColumn="0" w:noHBand="0" w:noVBand="1"/>
+        <w:tblInd w:w="0" w:type="dxa"/>
+        <w:tblBorders>
+          <w:top w:val="single" w:color="auto" w:sz="4" w:space="0"/>
+          <w:left w:val="single" w:color="auto" w:sz="4" w:space="0"/>
+          <w:bottom w:val="single" w:color="auto" w:sz="4" w:space="0"/>
+          <w:right w:val="single" w:color="auto" w:sz="4" w:space="0"/>
+          <w:insideH w:val="single" w:color="auto" w:sz="4" w:space="0"/>
+          <w:insideV w:val="single" w:color="auto" w:sz="4" w:space="0"/>
+        </w:tblBorders>
+        <w:tblLayout w:type="autofit"/>
+        <w:tblCellMar>
+          <w:top w:w="0" w:type="dxa"/>
+          <w:left w:w="108" w:type="dxa"/>
+          <w:bottom w:w="0" w:type="dxa"/>
+          <w:right w:w="108" w:type="dxa"/>
+        </w:tblCellMar>
       </w:tblPr>
       <w:tblGrid>
         <w:gridCol w:w="1659"/>
@@ -4630,12 +4815,29 @@
         <w:gridCol w:w="1660"/>
       </w:tblGrid>
       <w:tr>
+        <w:tblPrEx>
+          <w:tblBorders>
+            <w:top w:val="single" w:color="auto" w:sz="4" w:space="0"/>
+            <w:left w:val="single" w:color="auto" w:sz="4" w:space="0"/>
+            <w:bottom w:val="single" w:color="auto" w:sz="4" w:space="0"/>
+            <w:right w:val="single" w:color="auto" w:sz="4" w:space="0"/>
+            <w:insideH w:val="single" w:color="auto" w:sz="4" w:space="0"/>
+            <w:insideV w:val="single" w:color="auto" w:sz="4" w:space="0"/>
+          </w:tblBorders>
+          <w:tblCellMar>
+            <w:top w:w="0" w:type="dxa"/>
+            <w:left w:w="108" w:type="dxa"/>
+            <w:bottom w:w="0" w:type="dxa"/>
+            <w:right w:w="108" w:type="dxa"/>
+          </w:tblCellMar>
+        </w:tblPrEx>
         <w:tc>
           <w:tcPr>
             <w:tcW w:w="1659" w:type="dxa"/>
           </w:tcPr>
           <w:p>
             <w:pPr>
+              <w:spacing w:after="0" w:line="240" w:lineRule="auto"/>
               <w:jc w:val="both"/>
               <w:rPr>
                 <w:rFonts w:ascii="Times New Roman" w:hAnsi="Times New Roman" w:cs="Times New Roman"/>
@@ -4655,6 +4857,7 @@
           </w:tcPr>
           <w:p>
             <w:pPr>
+              <w:spacing w:after="0" w:line="240" w:lineRule="auto"/>
               <w:jc w:val="both"/>
               <w:rPr>
                 <w:rFonts w:ascii="Times New Roman" w:hAnsi="Times New Roman" w:cs="Times New Roman"/>
@@ -4674,6 +4877,7 @@
           </w:tcPr>
           <w:p>
             <w:pPr>
+              <w:spacing w:after="0" w:line="240" w:lineRule="auto"/>
               <w:jc w:val="both"/>
               <w:rPr>
                 <w:rFonts w:ascii="Times New Roman" w:hAnsi="Times New Roman" w:cs="Times New Roman"/>
@@ -4693,6 +4897,7 @@
           </w:tcPr>
           <w:p>
             <w:pPr>
+              <w:spacing w:after="0" w:line="240" w:lineRule="auto"/>
               <w:jc w:val="both"/>
               <w:rPr>
                 <w:rFonts w:ascii="Times New Roman" w:hAnsi="Times New Roman" w:cs="Times New Roman"/>
@@ -4712,6 +4917,7 @@
           </w:tcPr>
           <w:p>
             <w:pPr>
+              <w:spacing w:after="0" w:line="240" w:lineRule="auto"/>
               <w:jc w:val="both"/>
               <w:rPr>
                 <w:rFonts w:ascii="Times New Roman" w:hAnsi="Times New Roman" w:cs="Times New Roman"/>
@@ -4727,12 +4933,29 @@
         </w:tc>
       </w:tr>
       <w:tr>
+        <w:tblPrEx>
+          <w:tblBorders>
+            <w:top w:val="single" w:color="auto" w:sz="4" w:space="0"/>
+            <w:left w:val="single" w:color="auto" w:sz="4" w:space="0"/>
+            <w:bottom w:val="single" w:color="auto" w:sz="4" w:space="0"/>
+            <w:right w:val="single" w:color="auto" w:sz="4" w:space="0"/>
+            <w:insideH w:val="single" w:color="auto" w:sz="4" w:space="0"/>
+            <w:insideV w:val="single" w:color="auto" w:sz="4" w:space="0"/>
+          </w:tblBorders>
+          <w:tblCellMar>
+            <w:top w:w="0" w:type="dxa"/>
+            <w:left w:w="108" w:type="dxa"/>
+            <w:bottom w:w="0" w:type="dxa"/>
+            <w:right w:w="108" w:type="dxa"/>
+          </w:tblCellMar>
+        </w:tblPrEx>
         <w:tc>
           <w:tcPr>
             <w:tcW w:w="1659" w:type="dxa"/>
           </w:tcPr>
           <w:p>
             <w:pPr>
+              <w:spacing w:after="0" w:line="240" w:lineRule="auto"/>
               <w:jc w:val="both"/>
               <w:rPr>
                 <w:rFonts w:ascii="Times New Roman" w:hAnsi="Times New Roman" w:cs="Times New Roman"/>
@@ -4752,6 +4975,7 @@
           </w:tcPr>
           <w:p>
             <w:pPr>
+              <w:spacing w:after="0" w:line="240" w:lineRule="auto"/>
               <w:jc w:val="both"/>
               <w:rPr>
                 <w:rFonts w:ascii="Times New Roman" w:hAnsi="Times New Roman" w:cs="Times New Roman"/>
@@ -4771,6 +4995,7 @@
           </w:tcPr>
           <w:p>
             <w:pPr>
+              <w:spacing w:after="0" w:line="240" w:lineRule="auto"/>
               <w:jc w:val="both"/>
               <w:rPr>
                 <w:rFonts w:ascii="Times New Roman" w:hAnsi="Times New Roman" w:cs="Times New Roman"/>
@@ -4790,6 +5015,7 @@
           </w:tcPr>
           <w:p>
             <w:pPr>
+              <w:spacing w:after="0" w:line="240" w:lineRule="auto"/>
               <w:jc w:val="both"/>
               <w:rPr>
                 <w:rFonts w:ascii="Times New Roman" w:hAnsi="Times New Roman" w:cs="Times New Roman"/>
@@ -4809,6 +5035,7 @@
           </w:tcPr>
           <w:p>
             <w:pPr>
+              <w:spacing w:after="0" w:line="240" w:lineRule="auto"/>
               <w:jc w:val="both"/>
               <w:rPr>
                 <w:rFonts w:ascii="Times New Roman" w:hAnsi="Times New Roman" w:cs="Times New Roman"/>
@@ -4824,12 +5051,29 @@
         </w:tc>
       </w:tr>
       <w:tr>
+        <w:tblPrEx>
+          <w:tblBorders>
+            <w:top w:val="single" w:color="auto" w:sz="4" w:space="0"/>
+            <w:left w:val="single" w:color="auto" w:sz="4" w:space="0"/>
+            <w:bottom w:val="single" w:color="auto" w:sz="4" w:space="0"/>
+            <w:right w:val="single" w:color="auto" w:sz="4" w:space="0"/>
+            <w:insideH w:val="single" w:color="auto" w:sz="4" w:space="0"/>
+            <w:insideV w:val="single" w:color="auto" w:sz="4" w:space="0"/>
+          </w:tblBorders>
+          <w:tblCellMar>
+            <w:top w:w="0" w:type="dxa"/>
+            <w:left w:w="108" w:type="dxa"/>
+            <w:bottom w:w="0" w:type="dxa"/>
+            <w:right w:w="108" w:type="dxa"/>
+          </w:tblCellMar>
+        </w:tblPrEx>
         <w:tc>
           <w:tcPr>
             <w:tcW w:w="1659" w:type="dxa"/>
           </w:tcPr>
           <w:p>
             <w:pPr>
+              <w:spacing w:after="0" w:line="240" w:lineRule="auto"/>
               <w:jc w:val="both"/>
               <w:rPr>
                 <w:rFonts w:ascii="Times New Roman" w:hAnsi="Times New Roman" w:cs="Times New Roman"/>
@@ -4849,6 +5093,7 @@
           </w:tcPr>
           <w:p>
             <w:pPr>
+              <w:spacing w:after="0" w:line="240" w:lineRule="auto"/>
               <w:jc w:val="both"/>
               <w:rPr>
                 <w:rFonts w:ascii="Times New Roman" w:hAnsi="Times New Roman" w:cs="Times New Roman"/>
@@ -4868,6 +5113,7 @@
           </w:tcPr>
           <w:p>
             <w:pPr>
+              <w:spacing w:after="0" w:line="240" w:lineRule="auto"/>
               <w:jc w:val="both"/>
               <w:rPr>
                 <w:rFonts w:ascii="Times New Roman" w:hAnsi="Times New Roman" w:cs="Times New Roman"/>
@@ -4887,6 +5133,7 @@
           </w:tcPr>
           <w:p>
             <w:pPr>
+              <w:spacing w:after="0" w:line="240" w:lineRule="auto"/>
               <w:jc w:val="both"/>
               <w:rPr>
                 <w:rFonts w:ascii="Times New Roman" w:hAnsi="Times New Roman" w:cs="Times New Roman"/>
@@ -4906,6 +5153,7 @@
           </w:tcPr>
           <w:p>
             <w:pPr>
+              <w:spacing w:after="0" w:line="240" w:lineRule="auto"/>
               <w:jc w:val="both"/>
               <w:rPr>
                 <w:rFonts w:ascii="Times New Roman" w:hAnsi="Times New Roman" w:cs="Times New Roman"/>
@@ -4921,12 +5169,29 @@
         </w:tc>
       </w:tr>
       <w:tr>
+        <w:tblPrEx>
+          <w:tblBorders>
+            <w:top w:val="single" w:color="auto" w:sz="4" w:space="0"/>
+            <w:left w:val="single" w:color="auto" w:sz="4" w:space="0"/>
+            <w:bottom w:val="single" w:color="auto" w:sz="4" w:space="0"/>
+            <w:right w:val="single" w:color="auto" w:sz="4" w:space="0"/>
+            <w:insideH w:val="single" w:color="auto" w:sz="4" w:space="0"/>
+            <w:insideV w:val="single" w:color="auto" w:sz="4" w:space="0"/>
+          </w:tblBorders>
+          <w:tblCellMar>
+            <w:top w:w="0" w:type="dxa"/>
+            <w:left w:w="108" w:type="dxa"/>
+            <w:bottom w:w="0" w:type="dxa"/>
+            <w:right w:w="108" w:type="dxa"/>
+          </w:tblCellMar>
+        </w:tblPrEx>
         <w:tc>
           <w:tcPr>
             <w:tcW w:w="1659" w:type="dxa"/>
           </w:tcPr>
           <w:p>
             <w:pPr>
+              <w:spacing w:after="0" w:line="240" w:lineRule="auto"/>
               <w:jc w:val="both"/>
               <w:rPr>
                 <w:rFonts w:ascii="Times New Roman" w:hAnsi="Times New Roman" w:cs="Times New Roman"/>
@@ -4946,6 +5211,7 @@
           </w:tcPr>
           <w:p>
             <w:pPr>
+              <w:spacing w:after="0" w:line="240" w:lineRule="auto"/>
               <w:jc w:val="both"/>
               <w:rPr>
                 <w:rFonts w:ascii="Times New Roman" w:hAnsi="Times New Roman" w:cs="Times New Roman"/>
@@ -4965,6 +5231,7 @@
           </w:tcPr>
           <w:p>
             <w:pPr>
+              <w:spacing w:after="0" w:line="240" w:lineRule="auto"/>
               <w:jc w:val="both"/>
               <w:rPr>
                 <w:rFonts w:ascii="Times New Roman" w:hAnsi="Times New Roman" w:cs="Times New Roman"/>
@@ -4984,6 +5251,7 @@
           </w:tcPr>
           <w:p>
             <w:pPr>
+              <w:spacing w:after="0" w:line="240" w:lineRule="auto"/>
               <w:jc w:val="both"/>
               <w:rPr>
                 <w:rFonts w:ascii="Times New Roman" w:hAnsi="Times New Roman" w:cs="Times New Roman"/>
@@ -5003,6 +5271,7 @@
           </w:tcPr>
           <w:p>
             <w:pPr>
+              <w:spacing w:after="0" w:line="240" w:lineRule="auto"/>
               <w:jc w:val="both"/>
               <w:rPr>
                 <w:rFonts w:ascii="Times New Roman" w:hAnsi="Times New Roman" w:cs="Times New Roman"/>
@@ -5045,21 +5314,7 @@
         <w:rPr>
           <w:rFonts w:ascii="Times New Roman" w:hAnsi="Times New Roman" w:cs="Times New Roman"/>
         </w:rPr>
-        <w:t xml:space="preserve">Parameter efficiency. The KAN head is 11.2× the MLP head in head-level parameters </w:t>
-      </w:r>
-      <w:proofErr w:type="gramStart"/>
-      <w:r>
-        <w:rPr>
-          <w:rFonts w:ascii="Times New Roman" w:hAnsi="Times New Roman" w:cs="Times New Roman"/>
-        </w:rPr>
-        <w:t>(9.95× trainable)</w:t>
-      </w:r>
-      <w:proofErr w:type="gramEnd"/>
-      <w:r>
-        <w:rPr>
-          <w:rFonts w:ascii="Times New Roman" w:hAnsi="Times New Roman" w:cs="Times New Roman"/>
-        </w:rPr>
-        <w:t>, but only +0.086% of total model parameters. The accuracy gain is therefore obtained at negligible total-model cost.</w:t>
+        <w:t>Parameter efficiency. The KAN head is 11.2× the MLP head in head-level parameters (9.95× trainable), but only +0.086% of total model parameters. The accuracy gain is therefore obtained at negligible total-model cost.</w:t>
       </w:r>
     </w:p>
     <w:p>
@@ -5074,35 +5329,7 @@
         <w:rPr>
           <w:rFonts w:ascii="Times New Roman" w:hAnsi="Times New Roman" w:cs="Times New Roman"/>
         </w:rPr>
-        <w:t xml:space="preserve">Convergence and runtime. Per-epoch time is essentially identical (~181 s). MLP stopped early in two runs </w:t>
-      </w:r>
-      <w:proofErr w:type="gramStart"/>
-      <w:r>
-        <w:rPr>
-          <w:rFonts w:ascii="Times New Roman" w:hAnsi="Times New Roman" w:cs="Times New Roman"/>
-        </w:rPr>
-        <w:t>(41 and 36 epochs)</w:t>
-      </w:r>
-      <w:proofErr w:type="gramEnd"/>
-      <w:r>
-        <w:rPr>
-          <w:rFonts w:ascii="Times New Roman" w:hAnsi="Times New Roman" w:cs="Times New Roman"/>
-        </w:rPr>
-        <w:t xml:space="preserve">, while KAN ran the full 50 epochs in all three seeds; KAN’s validation loss continued improving later, and total wall-clock time was slightly longer </w:t>
-      </w:r>
-      <w:proofErr w:type="gramStart"/>
-      <w:r>
-        <w:rPr>
-          <w:rFonts w:ascii="Times New Roman" w:hAnsi="Times New Roman" w:cs="Times New Roman"/>
-        </w:rPr>
-        <w:t>(~3 h vs. an average of ~2 h41m)</w:t>
-      </w:r>
-      <w:proofErr w:type="gramEnd"/>
-      <w:r>
-        <w:rPr>
-          <w:rFonts w:ascii="Times New Roman" w:hAnsi="Times New Roman" w:cs="Times New Roman"/>
-        </w:rPr>
-        <w:t>. No gradient anomalies were observed.</w:t>
+        <w:t>Convergence and runtime. Per-epoch time is essentially identical (~181 s). MLP stopped early in two runs (41 and 36 epochs), while KAN ran the full 50 epochs in all three seeds; KAN’s validation loss continued improving later, and total wall-clock time was slightly longer (~3 h vs. an average of ~2 h41m). No gradient anomalies were observed.</w:t>
       </w:r>
     </w:p>
     <w:p>
@@ -5117,28 +5344,7 @@
         <w:rPr>
           <w:rFonts w:ascii="Times New Roman" w:hAnsi="Times New Roman" w:cs="Times New Roman"/>
         </w:rPr>
-        <w:t xml:space="preserve">Honest limitation. Robust MAPE on the |y|≥1 subset is slightly higher for KAN </w:t>
-      </w:r>
-      <w:proofErr w:type="gramStart"/>
-      <w:r>
-        <w:rPr>
-          <w:rFonts w:ascii="Times New Roman" w:hAnsi="Times New Roman" w:cs="Times New Roman"/>
-        </w:rPr>
-        <w:t>(80.2% vs. 77.4%)</w:t>
-      </w:r>
-      <w:proofErr w:type="gramEnd"/>
-      <w:r>
-        <w:rPr>
-          <w:rFonts w:ascii="Times New Roman" w:hAnsi="Times New Roman" w:cs="Times New Roman"/>
-        </w:rPr>
-        <w:t xml:space="preserve">. The gain is concentrated in absolute-error metrics (MAE/RMSE), not in relative error on small-magnitude samples. Because 41.3% of BIKE-Inflow de-normalized targets are below </w:t>
-      </w:r>
-      <w:r>
-        <w:rPr>
-          <w:rFonts w:ascii="Times New Roman" w:hAnsi="Times New Roman" w:cs="Times New Roman"/>
-        </w:rPr>
-        <w:lastRenderedPageBreak/>
-        <w:t>1, naive MAPE is not reportable; the robust MAPE is reported as a secondary diagnostic only.</w:t>
+        <w:t>Honest limitation. Robust MAPE on the |y|≥1 subset is slightly higher for KAN (80.2% vs. 77.4%). The gain is concentrated in absolute-error metrics (MAE/RMSE), not in relative error on small-magnitude samples. Because 41.3% of BIKE-Inflow de-normalized targets are below 1, naive MAPE is not reportable; the robust MAPE is reported as a secondary diagnostic only.</w:t>
       </w:r>
     </w:p>
     <w:p>
@@ -5231,43 +5437,7 @@
           <w:sz w:val="20"/>
           <w:szCs w:val="20"/>
         </w:rPr>
-        <w:t xml:space="preserve">[1] Jiawen Chen, Qi Shao, </w:t>
-      </w:r>
-      <w:proofErr w:type="spellStart"/>
-      <w:r>
-        <w:rPr>
-          <w:rFonts w:ascii="Times New Roman" w:hAnsi="Times New Roman" w:cs="Times New Roman"/>
-          <w:sz w:val="20"/>
-          <w:szCs w:val="20"/>
-        </w:rPr>
-        <w:t>Duxin</w:t>
-      </w:r>
-      <w:proofErr w:type="spellEnd"/>
-      <w:r>
-        <w:rPr>
-          <w:rFonts w:ascii="Times New Roman" w:hAnsi="Times New Roman" w:cs="Times New Roman"/>
-          <w:sz w:val="20"/>
-          <w:szCs w:val="20"/>
-        </w:rPr>
-        <w:t xml:space="preserve"> Chen, and Wenwu Yu. 2025. Decoupling </w:t>
-      </w:r>
-      <w:proofErr w:type="spellStart"/>
-      <w:r>
-        <w:rPr>
-          <w:rFonts w:ascii="Times New Roman" w:hAnsi="Times New Roman" w:cs="Times New Roman"/>
-          <w:sz w:val="20"/>
-          <w:szCs w:val="20"/>
-        </w:rPr>
-        <w:t>Spatio</w:t>
-      </w:r>
-      <w:proofErr w:type="spellEnd"/>
-      <w:r>
-        <w:rPr>
-          <w:rFonts w:ascii="Times New Roman" w:hAnsi="Times New Roman" w:cs="Times New Roman"/>
-          <w:sz w:val="20"/>
-          <w:szCs w:val="20"/>
-        </w:rPr>
-        <w:t>-Temporal Prediction: When Lightweight Large Models Meet Adaptive Hypergraphs. In Proceedings of the 31st ACM SIGKDD Conference on Knowledge Discovery and Data Mining (KDD '25). Association for Computing Machinery, New York, NY, USA, 1–12. https://doi.org/10.1145/3711896.3736904</w:t>
+        <w:t>[1] Jiawen Chen, Qi Shao, Duxin Chen, and Wenwu Yu. 2025. Decoupling Spatio-Temporal Prediction: When Lightweight Large Models Meet Adaptive Hypergraphs. In Proceedings of the 31st ACM SIGKDD Conference on Knowledge Discovery and Data Mining (KDD '25). Association for Computing Machinery, New York, NY, USA, 1–12. https://doi.org/10.1145/3711896.3736904</w:t>
       </w:r>
     </w:p>
     <w:p>
@@ -5286,25 +5456,7 @@
           <w:sz w:val="20"/>
           <w:szCs w:val="20"/>
         </w:rPr>
-        <w:t xml:space="preserve">[2] Ziming Liu, Yixuan Wang, Sachin Vaidya, Fabian Ruehle, James Halverson, Marin Soljačić, Thomas Y. Hou, and Max Tegmark. 2025. KAN: Kolmogorov–Arnold Networks. In The Thirteenth International Conference on Learning Representations (ICLR 2025). </w:t>
-      </w:r>
-      <w:proofErr w:type="spellStart"/>
-      <w:r>
-        <w:rPr>
-          <w:rFonts w:ascii="Times New Roman" w:hAnsi="Times New Roman" w:cs="Times New Roman"/>
-          <w:sz w:val="20"/>
-          <w:szCs w:val="20"/>
-        </w:rPr>
-        <w:t>OpenReview</w:t>
-      </w:r>
-      <w:proofErr w:type="spellEnd"/>
-      <w:r>
-        <w:rPr>
-          <w:rFonts w:ascii="Times New Roman" w:hAnsi="Times New Roman" w:cs="Times New Roman"/>
-          <w:sz w:val="20"/>
-          <w:szCs w:val="20"/>
-        </w:rPr>
-        <w:t>. https://openreview.net/forum?id=Ozo7qJ5vZi</w:t>
+        <w:t>[2] Ziming Liu, Yixuan Wang, Sachin Vaidya, Fabian Ruehle, James Halverson, Marin Soljačić, Thomas Y. Hou, and Max Tegmark. 2025. KAN: Kolmogorov–Arnold Networks. In The Thirteenth International Conference on Learning Representations (ICLR 2025). OpenReview. https://openreview.net/forum?id=Ozo7qJ5vZi</w:t>
       </w:r>
     </w:p>
     <w:p>
@@ -5329,35 +5481,29 @@
     <w:sectPr>
       <w:pgSz w:w="11906" w:h="16838"/>
       <w:pgMar w:top="1440" w:right="1800" w:bottom="1440" w:left="1800" w:header="851" w:footer="992" w:gutter="0"/>
-      <w:cols w:space="425"/>
-      <w:docGrid w:type="lines" w:linePitch="312"/>
+      <w:cols w:space="425" w:num="1"/>
+      <w:docGrid w:type="lines" w:linePitch="312" w:charSpace="0"/>
     </w:sectPr>
   </w:body>
 </w:document>
 </file>
 
 <file path=word/endnotes.xml><?xml version="1.0" encoding="utf-8"?>
-<w:endnotes xmlns:wpc="http://schemas.microsoft.com/office/word/2010/wordprocessingCanvas" xmlns:cx="http://schemas.microsoft.com/office/drawing/2014/chartex" xmlns:cx1="http://schemas.microsoft.com/office/drawing/2015/9/8/chartex" xmlns:cx2="http://schemas.microsoft.com/office/drawing/2015/10/21/chartex" xmlns:cx3="http://schemas.microsoft.com/office/drawing/2016/5/9/chartex" xmlns:cx4="http://schemas.microsoft.com/office/drawing/2016/5/10/chartex" xmlns:cx5="http://schemas.microsoft.com/office/drawing/2016/5/11/chartex" xmlns:cx6="http://schemas.microsoft.com/office/drawing/2016/5/12/chartex" xmlns:cx7="http://schemas.microsoft.com/office/drawing/2016/5/13/chartex" xmlns:cx8="http://schemas.microsoft.com/office/drawing/2016/5/14/chartex" xmlns:mc="http://schemas.openxmlformats.org/markup-compatibility/2006" xmlns:aink="http://schemas.microsoft.com/office/drawing/2016/ink" xmlns:am3d="http://schemas.microsoft.com/office/drawing/2017/model3d" xmlns:o="urn:schemas-microsoft-com:office:office" xmlns:oel="http://schemas.microsoft.com/office/2019/extlst" xmlns:r="http://schemas.openxmlformats.org/officeDocument/2006/relationships" xmlns:m="http://schemas.openxmlformats.org/officeDocument/2006/math" xmlns:v="urn:schemas-microsoft-com:vml" xmlns:wp14="http://schemas.microsoft.com/office/word/2010/wordprocessingDrawing" xmlns:wp="http://schemas.openxmlformats.org/drawingml/2006/wordprocessingDrawing" xmlns:w10="urn:schemas-microsoft-com:office:word" xmlns:w="http://schemas.openxmlformats.org/wordprocessingml/2006/main" xmlns:w14="http://schemas.microsoft.com/office/word/2010/wordml" xmlns:w15="http://schemas.microsoft.com/office/word/2012/wordml" xmlns:w16cex="http://schemas.microsoft.com/office/word/2018/wordml/cex" xmlns:w16cid="http://schemas.microsoft.com/office/word/2016/wordml/cid" xmlns:w16="http://schemas.microsoft.com/office/word/2018/wordml" xmlns:w16du="http://schemas.microsoft.com/office/word/2023/wordml/word16du" xmlns:w16sdtdh="http://schemas.microsoft.com/office/word/2020/wordml/sdtdatahash" xmlns:w16sdtfl="http://schemas.microsoft.com/office/word/2024/wordml/sdtformatlock" xmlns:w16se="http://schemas.microsoft.com/office/word/2015/wordml/symex" xmlns:wpg="http://schemas.microsoft.com/office/word/2010/wordprocessingGroup" xmlns:wpi="http://schemas.microsoft.com/office/word/2010/wordprocessingInk" xmlns:wne="http://schemas.microsoft.com/office/word/2006/wordml" xmlns:wps="http://schemas.microsoft.com/office/word/2010/wordprocessingShape" mc:Ignorable="w14 w15 w16se w16cid w16 w16cex w16sdtdh w16sdtfl w16du wp14">
-  <w:endnote w:type="separator" w:id="-1">
+<w:endnotes xmlns:wpc="http://schemas.microsoft.com/office/word/2010/wordprocessingCanvas" xmlns:mc="http://schemas.openxmlformats.org/markup-compatibility/2006" xmlns:o="urn:schemas-microsoft-com:office:office" xmlns:r="http://schemas.openxmlformats.org/officeDocument/2006/relationships" xmlns:m="http://schemas.openxmlformats.org/officeDocument/2006/math" xmlns:v="urn:schemas-microsoft-com:vml" xmlns:wp14="http://schemas.microsoft.com/office/word/2010/wordprocessingDrawing" xmlns:wp="http://schemas.openxmlformats.org/drawingml/2006/wordprocessingDrawing" xmlns:w="http://schemas.openxmlformats.org/wordprocessingml/2006/main" xmlns:w14="http://schemas.microsoft.com/office/word/2010/wordml" xmlns:w15="http://schemas.microsoft.com/office/word/2012/wordml" xmlns:w10="urn:schemas-microsoft-com:office:word" xmlns:wpg="http://schemas.microsoft.com/office/word/2010/wordprocessingGroup" xmlns:wpi="http://schemas.microsoft.com/office/word/2010/wordprocessingInk" xmlns:wne="http://schemas.microsoft.com/office/word/2006/wordml" xmlns:wps="http://schemas.microsoft.com/office/word/2010/wordprocessingShape" xmlns:wpsCustomData="http://www.wps.cn/officeDocument/2013/wpsCustomData" mc:Ignorable="w14 w15 wp14">
+  <w:endnote w:type="separator" w:id="0">
     <w:p>
       <w:pPr>
-        <w:spacing w:after="0" w:line="240" w:lineRule="auto"/>
-        <w:rPr>
-          <w:rFonts w:hint="eastAsia"/>
-        </w:rPr>
+        <w:spacing w:line="240" w:lineRule="auto"/>
       </w:pPr>
       <w:r>
         <w:separator/>
       </w:r>
     </w:p>
   </w:endnote>
-  <w:endnote w:type="continuationSeparator" w:id="0">
+  <w:endnote w:type="continuationSeparator" w:id="1">
     <w:p>
       <w:pPr>
-        <w:spacing w:after="0" w:line="240" w:lineRule="auto"/>
-        <w:rPr>
-          <w:rFonts w:hint="eastAsia"/>
-        </w:rPr>
+        <w:spacing w:line="240" w:lineRule="auto"/>
       </w:pPr>
       <w:r>
         <w:continuationSeparator/>
@@ -5368,27 +5514,21 @@
 </file>
 
 <file path=word/footnotes.xml><?xml version="1.0" encoding="utf-8"?>
-<w:footnotes xmlns:wpc="http://schemas.microsoft.com/office/word/2010/wordprocessingCanvas" xmlns:cx="http://schemas.microsoft.com/office/drawing/2014/chartex" xmlns:cx1="http://schemas.microsoft.com/office/drawing/2015/9/8/chartex" xmlns:cx2="http://schemas.microsoft.com/office/drawing/2015/10/21/chartex" xmlns:cx3="http://schemas.microsoft.com/office/drawing/2016/5/9/chartex" xmlns:cx4="http://schemas.microsoft.com/office/drawing/2016/5/10/chartex" xmlns:cx5="http://schemas.microsoft.com/office/drawing/2016/5/11/chartex" xmlns:cx6="http://schemas.microsoft.com/office/drawing/2016/5/12/chartex" xmlns:cx7="http://schemas.microsoft.com/office/drawing/2016/5/13/chartex" xmlns:cx8="http://schemas.microsoft.com/office/drawing/2016/5/14/chartex" xmlns:mc="http://schemas.openxmlformats.org/markup-compatibility/2006" xmlns:aink="http://schemas.microsoft.com/office/drawing/2016/ink" xmlns:am3d="http://schemas.microsoft.com/office/drawing/2017/model3d" xmlns:o="urn:schemas-microsoft-com:office:office" xmlns:oel="http://schemas.microsoft.com/office/2019/extlst" xmlns:r="http://schemas.openxmlformats.org/officeDocument/2006/relationships" xmlns:m="http://schemas.openxmlformats.org/officeDocument/2006/math" xmlns:v="urn:schemas-microsoft-com:vml" xmlns:wp14="http://schemas.microsoft.com/office/word/2010/wordprocessingDrawing" xmlns:wp="http://schemas.openxmlformats.org/drawingml/2006/wordprocessingDrawing" xmlns:w10="urn:schemas-microsoft-com:office:word" xmlns:w="http://schemas.openxmlformats.org/wordprocessingml/2006/main" xmlns:w14="http://schemas.microsoft.com/office/word/2010/wordml" xmlns:w15="http://schemas.microsoft.com/office/word/2012/wordml" xmlns:w16cex="http://schemas.microsoft.com/office/word/2018/wordml/cex" xmlns:w16cid="http://schemas.microsoft.com/office/word/2016/wordml/cid" xmlns:w16="http://schemas.microsoft.com/office/word/2018/wordml" xmlns:w16du="http://schemas.microsoft.com/office/word/2023/wordml/word16du" xmlns:w16sdtdh="http://schemas.microsoft.com/office/word/2020/wordml/sdtdatahash" xmlns:w16sdtfl="http://schemas.microsoft.com/office/word/2024/wordml/sdtformatlock" xmlns:w16se="http://schemas.microsoft.com/office/word/2015/wordml/symex" xmlns:wpg="http://schemas.microsoft.com/office/word/2010/wordprocessingGroup" xmlns:wpi="http://schemas.microsoft.com/office/word/2010/wordprocessingInk" xmlns:wne="http://schemas.microsoft.com/office/word/2006/wordml" xmlns:wps="http://schemas.microsoft.com/office/word/2010/wordprocessingShape" mc:Ignorable="w14 w15 w16se w16cid w16 w16cex w16sdtdh w16sdtfl w16du wp14">
-  <w:footnote w:type="separator" w:id="-1">
+<w:footnotes xmlns:wpc="http://schemas.microsoft.com/office/word/2010/wordprocessingCanvas" xmlns:mc="http://schemas.openxmlformats.org/markup-compatibility/2006" xmlns:o="urn:schemas-microsoft-com:office:office" xmlns:r="http://schemas.openxmlformats.org/officeDocument/2006/relationships" xmlns:m="http://schemas.openxmlformats.org/officeDocument/2006/math" xmlns:v="urn:schemas-microsoft-com:vml" xmlns:wp14="http://schemas.microsoft.com/office/word/2010/wordprocessingDrawing" xmlns:wp="http://schemas.openxmlformats.org/drawingml/2006/wordprocessingDrawing" xmlns:w="http://schemas.openxmlformats.org/wordprocessingml/2006/main" xmlns:w14="http://schemas.microsoft.com/office/word/2010/wordml" xmlns:w15="http://schemas.microsoft.com/office/word/2012/wordml" xmlns:w10="urn:schemas-microsoft-com:office:word" xmlns:wpg="http://schemas.microsoft.com/office/word/2010/wordprocessingGroup" xmlns:wpi="http://schemas.microsoft.com/office/word/2010/wordprocessingInk" xmlns:wne="http://schemas.microsoft.com/office/word/2006/wordml" xmlns:wps="http://schemas.microsoft.com/office/word/2010/wordprocessingShape" xmlns:wpsCustomData="http://www.wps.cn/officeDocument/2013/wpsCustomData" mc:Ignorable="w14 w15 wp14">
+  <w:footnote w:type="separator" w:id="0">
     <w:p>
       <w:pPr>
-        <w:spacing w:after="0" w:line="240" w:lineRule="auto"/>
-        <w:rPr>
-          <w:rFonts w:hint="eastAsia"/>
-        </w:rPr>
+        <w:spacing w:before="0" w:after="0" w:line="278" w:lineRule="auto"/>
       </w:pPr>
       <w:r>
         <w:separator/>
       </w:r>
     </w:p>
   </w:footnote>
-  <w:footnote w:type="continuationSeparator" w:id="0">
+  <w:footnote w:type="continuationSeparator" w:id="1">
     <w:p>
       <w:pPr>
-        <w:spacing w:after="0" w:line="240" w:lineRule="auto"/>
-        <w:rPr>
-          <w:rFonts w:hint="eastAsia"/>
-        </w:rPr>
+        <w:spacing w:before="0" w:after="0" w:line="278" w:lineRule="auto"/>
       </w:pPr>
       <w:r>
         <w:continuationSeparator/>
@@ -5399,12 +5539,12 @@
 </file>
 
 <file path=word/numbering.xml><?xml version="1.0" encoding="utf-8"?>
-<w:numbering xmlns:wpc="http://schemas.microsoft.com/office/word/2010/wordprocessingCanvas" xmlns:cx="http://schemas.microsoft.com/office/drawing/2014/chartex" xmlns:cx1="http://schemas.microsoft.com/office/drawing/2015/9/8/chartex" xmlns:cx2="http://schemas.microsoft.com/office/drawing/2015/10/21/chartex" xmlns:cx3="http://schemas.microsoft.com/office/drawing/2016/5/9/chartex" xmlns:cx4="http://schemas.microsoft.com/office/drawing/2016/5/10/chartex" xmlns:cx5="http://schemas.microsoft.com/office/drawing/2016/5/11/chartex" xmlns:cx6="http://schemas.microsoft.com/office/drawing/2016/5/12/chartex" xmlns:cx7="http://schemas.microsoft.com/office/drawing/2016/5/13/chartex" xmlns:cx8="http://schemas.microsoft.com/office/drawing/2016/5/14/chartex" xmlns:mc="http://schemas.openxmlformats.org/markup-compatibility/2006" xmlns:aink="http://schemas.microsoft.com/office/drawing/2016/ink" xmlns:am3d="http://schemas.microsoft.com/office/drawing/2017/model3d" xmlns:o="urn:schemas-microsoft-com:office:office" xmlns:oel="http://schemas.microsoft.com/office/2019/extlst" xmlns:r="http://schemas.openxmlformats.org/officeDocument/2006/relationships" xmlns:m="http://schemas.openxmlformats.org/officeDocument/2006/math" xmlns:v="urn:schemas-microsoft-com:vml" xmlns:wp14="http://schemas.microsoft.com/office/word/2010/wordprocessingDrawing" xmlns:wp="http://schemas.openxmlformats.org/drawingml/2006/wordprocessingDrawing" xmlns:w10="urn:schemas-microsoft-com:office:word" xmlns:w="http://schemas.openxmlformats.org/wordprocessingml/2006/main" xmlns:w14="http://schemas.microsoft.com/office/word/2010/wordml" xmlns:w15="http://schemas.microsoft.com/office/word/2012/wordml" xmlns:w16cex="http://schemas.microsoft.com/office/word/2018/wordml/cex" xmlns:w16cid="http://schemas.microsoft.com/office/word/2016/wordml/cid" xmlns:w16="http://schemas.microsoft.com/office/word/2018/wordml" xmlns:w16du="http://schemas.microsoft.com/office/word/2023/wordml/word16du" xmlns:w16sdtdh="http://schemas.microsoft.com/office/word/2020/wordml/sdtdatahash" xmlns:w16sdtfl="http://schemas.microsoft.com/office/word/2024/wordml/sdtformatlock" xmlns:w16se="http://schemas.microsoft.com/office/word/2015/wordml/symex" xmlns:wpg="http://schemas.microsoft.com/office/word/2010/wordprocessingGroup" xmlns:wpi="http://schemas.microsoft.com/office/word/2010/wordprocessingInk" xmlns:wne="http://schemas.microsoft.com/office/word/2006/wordml" xmlns:wps="http://schemas.microsoft.com/office/word/2010/wordprocessingShape" mc:Ignorable="w14 w15 w16se w16cid w16 w16cex w16sdtdh w16sdtfl w16du wp14">
-  <w:abstractNum w:abstractNumId="0" w15:restartNumberingAfterBreak="0">
+<w:numbering xmlns:wpc="http://schemas.microsoft.com/office/word/2010/wordprocessingCanvas" xmlns:mc="http://schemas.openxmlformats.org/markup-compatibility/2006" xmlns:o="urn:schemas-microsoft-com:office:office" xmlns:r="http://schemas.openxmlformats.org/officeDocument/2006/relationships" xmlns:m="http://schemas.openxmlformats.org/officeDocument/2006/math" xmlns:v="urn:schemas-microsoft-com:vml" xmlns:wp14="http://schemas.microsoft.com/office/word/2010/wordprocessingDrawing" xmlns:wp="http://schemas.openxmlformats.org/drawingml/2006/wordprocessingDrawing" xmlns:w10="urn:schemas-microsoft-com:office:word" xmlns:w="http://schemas.openxmlformats.org/wordprocessingml/2006/main" xmlns:w14="http://schemas.microsoft.com/office/word/2010/wordml" xmlns:wpg="http://schemas.microsoft.com/office/word/2010/wordprocessingGroup" xmlns:wpi="http://schemas.microsoft.com/office/word/2010/wordprocessingInk" xmlns:wne="http://schemas.microsoft.com/office/word/2006/wordml" xmlns:wps="http://schemas.microsoft.com/office/word/2010/wordprocessingShape" xmlns:wpsCustomData="http://www.wps.cn/officeDocument/2013/wpsCustomData" mc:Ignorable="w14 wp14">
+  <w:abstractNum w:abstractNumId="0">
     <w:nsid w:val="192D0677"/>
-    <w:multiLevelType w:val="hybridMultilevel"/>
-    <w:tmpl w:val="E83249F6"/>
-    <w:lvl w:ilvl="0" w:tplc="EB9C80CA">
+    <w:multiLevelType w:val="multilevel"/>
+    <w:tmpl w:val="192D0677"/>
+    <w:lvl w:ilvl="0" w:tentative="0">
       <w:start w:val="1"/>
       <w:numFmt w:val="bullet"/>
       <w:lvlText w:val=""/>
@@ -5413,10 +5553,10 @@
         <w:ind w:left="440" w:hanging="440"/>
       </w:pPr>
       <w:rPr>
-        <w:rFonts w:ascii="Wingdings" w:hAnsi="Wingdings" w:hint="default"/>
+        <w:rFonts w:hint="default" w:ascii="Wingdings" w:hAnsi="Wingdings"/>
       </w:rPr>
     </w:lvl>
-    <w:lvl w:ilvl="1" w:tplc="04090003" w:tentative="1">
+    <w:lvl w:ilvl="1" w:tentative="0">
       <w:start w:val="1"/>
       <w:numFmt w:val="bullet"/>
       <w:lvlText w:val=""/>
@@ -5425,10 +5565,10 @@
         <w:ind w:left="880" w:hanging="440"/>
       </w:pPr>
       <w:rPr>
-        <w:rFonts w:ascii="Wingdings" w:hAnsi="Wingdings" w:hint="default"/>
+        <w:rFonts w:hint="default" w:ascii="Wingdings" w:hAnsi="Wingdings"/>
       </w:rPr>
     </w:lvl>
-    <w:lvl w:ilvl="2" w:tplc="04090005" w:tentative="1">
+    <w:lvl w:ilvl="2" w:tentative="0">
       <w:start w:val="1"/>
       <w:numFmt w:val="bullet"/>
       <w:lvlText w:val=""/>
@@ -5437,10 +5577,10 @@
         <w:ind w:left="1320" w:hanging="440"/>
       </w:pPr>
       <w:rPr>
-        <w:rFonts w:ascii="Wingdings" w:hAnsi="Wingdings" w:hint="default"/>
+        <w:rFonts w:hint="default" w:ascii="Wingdings" w:hAnsi="Wingdings"/>
       </w:rPr>
     </w:lvl>
-    <w:lvl w:ilvl="3" w:tplc="04090001" w:tentative="1">
+    <w:lvl w:ilvl="3" w:tentative="0">
       <w:start w:val="1"/>
       <w:numFmt w:val="bullet"/>
       <w:lvlText w:val=""/>
@@ -5449,10 +5589,10 @@
         <w:ind w:left="1760" w:hanging="440"/>
       </w:pPr>
       <w:rPr>
-        <w:rFonts w:ascii="Wingdings" w:hAnsi="Wingdings" w:hint="default"/>
+        <w:rFonts w:hint="default" w:ascii="Wingdings" w:hAnsi="Wingdings"/>
       </w:rPr>
     </w:lvl>
-    <w:lvl w:ilvl="4" w:tplc="04090003" w:tentative="1">
+    <w:lvl w:ilvl="4" w:tentative="0">
       <w:start w:val="1"/>
       <w:numFmt w:val="bullet"/>
       <w:lvlText w:val=""/>
@@ -5461,10 +5601,10 @@
         <w:ind w:left="2200" w:hanging="440"/>
       </w:pPr>
       <w:rPr>
-        <w:rFonts w:ascii="Wingdings" w:hAnsi="Wingdings" w:hint="default"/>
+        <w:rFonts w:hint="default" w:ascii="Wingdings" w:hAnsi="Wingdings"/>
       </w:rPr>
     </w:lvl>
-    <w:lvl w:ilvl="5" w:tplc="04090005" w:tentative="1">
+    <w:lvl w:ilvl="5" w:tentative="0">
       <w:start w:val="1"/>
       <w:numFmt w:val="bullet"/>
       <w:lvlText w:val=""/>
@@ -5473,10 +5613,10 @@
         <w:ind w:left="2640" w:hanging="440"/>
       </w:pPr>
       <w:rPr>
-        <w:rFonts w:ascii="Wingdings" w:hAnsi="Wingdings" w:hint="default"/>
+        <w:rFonts w:hint="default" w:ascii="Wingdings" w:hAnsi="Wingdings"/>
       </w:rPr>
     </w:lvl>
-    <w:lvl w:ilvl="6" w:tplc="04090001" w:tentative="1">
+    <w:lvl w:ilvl="6" w:tentative="0">
       <w:start w:val="1"/>
       <w:numFmt w:val="bullet"/>
       <w:lvlText w:val=""/>
@@ -5485,10 +5625,10 @@
         <w:ind w:left="3080" w:hanging="440"/>
       </w:pPr>
       <w:rPr>
-        <w:rFonts w:ascii="Wingdings" w:hAnsi="Wingdings" w:hint="default"/>
+        <w:rFonts w:hint="default" w:ascii="Wingdings" w:hAnsi="Wingdings"/>
       </w:rPr>
     </w:lvl>
-    <w:lvl w:ilvl="7" w:tplc="04090003" w:tentative="1">
+    <w:lvl w:ilvl="7" w:tentative="0">
       <w:start w:val="1"/>
       <w:numFmt w:val="bullet"/>
       <w:lvlText w:val=""/>
@@ -5497,10 +5637,10 @@
         <w:ind w:left="3520" w:hanging="440"/>
       </w:pPr>
       <w:rPr>
-        <w:rFonts w:ascii="Wingdings" w:hAnsi="Wingdings" w:hint="default"/>
+        <w:rFonts w:hint="default" w:ascii="Wingdings" w:hAnsi="Wingdings"/>
       </w:rPr>
     </w:lvl>
-    <w:lvl w:ilvl="8" w:tplc="04090005" w:tentative="1">
+    <w:lvl w:ilvl="8" w:tentative="0">
       <w:start w:val="1"/>
       <w:numFmt w:val="bullet"/>
       <w:lvlText w:val=""/>
@@ -5509,128 +5649,15 @@
         <w:ind w:left="3960" w:hanging="440"/>
       </w:pPr>
       <w:rPr>
-        <w:rFonts w:ascii="Wingdings" w:hAnsi="Wingdings" w:hint="default"/>
+        <w:rFonts w:hint="default" w:ascii="Wingdings" w:hAnsi="Wingdings"/>
       </w:rPr>
     </w:lvl>
   </w:abstractNum>
-  <w:abstractNum w:abstractNumId="1" w15:restartNumberingAfterBreak="0">
-    <w:nsid w:val="1BF361FD"/>
+  <w:abstractNum w:abstractNumId="1">
+    <w:nsid w:val="30376C68"/>
     <w:multiLevelType w:val="multilevel"/>
-    <w:tmpl w:val="E1286B36"/>
-    <w:lvl w:ilvl="0">
-      <w:start w:val="1"/>
-      <w:numFmt w:val="decimal"/>
-      <w:lvlText w:val="%1."/>
-      <w:lvlJc w:val="left"/>
-      <w:pPr>
-        <w:tabs>
-          <w:tab w:val="num" w:pos="644"/>
-        </w:tabs>
-        <w:ind w:left="644" w:hanging="360"/>
-      </w:pPr>
-    </w:lvl>
-    <w:lvl w:ilvl="1" w:tentative="1">
-      <w:start w:val="1"/>
-      <w:numFmt w:val="decimal"/>
-      <w:lvlText w:val="%2."/>
-      <w:lvlJc w:val="left"/>
-      <w:pPr>
-        <w:tabs>
-          <w:tab w:val="num" w:pos="1364"/>
-        </w:tabs>
-        <w:ind w:left="1364" w:hanging="360"/>
-      </w:pPr>
-    </w:lvl>
-    <w:lvl w:ilvl="2" w:tentative="1">
-      <w:start w:val="1"/>
-      <w:numFmt w:val="decimal"/>
-      <w:lvlText w:val="%3."/>
-      <w:lvlJc w:val="left"/>
-      <w:pPr>
-        <w:tabs>
-          <w:tab w:val="num" w:pos="2084"/>
-        </w:tabs>
-        <w:ind w:left="2084" w:hanging="360"/>
-      </w:pPr>
-    </w:lvl>
-    <w:lvl w:ilvl="3" w:tentative="1">
-      <w:start w:val="1"/>
-      <w:numFmt w:val="decimal"/>
-      <w:lvlText w:val="%4."/>
-      <w:lvlJc w:val="left"/>
-      <w:pPr>
-        <w:tabs>
-          <w:tab w:val="num" w:pos="2804"/>
-        </w:tabs>
-        <w:ind w:left="2804" w:hanging="360"/>
-      </w:pPr>
-    </w:lvl>
-    <w:lvl w:ilvl="4" w:tentative="1">
-      <w:start w:val="1"/>
-      <w:numFmt w:val="decimal"/>
-      <w:lvlText w:val="%5."/>
-      <w:lvlJc w:val="left"/>
-      <w:pPr>
-        <w:tabs>
-          <w:tab w:val="num" w:pos="3524"/>
-        </w:tabs>
-        <w:ind w:left="3524" w:hanging="360"/>
-      </w:pPr>
-    </w:lvl>
-    <w:lvl w:ilvl="5" w:tentative="1">
-      <w:start w:val="1"/>
-      <w:numFmt w:val="decimal"/>
-      <w:lvlText w:val="%6."/>
-      <w:lvlJc w:val="left"/>
-      <w:pPr>
-        <w:tabs>
-          <w:tab w:val="num" w:pos="4244"/>
-        </w:tabs>
-        <w:ind w:left="4244" w:hanging="360"/>
-      </w:pPr>
-    </w:lvl>
-    <w:lvl w:ilvl="6" w:tentative="1">
-      <w:start w:val="1"/>
-      <w:numFmt w:val="decimal"/>
-      <w:lvlText w:val="%7."/>
-      <w:lvlJc w:val="left"/>
-      <w:pPr>
-        <w:tabs>
-          <w:tab w:val="num" w:pos="4964"/>
-        </w:tabs>
-        <w:ind w:left="4964" w:hanging="360"/>
-      </w:pPr>
-    </w:lvl>
-    <w:lvl w:ilvl="7" w:tentative="1">
-      <w:start w:val="1"/>
-      <w:numFmt w:val="decimal"/>
-      <w:lvlText w:val="%8."/>
-      <w:lvlJc w:val="left"/>
-      <w:pPr>
-        <w:tabs>
-          <w:tab w:val="num" w:pos="5684"/>
-        </w:tabs>
-        <w:ind w:left="5684" w:hanging="360"/>
-      </w:pPr>
-    </w:lvl>
-    <w:lvl w:ilvl="8" w:tentative="1">
-      <w:start w:val="1"/>
-      <w:numFmt w:val="decimal"/>
-      <w:lvlText w:val="%9."/>
-      <w:lvlJc w:val="left"/>
-      <w:pPr>
-        <w:tabs>
-          <w:tab w:val="num" w:pos="6404"/>
-        </w:tabs>
-        <w:ind w:left="6404" w:hanging="360"/>
-      </w:pPr>
-    </w:lvl>
-  </w:abstractNum>
-  <w:abstractNum w:abstractNumId="2" w15:restartNumberingAfterBreak="0">
-    <w:nsid w:val="30376C68"/>
-    <w:multiLevelType w:val="hybridMultilevel"/>
-    <w:tmpl w:val="CD8E531A"/>
-    <w:lvl w:ilvl="0" w:tplc="EB9C80CA">
+    <w:tmpl w:val="30376C68"/>
+    <w:lvl w:ilvl="0" w:tentative="0">
       <w:start w:val="1"/>
       <w:numFmt w:val="bullet"/>
       <w:lvlText w:val=""/>
@@ -5639,10 +5666,10 @@
         <w:ind w:left="440" w:hanging="440"/>
       </w:pPr>
       <w:rPr>
-        <w:rFonts w:ascii="Wingdings" w:hAnsi="Wingdings" w:hint="default"/>
+        <w:rFonts w:hint="default" w:ascii="Wingdings" w:hAnsi="Wingdings"/>
       </w:rPr>
     </w:lvl>
-    <w:lvl w:ilvl="1" w:tplc="04090003" w:tentative="1">
+    <w:lvl w:ilvl="1" w:tentative="0">
       <w:start w:val="1"/>
       <w:numFmt w:val="bullet"/>
       <w:lvlText w:val=""/>
@@ -5651,10 +5678,10 @@
         <w:ind w:left="880" w:hanging="440"/>
       </w:pPr>
       <w:rPr>
-        <w:rFonts w:ascii="Wingdings" w:hAnsi="Wingdings" w:hint="default"/>
+        <w:rFonts w:hint="default" w:ascii="Wingdings" w:hAnsi="Wingdings"/>
       </w:rPr>
     </w:lvl>
-    <w:lvl w:ilvl="2" w:tplc="04090005" w:tentative="1">
+    <w:lvl w:ilvl="2" w:tentative="0">
       <w:start w:val="1"/>
       <w:numFmt w:val="bullet"/>
       <w:lvlText w:val=""/>
@@ -5663,10 +5690,10 @@
         <w:ind w:left="1320" w:hanging="440"/>
       </w:pPr>
       <w:rPr>
-        <w:rFonts w:ascii="Wingdings" w:hAnsi="Wingdings" w:hint="default"/>
+        <w:rFonts w:hint="default" w:ascii="Wingdings" w:hAnsi="Wingdings"/>
       </w:rPr>
     </w:lvl>
-    <w:lvl w:ilvl="3" w:tplc="04090001" w:tentative="1">
+    <w:lvl w:ilvl="3" w:tentative="0">
       <w:start w:val="1"/>
       <w:numFmt w:val="bullet"/>
       <w:lvlText w:val=""/>
@@ -5675,10 +5702,10 @@
         <w:ind w:left="1760" w:hanging="440"/>
       </w:pPr>
       <w:rPr>
-        <w:rFonts w:ascii="Wingdings" w:hAnsi="Wingdings" w:hint="default"/>
+        <w:rFonts w:hint="default" w:ascii="Wingdings" w:hAnsi="Wingdings"/>
       </w:rPr>
     </w:lvl>
-    <w:lvl w:ilvl="4" w:tplc="04090003" w:tentative="1">
+    <w:lvl w:ilvl="4" w:tentative="0">
       <w:start w:val="1"/>
       <w:numFmt w:val="bullet"/>
       <w:lvlText w:val=""/>
@@ -5687,10 +5714,10 @@
         <w:ind w:left="2200" w:hanging="440"/>
       </w:pPr>
       <w:rPr>
-        <w:rFonts w:ascii="Wingdings" w:hAnsi="Wingdings" w:hint="default"/>
+        <w:rFonts w:hint="default" w:ascii="Wingdings" w:hAnsi="Wingdings"/>
       </w:rPr>
     </w:lvl>
-    <w:lvl w:ilvl="5" w:tplc="04090005" w:tentative="1">
+    <w:lvl w:ilvl="5" w:tentative="0">
       <w:start w:val="1"/>
       <w:numFmt w:val="bullet"/>
       <w:lvlText w:val=""/>
@@ -5699,10 +5726,10 @@
         <w:ind w:left="2640" w:hanging="440"/>
       </w:pPr>
       <w:rPr>
-        <w:rFonts w:ascii="Wingdings" w:hAnsi="Wingdings" w:hint="default"/>
+        <w:rFonts w:hint="default" w:ascii="Wingdings" w:hAnsi="Wingdings"/>
       </w:rPr>
     </w:lvl>
-    <w:lvl w:ilvl="6" w:tplc="04090001" w:tentative="1">
+    <w:lvl w:ilvl="6" w:tentative="0">
       <w:start w:val="1"/>
       <w:numFmt w:val="bullet"/>
       <w:lvlText w:val=""/>
@@ -5711,10 +5738,10 @@
         <w:ind w:left="3080" w:hanging="440"/>
       </w:pPr>
       <w:rPr>
-        <w:rFonts w:ascii="Wingdings" w:hAnsi="Wingdings" w:hint="default"/>
+        <w:rFonts w:hint="default" w:ascii="Wingdings" w:hAnsi="Wingdings"/>
       </w:rPr>
     </w:lvl>
-    <w:lvl w:ilvl="7" w:tplc="04090003" w:tentative="1">
+    <w:lvl w:ilvl="7" w:tentative="0">
       <w:start w:val="1"/>
       <w:numFmt w:val="bullet"/>
       <w:lvlText w:val=""/>
@@ -5723,10 +5750,10 @@
         <w:ind w:left="3520" w:hanging="440"/>
       </w:pPr>
       <w:rPr>
-        <w:rFonts w:ascii="Wingdings" w:hAnsi="Wingdings" w:hint="default"/>
+        <w:rFonts w:hint="default" w:ascii="Wingdings" w:hAnsi="Wingdings"/>
       </w:rPr>
     </w:lvl>
-    <w:lvl w:ilvl="8" w:tplc="04090005" w:tentative="1">
+    <w:lvl w:ilvl="8" w:tentative="0">
       <w:start w:val="1"/>
       <w:numFmt w:val="bullet"/>
       <w:lvlText w:val=""/>
@@ -5735,15 +5762,15 @@
         <w:ind w:left="3960" w:hanging="440"/>
       </w:pPr>
       <w:rPr>
-        <w:rFonts w:ascii="Wingdings" w:hAnsi="Wingdings" w:hint="default"/>
+        <w:rFonts w:hint="default" w:ascii="Wingdings" w:hAnsi="Wingdings"/>
       </w:rPr>
     </w:lvl>
   </w:abstractNum>
-  <w:abstractNum w:abstractNumId="3" w15:restartNumberingAfterBreak="0">
+  <w:abstractNum w:abstractNumId="2">
     <w:nsid w:val="3181504E"/>
-    <w:multiLevelType w:val="hybridMultilevel"/>
-    <w:tmpl w:val="A79A627A"/>
-    <w:lvl w:ilvl="0" w:tplc="EB9C80CA">
+    <w:multiLevelType w:val="multilevel"/>
+    <w:tmpl w:val="3181504E"/>
+    <w:lvl w:ilvl="0" w:tentative="0">
       <w:start w:val="1"/>
       <w:numFmt w:val="bullet"/>
       <w:lvlText w:val=""/>
@@ -5752,10 +5779,10 @@
         <w:ind w:left="440" w:hanging="440"/>
       </w:pPr>
       <w:rPr>
-        <w:rFonts w:ascii="Wingdings" w:hAnsi="Wingdings" w:hint="default"/>
+        <w:rFonts w:hint="default" w:ascii="Wingdings" w:hAnsi="Wingdings"/>
       </w:rPr>
     </w:lvl>
-    <w:lvl w:ilvl="1" w:tplc="04090003" w:tentative="1">
+    <w:lvl w:ilvl="1" w:tentative="0">
       <w:start w:val="1"/>
       <w:numFmt w:val="bullet"/>
       <w:lvlText w:val=""/>
@@ -5764,10 +5791,10 @@
         <w:ind w:left="880" w:hanging="440"/>
       </w:pPr>
       <w:rPr>
-        <w:rFonts w:ascii="Wingdings" w:hAnsi="Wingdings" w:hint="default"/>
+        <w:rFonts w:hint="default" w:ascii="Wingdings" w:hAnsi="Wingdings"/>
       </w:rPr>
     </w:lvl>
-    <w:lvl w:ilvl="2" w:tplc="04090005" w:tentative="1">
+    <w:lvl w:ilvl="2" w:tentative="0">
       <w:start w:val="1"/>
       <w:numFmt w:val="bullet"/>
       <w:lvlText w:val=""/>
@@ -5776,10 +5803,10 @@
         <w:ind w:left="1320" w:hanging="440"/>
       </w:pPr>
       <w:rPr>
-        <w:rFonts w:ascii="Wingdings" w:hAnsi="Wingdings" w:hint="default"/>
+        <w:rFonts w:hint="default" w:ascii="Wingdings" w:hAnsi="Wingdings"/>
       </w:rPr>
     </w:lvl>
-    <w:lvl w:ilvl="3" w:tplc="04090001" w:tentative="1">
+    <w:lvl w:ilvl="3" w:tentative="0">
       <w:start w:val="1"/>
       <w:numFmt w:val="bullet"/>
       <w:lvlText w:val=""/>
@@ -5788,10 +5815,10 @@
         <w:ind w:left="1760" w:hanging="440"/>
       </w:pPr>
       <w:rPr>
-        <w:rFonts w:ascii="Wingdings" w:hAnsi="Wingdings" w:hint="default"/>
+        <w:rFonts w:hint="default" w:ascii="Wingdings" w:hAnsi="Wingdings"/>
       </w:rPr>
     </w:lvl>
-    <w:lvl w:ilvl="4" w:tplc="04090003" w:tentative="1">
+    <w:lvl w:ilvl="4" w:tentative="0">
       <w:start w:val="1"/>
       <w:numFmt w:val="bullet"/>
       <w:lvlText w:val=""/>
@@ -5800,10 +5827,10 @@
         <w:ind w:left="2200" w:hanging="440"/>
       </w:pPr>
       <w:rPr>
-        <w:rFonts w:ascii="Wingdings" w:hAnsi="Wingdings" w:hint="default"/>
+        <w:rFonts w:hint="default" w:ascii="Wingdings" w:hAnsi="Wingdings"/>
       </w:rPr>
     </w:lvl>
-    <w:lvl w:ilvl="5" w:tplc="04090005" w:tentative="1">
+    <w:lvl w:ilvl="5" w:tentative="0">
       <w:start w:val="1"/>
       <w:numFmt w:val="bullet"/>
       <w:lvlText w:val=""/>
@@ -5812,10 +5839,10 @@
         <w:ind w:left="2640" w:hanging="440"/>
       </w:pPr>
       <w:rPr>
-        <w:rFonts w:ascii="Wingdings" w:hAnsi="Wingdings" w:hint="default"/>
+        <w:rFonts w:hint="default" w:ascii="Wingdings" w:hAnsi="Wingdings"/>
       </w:rPr>
     </w:lvl>
-    <w:lvl w:ilvl="6" w:tplc="04090001" w:tentative="1">
+    <w:lvl w:ilvl="6" w:tentative="0">
       <w:start w:val="1"/>
       <w:numFmt w:val="bullet"/>
       <w:lvlText w:val=""/>
@@ -5824,10 +5851,10 @@
         <w:ind w:left="3080" w:hanging="440"/>
       </w:pPr>
       <w:rPr>
-        <w:rFonts w:ascii="Wingdings" w:hAnsi="Wingdings" w:hint="default"/>
+        <w:rFonts w:hint="default" w:ascii="Wingdings" w:hAnsi="Wingdings"/>
       </w:rPr>
     </w:lvl>
-    <w:lvl w:ilvl="7" w:tplc="04090003" w:tentative="1">
+    <w:lvl w:ilvl="7" w:tentative="0">
       <w:start w:val="1"/>
       <w:numFmt w:val="bullet"/>
       <w:lvlText w:val=""/>
@@ -5836,10 +5863,10 @@
         <w:ind w:left="3520" w:hanging="440"/>
       </w:pPr>
       <w:rPr>
-        <w:rFonts w:ascii="Wingdings" w:hAnsi="Wingdings" w:hint="default"/>
+        <w:rFonts w:hint="default" w:ascii="Wingdings" w:hAnsi="Wingdings"/>
       </w:rPr>
     </w:lvl>
-    <w:lvl w:ilvl="8" w:tplc="04090005" w:tentative="1">
+    <w:lvl w:ilvl="8" w:tentative="0">
       <w:start w:val="1"/>
       <w:numFmt w:val="bullet"/>
       <w:lvlText w:val=""/>
@@ -5848,25 +5875,25 @@
         <w:ind w:left="3960" w:hanging="440"/>
       </w:pPr>
       <w:rPr>
-        <w:rFonts w:ascii="Wingdings" w:hAnsi="Wingdings" w:hint="default"/>
+        <w:rFonts w:hint="default" w:ascii="Wingdings" w:hAnsi="Wingdings"/>
       </w:rPr>
     </w:lvl>
   </w:abstractNum>
-  <w:abstractNum w:abstractNumId="4" w15:restartNumberingAfterBreak="0">
+  <w:abstractNum w:abstractNumId="3">
     <w:nsid w:val="31BC4187"/>
-    <w:multiLevelType w:val="hybridMultilevel"/>
-    <w:tmpl w:val="702A620E"/>
-    <w:lvl w:ilvl="0" w:tplc="111A9246">
+    <w:multiLevelType w:val="multilevel"/>
+    <w:tmpl w:val="31BC4187"/>
+    <w:lvl w:ilvl="0" w:tentative="0">
       <w:start w:val="1"/>
       <w:numFmt w:val="upperRoman"/>
-      <w:pStyle w:val="tablehead"/>
+      <w:pStyle w:val="41"/>
       <w:lvlText w:val="TABLE %1"/>
       <w:lvlJc w:val="left"/>
       <w:pPr>
         <w:ind w:left="440" w:hanging="440"/>
       </w:pPr>
       <w:rPr>
-        <w:rFonts w:ascii="Times New Roman" w:hAnsi="Times New Roman" w:cs="Times New Roman" w:hint="default"/>
+        <w:rFonts w:hint="default" w:ascii="Times New Roman" w:hAnsi="Times New Roman" w:cs="Times New Roman"/>
         <w:b w:val="0"/>
         <w:bCs w:val="0"/>
         <w:i w:val="0"/>
@@ -5875,7 +5902,7 @@
         <w:szCs w:val="20"/>
       </w:rPr>
     </w:lvl>
-    <w:lvl w:ilvl="1" w:tplc="04090019" w:tentative="1">
+    <w:lvl w:ilvl="1" w:tentative="0">
       <w:start w:val="1"/>
       <w:numFmt w:val="lowerLetter"/>
       <w:lvlText w:val="%2)"/>
@@ -5884,7 +5911,7 @@
         <w:ind w:left="880" w:hanging="440"/>
       </w:pPr>
     </w:lvl>
-    <w:lvl w:ilvl="2" w:tplc="0409001B" w:tentative="1">
+    <w:lvl w:ilvl="2" w:tentative="0">
       <w:start w:val="1"/>
       <w:numFmt w:val="lowerRoman"/>
       <w:lvlText w:val="%3."/>
@@ -5893,7 +5920,7 @@
         <w:ind w:left="1320" w:hanging="440"/>
       </w:pPr>
     </w:lvl>
-    <w:lvl w:ilvl="3" w:tplc="0409000F" w:tentative="1">
+    <w:lvl w:ilvl="3" w:tentative="0">
       <w:start w:val="1"/>
       <w:numFmt w:val="decimal"/>
       <w:lvlText w:val="%4."/>
@@ -5902,7 +5929,7 @@
         <w:ind w:left="1760" w:hanging="440"/>
       </w:pPr>
     </w:lvl>
-    <w:lvl w:ilvl="4" w:tplc="04090019" w:tentative="1">
+    <w:lvl w:ilvl="4" w:tentative="0">
       <w:start w:val="1"/>
       <w:numFmt w:val="lowerLetter"/>
       <w:lvlText w:val="%5)"/>
@@ -5911,7 +5938,7 @@
         <w:ind w:left="2200" w:hanging="440"/>
       </w:pPr>
     </w:lvl>
-    <w:lvl w:ilvl="5" w:tplc="0409001B" w:tentative="1">
+    <w:lvl w:ilvl="5" w:tentative="0">
       <w:start w:val="1"/>
       <w:numFmt w:val="lowerRoman"/>
       <w:lvlText w:val="%6."/>
@@ -5920,7 +5947,7 @@
         <w:ind w:left="2640" w:hanging="440"/>
       </w:pPr>
     </w:lvl>
-    <w:lvl w:ilvl="6" w:tplc="0409000F" w:tentative="1">
+    <w:lvl w:ilvl="6" w:tentative="0">
       <w:start w:val="1"/>
       <w:numFmt w:val="decimal"/>
       <w:lvlText w:val="%7."/>
@@ -5929,7 +5956,7 @@
         <w:ind w:left="3080" w:hanging="440"/>
       </w:pPr>
     </w:lvl>
-    <w:lvl w:ilvl="7" w:tplc="04090019" w:tentative="1">
+    <w:lvl w:ilvl="7" w:tentative="0">
       <w:start w:val="1"/>
       <w:numFmt w:val="lowerLetter"/>
       <w:lvlText w:val="%8)"/>
@@ -5938,7 +5965,7 @@
         <w:ind w:left="3520" w:hanging="440"/>
       </w:pPr>
     </w:lvl>
-    <w:lvl w:ilvl="8" w:tplc="0409001B" w:tentative="1">
+    <w:lvl w:ilvl="8" w:tentative="0">
       <w:start w:val="1"/>
       <w:numFmt w:val="lowerRoman"/>
       <w:lvlText w:val="%9."/>
@@ -5948,11 +5975,11 @@
       </w:pPr>
     </w:lvl>
   </w:abstractNum>
-  <w:abstractNum w:abstractNumId="5" w15:restartNumberingAfterBreak="0">
+  <w:abstractNum w:abstractNumId="4">
     <w:nsid w:val="5D6E0949"/>
     <w:multiLevelType w:val="multilevel"/>
-    <w:tmpl w:val="2DB87B5E"/>
-    <w:lvl w:ilvl="0">
+    <w:tmpl w:val="5D6E0949"/>
+    <w:lvl w:ilvl="0" w:tentative="0">
       <w:start w:val="1"/>
       <w:numFmt w:val="decimal"/>
       <w:lvlText w:val="%1."/>
@@ -5964,7 +5991,7 @@
         <w:rFonts w:hint="default"/>
       </w:rPr>
     </w:lvl>
-    <w:lvl w:ilvl="1">
+    <w:lvl w:ilvl="1" w:tentative="0">
       <w:start w:val="2"/>
       <w:numFmt w:val="decimal"/>
       <w:isLgl/>
@@ -5977,7 +6004,7 @@
         <w:rFonts w:hint="default"/>
       </w:rPr>
     </w:lvl>
-    <w:lvl w:ilvl="2">
+    <w:lvl w:ilvl="2" w:tentative="0">
       <w:start w:val="1"/>
       <w:numFmt w:val="decimal"/>
       <w:isLgl/>
@@ -5990,7 +6017,7 @@
         <w:rFonts w:hint="default"/>
       </w:rPr>
     </w:lvl>
-    <w:lvl w:ilvl="3">
+    <w:lvl w:ilvl="3" w:tentative="0">
       <w:start w:val="1"/>
       <w:numFmt w:val="decimal"/>
       <w:isLgl/>
@@ -6003,7 +6030,7 @@
         <w:rFonts w:hint="default"/>
       </w:rPr>
     </w:lvl>
-    <w:lvl w:ilvl="4">
+    <w:lvl w:ilvl="4" w:tentative="0">
       <w:start w:val="1"/>
       <w:numFmt w:val="decimal"/>
       <w:isLgl/>
@@ -6016,7 +6043,7 @@
         <w:rFonts w:hint="default"/>
       </w:rPr>
     </w:lvl>
-    <w:lvl w:ilvl="5">
+    <w:lvl w:ilvl="5" w:tentative="0">
       <w:start w:val="1"/>
       <w:numFmt w:val="decimal"/>
       <w:isLgl/>
@@ -6029,7 +6056,7 @@
         <w:rFonts w:hint="default"/>
       </w:rPr>
     </w:lvl>
-    <w:lvl w:ilvl="6">
+    <w:lvl w:ilvl="6" w:tentative="0">
       <w:start w:val="1"/>
       <w:numFmt w:val="decimal"/>
       <w:isLgl/>
@@ -6042,7 +6069,7 @@
         <w:rFonts w:hint="default"/>
       </w:rPr>
     </w:lvl>
-    <w:lvl w:ilvl="7">
+    <w:lvl w:ilvl="7" w:tentative="0">
       <w:start w:val="1"/>
       <w:numFmt w:val="decimal"/>
       <w:isLgl/>
@@ -6055,7 +6082,7 @@
         <w:rFonts w:hint="default"/>
       </w:rPr>
     </w:lvl>
-    <w:lvl w:ilvl="8">
+    <w:lvl w:ilvl="8" w:tentative="0">
       <w:start w:val="1"/>
       <w:numFmt w:val="decimal"/>
       <w:isLgl/>
@@ -6069,11 +6096,11 @@
       </w:rPr>
     </w:lvl>
   </w:abstractNum>
-  <w:abstractNum w:abstractNumId="6" w15:restartNumberingAfterBreak="0">
+  <w:abstractNum w:abstractNumId="5">
     <w:nsid w:val="62AA63D2"/>
-    <w:multiLevelType w:val="hybridMultilevel"/>
-    <w:tmpl w:val="F6D855A0"/>
-    <w:lvl w:ilvl="0" w:tplc="EB9C80CA">
+    <w:multiLevelType w:val="multilevel"/>
+    <w:tmpl w:val="62AA63D2"/>
+    <w:lvl w:ilvl="0" w:tentative="0">
       <w:start w:val="1"/>
       <w:numFmt w:val="bullet"/>
       <w:lvlText w:val=""/>
@@ -6082,10 +6109,10 @@
         <w:ind w:left="440" w:hanging="440"/>
       </w:pPr>
       <w:rPr>
-        <w:rFonts w:ascii="Wingdings" w:hAnsi="Wingdings" w:hint="default"/>
+        <w:rFonts w:hint="default" w:ascii="Wingdings" w:hAnsi="Wingdings"/>
       </w:rPr>
     </w:lvl>
-    <w:lvl w:ilvl="1" w:tplc="04090003" w:tentative="1">
+    <w:lvl w:ilvl="1" w:tentative="0">
       <w:start w:val="1"/>
       <w:numFmt w:val="bullet"/>
       <w:lvlText w:val=""/>
@@ -6094,10 +6121,10 @@
         <w:ind w:left="880" w:hanging="440"/>
       </w:pPr>
       <w:rPr>
-        <w:rFonts w:ascii="Wingdings" w:hAnsi="Wingdings" w:hint="default"/>
+        <w:rFonts w:hint="default" w:ascii="Wingdings" w:hAnsi="Wingdings"/>
       </w:rPr>
     </w:lvl>
-    <w:lvl w:ilvl="2" w:tplc="04090005" w:tentative="1">
+    <w:lvl w:ilvl="2" w:tentative="0">
       <w:start w:val="1"/>
       <w:numFmt w:val="bullet"/>
       <w:lvlText w:val=""/>
@@ -6106,10 +6133,10 @@
         <w:ind w:left="1320" w:hanging="440"/>
       </w:pPr>
       <w:rPr>
-        <w:rFonts w:ascii="Wingdings" w:hAnsi="Wingdings" w:hint="default"/>
+        <w:rFonts w:hint="default" w:ascii="Wingdings" w:hAnsi="Wingdings"/>
       </w:rPr>
     </w:lvl>
-    <w:lvl w:ilvl="3" w:tplc="04090001" w:tentative="1">
+    <w:lvl w:ilvl="3" w:tentative="0">
       <w:start w:val="1"/>
       <w:numFmt w:val="bullet"/>
       <w:lvlText w:val=""/>
@@ -6118,10 +6145,10 @@
         <w:ind w:left="1760" w:hanging="440"/>
       </w:pPr>
       <w:rPr>
-        <w:rFonts w:ascii="Wingdings" w:hAnsi="Wingdings" w:hint="default"/>
+        <w:rFonts w:hint="default" w:ascii="Wingdings" w:hAnsi="Wingdings"/>
       </w:rPr>
     </w:lvl>
-    <w:lvl w:ilvl="4" w:tplc="04090003" w:tentative="1">
+    <w:lvl w:ilvl="4" w:tentative="0">
       <w:start w:val="1"/>
       <w:numFmt w:val="bullet"/>
       <w:lvlText w:val=""/>
@@ -6130,10 +6157,10 @@
         <w:ind w:left="2200" w:hanging="440"/>
       </w:pPr>
       <w:rPr>
-        <w:rFonts w:ascii="Wingdings" w:hAnsi="Wingdings" w:hint="default"/>
+        <w:rFonts w:hint="default" w:ascii="Wingdings" w:hAnsi="Wingdings"/>
       </w:rPr>
     </w:lvl>
-    <w:lvl w:ilvl="5" w:tplc="04090005" w:tentative="1">
+    <w:lvl w:ilvl="5" w:tentative="0">
       <w:start w:val="1"/>
       <w:numFmt w:val="bullet"/>
       <w:lvlText w:val=""/>
@@ -6142,10 +6169,10 @@
         <w:ind w:left="2640" w:hanging="440"/>
       </w:pPr>
       <w:rPr>
-        <w:rFonts w:ascii="Wingdings" w:hAnsi="Wingdings" w:hint="default"/>
+        <w:rFonts w:hint="default" w:ascii="Wingdings" w:hAnsi="Wingdings"/>
       </w:rPr>
     </w:lvl>
-    <w:lvl w:ilvl="6" w:tplc="04090001" w:tentative="1">
+    <w:lvl w:ilvl="6" w:tentative="0">
       <w:start w:val="1"/>
       <w:numFmt w:val="bullet"/>
       <w:lvlText w:val=""/>
@@ -6154,10 +6181,10 @@
         <w:ind w:left="3080" w:hanging="440"/>
       </w:pPr>
       <w:rPr>
-        <w:rFonts w:ascii="Wingdings" w:hAnsi="Wingdings" w:hint="default"/>
+        <w:rFonts w:hint="default" w:ascii="Wingdings" w:hAnsi="Wingdings"/>
       </w:rPr>
     </w:lvl>
-    <w:lvl w:ilvl="7" w:tplc="04090003" w:tentative="1">
+    <w:lvl w:ilvl="7" w:tentative="0">
       <w:start w:val="1"/>
       <w:numFmt w:val="bullet"/>
       <w:lvlText w:val=""/>
@@ -6166,10 +6193,10 @@
         <w:ind w:left="3520" w:hanging="440"/>
       </w:pPr>
       <w:rPr>
-        <w:rFonts w:ascii="Wingdings" w:hAnsi="Wingdings" w:hint="default"/>
+        <w:rFonts w:hint="default" w:ascii="Wingdings" w:hAnsi="Wingdings"/>
       </w:rPr>
     </w:lvl>
-    <w:lvl w:ilvl="8" w:tplc="04090005" w:tentative="1">
+    <w:lvl w:ilvl="8" w:tentative="0">
       <w:start w:val="1"/>
       <w:numFmt w:val="bullet"/>
       <w:lvlText w:val=""/>
@@ -6178,562 +6205,318 @@
         <w:ind w:left="3960" w:hanging="440"/>
       </w:pPr>
       <w:rPr>
-        <w:rFonts w:ascii="Wingdings" w:hAnsi="Wingdings" w:hint="default"/>
+        <w:rFonts w:hint="default" w:ascii="Wingdings" w:hAnsi="Wingdings"/>
       </w:rPr>
     </w:lvl>
   </w:abstractNum>
-  <w:abstractNum w:abstractNumId="7" w15:restartNumberingAfterBreak="0">
-    <w:nsid w:val="688D351B"/>
-    <w:multiLevelType w:val="hybridMultilevel"/>
-    <w:tmpl w:val="31DE76BC"/>
-    <w:lvl w:ilvl="0" w:tplc="EB9C80CA">
-      <w:start w:val="1"/>
-      <w:numFmt w:val="bullet"/>
-      <w:lvlText w:val=""/>
-      <w:lvlJc w:val="left"/>
-      <w:pPr>
-        <w:ind w:left="440" w:hanging="440"/>
-      </w:pPr>
-      <w:rPr>
-        <w:rFonts w:ascii="Wingdings" w:hAnsi="Wingdings" w:hint="default"/>
-      </w:rPr>
-    </w:lvl>
-    <w:lvl w:ilvl="1" w:tplc="04090003" w:tentative="1">
-      <w:start w:val="1"/>
-      <w:numFmt w:val="bullet"/>
-      <w:lvlText w:val=""/>
-      <w:lvlJc w:val="left"/>
-      <w:pPr>
-        <w:ind w:left="880" w:hanging="440"/>
-      </w:pPr>
-      <w:rPr>
-        <w:rFonts w:ascii="Wingdings" w:hAnsi="Wingdings" w:hint="default"/>
-      </w:rPr>
-    </w:lvl>
-    <w:lvl w:ilvl="2" w:tplc="04090005" w:tentative="1">
-      <w:start w:val="1"/>
-      <w:numFmt w:val="bullet"/>
-      <w:lvlText w:val=""/>
-      <w:lvlJc w:val="left"/>
-      <w:pPr>
-        <w:ind w:left="1320" w:hanging="440"/>
-      </w:pPr>
-      <w:rPr>
-        <w:rFonts w:ascii="Wingdings" w:hAnsi="Wingdings" w:hint="default"/>
-      </w:rPr>
-    </w:lvl>
-    <w:lvl w:ilvl="3" w:tplc="04090001" w:tentative="1">
-      <w:start w:val="1"/>
-      <w:numFmt w:val="bullet"/>
-      <w:lvlText w:val=""/>
-      <w:lvlJc w:val="left"/>
-      <w:pPr>
-        <w:ind w:left="1760" w:hanging="440"/>
-      </w:pPr>
-      <w:rPr>
-        <w:rFonts w:ascii="Wingdings" w:hAnsi="Wingdings" w:hint="default"/>
-      </w:rPr>
-    </w:lvl>
-    <w:lvl w:ilvl="4" w:tplc="04090003" w:tentative="1">
-      <w:start w:val="1"/>
-      <w:numFmt w:val="bullet"/>
-      <w:lvlText w:val=""/>
-      <w:lvlJc w:val="left"/>
-      <w:pPr>
-        <w:ind w:left="2200" w:hanging="440"/>
-      </w:pPr>
-      <w:rPr>
-        <w:rFonts w:ascii="Wingdings" w:hAnsi="Wingdings" w:hint="default"/>
-      </w:rPr>
-    </w:lvl>
-    <w:lvl w:ilvl="5" w:tplc="04090005" w:tentative="1">
-      <w:start w:val="1"/>
-      <w:numFmt w:val="bullet"/>
-      <w:lvlText w:val=""/>
-      <w:lvlJc w:val="left"/>
-      <w:pPr>
-        <w:ind w:left="2640" w:hanging="440"/>
-      </w:pPr>
-      <w:rPr>
-        <w:rFonts w:ascii="Wingdings" w:hAnsi="Wingdings" w:hint="default"/>
-      </w:rPr>
-    </w:lvl>
-    <w:lvl w:ilvl="6" w:tplc="04090001" w:tentative="1">
-      <w:start w:val="1"/>
-      <w:numFmt w:val="bullet"/>
-      <w:lvlText w:val=""/>
-      <w:lvlJc w:val="left"/>
-      <w:pPr>
-        <w:ind w:left="3080" w:hanging="440"/>
-      </w:pPr>
-      <w:rPr>
-        <w:rFonts w:ascii="Wingdings" w:hAnsi="Wingdings" w:hint="default"/>
-      </w:rPr>
-    </w:lvl>
-    <w:lvl w:ilvl="7" w:tplc="04090003" w:tentative="1">
-      <w:start w:val="1"/>
-      <w:numFmt w:val="bullet"/>
-      <w:lvlText w:val=""/>
-      <w:lvlJc w:val="left"/>
-      <w:pPr>
-        <w:ind w:left="3520" w:hanging="440"/>
-      </w:pPr>
-      <w:rPr>
-        <w:rFonts w:ascii="Wingdings" w:hAnsi="Wingdings" w:hint="default"/>
-      </w:rPr>
-    </w:lvl>
-    <w:lvl w:ilvl="8" w:tplc="04090005" w:tentative="1">
-      <w:start w:val="1"/>
-      <w:numFmt w:val="bullet"/>
-      <w:lvlText w:val=""/>
-      <w:lvlJc w:val="left"/>
-      <w:pPr>
-        <w:ind w:left="3960" w:hanging="440"/>
-      </w:pPr>
-      <w:rPr>
-        <w:rFonts w:ascii="Wingdings" w:hAnsi="Wingdings" w:hint="default"/>
-      </w:rPr>
-    </w:lvl>
-  </w:abstractNum>
-  <w:num w:numId="1" w16cid:durableId="921987491">
-    <w:abstractNumId w:val="1"/>
+  <w:num w:numId="1">
+    <w:abstractNumId w:val="3"/>
   </w:num>
-  <w:num w:numId="2" w16cid:durableId="728115796">
+  <w:num w:numId="2">
+    <w:abstractNumId w:val="4"/>
+  </w:num>
+  <w:num w:numId="3">
     <w:abstractNumId w:val="5"/>
   </w:num>
-  <w:num w:numId="3" w16cid:durableId="896890770">
-    <w:abstractNumId w:val="6"/>
+  <w:num w:numId="4">
+    <w:abstractNumId w:val="2"/>
   </w:num>
-  <w:num w:numId="4" w16cid:durableId="1920362078">
-    <w:abstractNumId w:val="7"/>
-  </w:num>
-  <w:num w:numId="5" w16cid:durableId="855927736">
-    <w:abstractNumId w:val="3"/>
-  </w:num>
-  <w:num w:numId="6" w16cid:durableId="809975145">
+  <w:num w:numId="5">
     <w:abstractNumId w:val="0"/>
   </w:num>
-  <w:num w:numId="7" w16cid:durableId="1578401304">
-    <w:abstractNumId w:val="2"/>
-  </w:num>
-  <w:num w:numId="8" w16cid:durableId="1207720770">
-    <w:abstractNumId w:val="4"/>
+  <w:num w:numId="6">
+    <w:abstractNumId w:val="1"/>
   </w:num>
 </w:numbering>
 </file>
 
 <file path=word/styles.xml><?xml version="1.0" encoding="utf-8"?>
-<w:styles xmlns:mc="http://schemas.openxmlformats.org/markup-compatibility/2006" xmlns:r="http://schemas.openxmlformats.org/officeDocument/2006/relationships" xmlns:w="http://schemas.openxmlformats.org/wordprocessingml/2006/main" xmlns:w14="http://schemas.microsoft.com/office/word/2010/wordml" xmlns:w15="http://schemas.microsoft.com/office/word/2012/wordml" xmlns:w16cex="http://schemas.microsoft.com/office/word/2018/wordml/cex" xmlns:w16cid="http://schemas.microsoft.com/office/word/2016/wordml/cid" xmlns:w16="http://schemas.microsoft.com/office/word/2018/wordml" xmlns:w16du="http://schemas.microsoft.com/office/word/2023/wordml/word16du" xmlns:w16sdtdh="http://schemas.microsoft.com/office/word/2020/wordml/sdtdatahash" xmlns:w16sdtfl="http://schemas.microsoft.com/office/word/2024/wordml/sdtformatlock" xmlns:w16se="http://schemas.microsoft.com/office/word/2015/wordml/symex" mc:Ignorable="w14 w15 w16se w16cid w16 w16cex w16sdtdh w16sdtfl w16du">
+<w:styles xmlns:mc="http://schemas.openxmlformats.org/markup-compatibility/2006" xmlns:o="urn:schemas-microsoft-com:office:office" xmlns:r="http://schemas.openxmlformats.org/officeDocument/2006/relationships" xmlns:m="http://schemas.openxmlformats.org/officeDocument/2006/math" xmlns:v="urn:schemas-microsoft-com:vml" xmlns:w="http://schemas.openxmlformats.org/wordprocessingml/2006/main" xmlns:w14="http://schemas.microsoft.com/office/word/2010/wordml" xmlns:w10="urn:schemas-microsoft-com:office:word" xmlns:sl="http://schemas.openxmlformats.org/schemaLibrary/2006/main" xmlns:wpsCustomData="http://www.wps.cn/officeDocument/2013/wpsCustomData" mc:Ignorable="w14">
   <w:docDefaults>
     <w:rPrDefault>
       <w:rPr>
-        <w:rFonts w:asciiTheme="minorHAnsi" w:eastAsiaTheme="minorEastAsia" w:hAnsiTheme="minorHAnsi" w:cstheme="minorBidi"/>
-        <w:kern w:val="2"/>
-        <w:sz w:val="22"/>
-        <w:szCs w:val="24"/>
-        <w:lang w:val="en-US" w:eastAsia="zh-CN" w:bidi="ar-SA"/>
-        <w14:ligatures w14:val="standardContextual"/>
+        <w:rFonts w:ascii="Times New Roman" w:hAnsi="Times New Roman" w:eastAsia="宋体" w:cs="Times New Roman"/>
       </w:rPr>
     </w:rPrDefault>
-    <w:pPrDefault>
-      <w:pPr>
-        <w:spacing w:after="160" w:line="278" w:lineRule="auto"/>
-      </w:pPr>
-    </w:pPrDefault>
+    <w:pPrDefault/>
   </w:docDefaults>
-  <w:latentStyles w:defLockedState="0" w:defUIPriority="99" w:defSemiHidden="0" w:defUnhideWhenUsed="0" w:defQFormat="0" w:count="376">
-    <w:lsdException w:name="Normal" w:uiPriority="0" w:qFormat="1"/>
-    <w:lsdException w:name="heading 1" w:uiPriority="9" w:qFormat="1"/>
-    <w:lsdException w:name="heading 2" w:semiHidden="1" w:uiPriority="9" w:unhideWhenUsed="1" w:qFormat="1"/>
-    <w:lsdException w:name="heading 3" w:semiHidden="1" w:uiPriority="9" w:unhideWhenUsed="1" w:qFormat="1"/>
-    <w:lsdException w:name="heading 4" w:semiHidden="1" w:uiPriority="9" w:unhideWhenUsed="1" w:qFormat="1"/>
-    <w:lsdException w:name="heading 5" w:semiHidden="1" w:uiPriority="9" w:unhideWhenUsed="1" w:qFormat="1"/>
-    <w:lsdException w:name="heading 6" w:semiHidden="1" w:uiPriority="9" w:unhideWhenUsed="1" w:qFormat="1"/>
-    <w:lsdException w:name="heading 7" w:semiHidden="1" w:uiPriority="9" w:unhideWhenUsed="1" w:qFormat="1"/>
-    <w:lsdException w:name="heading 8" w:semiHidden="1" w:uiPriority="9" w:unhideWhenUsed="1" w:qFormat="1"/>
-    <w:lsdException w:name="heading 9" w:semiHidden="1" w:uiPriority="9" w:unhideWhenUsed="1" w:qFormat="1"/>
-    <w:lsdException w:name="index 1" w:semiHidden="1" w:unhideWhenUsed="1"/>
-    <w:lsdException w:name="index 2" w:semiHidden="1" w:unhideWhenUsed="1"/>
-    <w:lsdException w:name="index 3" w:semiHidden="1" w:unhideWhenUsed="1"/>
-    <w:lsdException w:name="index 4" w:semiHidden="1" w:unhideWhenUsed="1"/>
-    <w:lsdException w:name="index 5" w:semiHidden="1" w:unhideWhenUsed="1"/>
-    <w:lsdException w:name="index 6" w:semiHidden="1" w:unhideWhenUsed="1"/>
-    <w:lsdException w:name="index 7" w:semiHidden="1" w:unhideWhenUsed="1"/>
-    <w:lsdException w:name="index 8" w:semiHidden="1" w:unhideWhenUsed="1"/>
-    <w:lsdException w:name="index 9" w:semiHidden="1" w:unhideWhenUsed="1"/>
-    <w:lsdException w:name="toc 1" w:semiHidden="1" w:uiPriority="39" w:unhideWhenUsed="1"/>
-    <w:lsdException w:name="toc 2" w:semiHidden="1" w:uiPriority="39" w:unhideWhenUsed="1"/>
-    <w:lsdException w:name="toc 3" w:semiHidden="1" w:uiPriority="39" w:unhideWhenUsed="1"/>
-    <w:lsdException w:name="toc 4" w:semiHidden="1" w:uiPriority="39" w:unhideWhenUsed="1"/>
-    <w:lsdException w:name="toc 5" w:semiHidden="1" w:uiPriority="39" w:unhideWhenUsed="1"/>
-    <w:lsdException w:name="toc 6" w:semiHidden="1" w:uiPriority="39" w:unhideWhenUsed="1"/>
-    <w:lsdException w:name="toc 7" w:semiHidden="1" w:uiPriority="39" w:unhideWhenUsed="1"/>
-    <w:lsdException w:name="toc 8" w:semiHidden="1" w:uiPriority="39" w:unhideWhenUsed="1"/>
-    <w:lsdException w:name="toc 9" w:semiHidden="1" w:uiPriority="39" w:unhideWhenUsed="1"/>
-    <w:lsdException w:name="Normal Indent" w:semiHidden="1" w:unhideWhenUsed="1"/>
-    <w:lsdException w:name="footnote text" w:semiHidden="1" w:unhideWhenUsed="1"/>
-    <w:lsdException w:name="annotation text" w:semiHidden="1" w:unhideWhenUsed="1"/>
-    <w:lsdException w:name="header" w:semiHidden="1" w:unhideWhenUsed="1"/>
-    <w:lsdException w:name="footer" w:semiHidden="1" w:unhideWhenUsed="1"/>
-    <w:lsdException w:name="index heading" w:semiHidden="1" w:unhideWhenUsed="1"/>
-    <w:lsdException w:name="caption" w:semiHidden="1" w:uiPriority="35" w:unhideWhenUsed="1" w:qFormat="1"/>
-    <w:lsdException w:name="table of figures" w:semiHidden="1" w:unhideWhenUsed="1"/>
-    <w:lsdException w:name="envelope address" w:semiHidden="1" w:unhideWhenUsed="1"/>
-    <w:lsdException w:name="envelope return" w:semiHidden="1" w:unhideWhenUsed="1"/>
-    <w:lsdException w:name="footnote reference" w:semiHidden="1" w:unhideWhenUsed="1"/>
-    <w:lsdException w:name="annotation reference" w:semiHidden="1" w:unhideWhenUsed="1"/>
-    <w:lsdException w:name="line number" w:semiHidden="1" w:unhideWhenUsed="1"/>
-    <w:lsdException w:name="page number" w:semiHidden="1" w:unhideWhenUsed="1"/>
-    <w:lsdException w:name="endnote reference" w:semiHidden="1" w:unhideWhenUsed="1"/>
-    <w:lsdException w:name="endnote text" w:semiHidden="1" w:unhideWhenUsed="1"/>
-    <w:lsdException w:name="table of authorities" w:semiHidden="1" w:unhideWhenUsed="1"/>
-    <w:lsdException w:name="macro" w:semiHidden="1" w:unhideWhenUsed="1"/>
-    <w:lsdException w:name="toa heading" w:semiHidden="1" w:unhideWhenUsed="1"/>
-    <w:lsdException w:name="List" w:semiHidden="1" w:unhideWhenUsed="1"/>
-    <w:lsdException w:name="List Bullet" w:semiHidden="1" w:unhideWhenUsed="1"/>
-    <w:lsdException w:name="List Number" w:semiHidden="1" w:unhideWhenUsed="1"/>
-    <w:lsdException w:name="List 2" w:semiHidden="1" w:unhideWhenUsed="1"/>
-    <w:lsdException w:name="List 3" w:semiHidden="1" w:unhideWhenUsed="1"/>
-    <w:lsdException w:name="List 4" w:semiHidden="1" w:unhideWhenUsed="1"/>
-    <w:lsdException w:name="List 5" w:semiHidden="1" w:unhideWhenUsed="1"/>
-    <w:lsdException w:name="List Bullet 2" w:semiHidden="1" w:unhideWhenUsed="1"/>
-    <w:lsdException w:name="List Bullet 3" w:semiHidden="1" w:unhideWhenUsed="1"/>
-    <w:lsdException w:name="List Bullet 4" w:semiHidden="1" w:unhideWhenUsed="1"/>
-    <w:lsdException w:name="List Bullet 5" w:semiHidden="1" w:unhideWhenUsed="1"/>
-    <w:lsdException w:name="List Number 2" w:semiHidden="1" w:unhideWhenUsed="1"/>
-    <w:lsdException w:name="List Number 3" w:semiHidden="1" w:unhideWhenUsed="1"/>
-    <w:lsdException w:name="List Number 4" w:semiHidden="1" w:unhideWhenUsed="1"/>
-    <w:lsdException w:name="List Number 5" w:semiHidden="1" w:unhideWhenUsed="1"/>
-    <w:lsdException w:name="Title" w:uiPriority="10" w:qFormat="1"/>
-    <w:lsdException w:name="Closing" w:semiHidden="1" w:unhideWhenUsed="1"/>
-    <w:lsdException w:name="Signature" w:semiHidden="1" w:unhideWhenUsed="1"/>
-    <w:lsdException w:name="Default Paragraph Font" w:semiHidden="1" w:uiPriority="1" w:unhideWhenUsed="1"/>
-    <w:lsdException w:name="Body Text" w:semiHidden="1" w:unhideWhenUsed="1"/>
-    <w:lsdException w:name="Body Text Indent" w:semiHidden="1" w:unhideWhenUsed="1"/>
-    <w:lsdException w:name="List Continue" w:semiHidden="1" w:unhideWhenUsed="1"/>
-    <w:lsdException w:name="List Continue 2" w:semiHidden="1" w:unhideWhenUsed="1"/>
-    <w:lsdException w:name="List Continue 3" w:semiHidden="1" w:unhideWhenUsed="1"/>
-    <w:lsdException w:name="List Continue 4" w:semiHidden="1" w:unhideWhenUsed="1"/>
-    <w:lsdException w:name="List Continue 5" w:semiHidden="1" w:unhideWhenUsed="1"/>
-    <w:lsdException w:name="Message Header" w:semiHidden="1" w:unhideWhenUsed="1"/>
-    <w:lsdException w:name="Subtitle" w:uiPriority="11" w:qFormat="1"/>
-    <w:lsdException w:name="Salutation" w:semiHidden="1" w:unhideWhenUsed="1"/>
-    <w:lsdException w:name="Date" w:semiHidden="1" w:unhideWhenUsed="1"/>
-    <w:lsdException w:name="Body Text First Indent" w:semiHidden="1" w:unhideWhenUsed="1"/>
-    <w:lsdException w:name="Body Text First Indent 2" w:semiHidden="1" w:unhideWhenUsed="1"/>
-    <w:lsdException w:name="Note Heading" w:semiHidden="1" w:unhideWhenUsed="1"/>
-    <w:lsdException w:name="Body Text 2" w:semiHidden="1" w:unhideWhenUsed="1"/>
-    <w:lsdException w:name="Body Text 3" w:semiHidden="1" w:unhideWhenUsed="1"/>
-    <w:lsdException w:name="Body Text Indent 2" w:semiHidden="1" w:unhideWhenUsed="1"/>
-    <w:lsdException w:name="Body Text Indent 3" w:semiHidden="1" w:unhideWhenUsed="1"/>
-    <w:lsdException w:name="Block Text" w:semiHidden="1" w:unhideWhenUsed="1"/>
-    <w:lsdException w:name="Hyperlink" w:semiHidden="1" w:unhideWhenUsed="1"/>
-    <w:lsdException w:name="FollowedHyperlink" w:semiHidden="1" w:unhideWhenUsed="1"/>
-    <w:lsdException w:name="Strong" w:uiPriority="22" w:qFormat="1"/>
-    <w:lsdException w:name="Emphasis" w:uiPriority="20" w:qFormat="1"/>
-    <w:lsdException w:name="Document Map" w:semiHidden="1" w:unhideWhenUsed="1"/>
-    <w:lsdException w:name="Plain Text" w:semiHidden="1" w:unhideWhenUsed="1"/>
-    <w:lsdException w:name="E-mail Signature" w:semiHidden="1" w:unhideWhenUsed="1"/>
-    <w:lsdException w:name="HTML Top of Form" w:semiHidden="1" w:unhideWhenUsed="1"/>
-    <w:lsdException w:name="HTML Bottom of Form" w:semiHidden="1" w:unhideWhenUsed="1"/>
-    <w:lsdException w:name="Normal (Web)" w:semiHidden="1" w:unhideWhenUsed="1"/>
-    <w:lsdException w:name="HTML Acronym" w:semiHidden="1" w:unhideWhenUsed="1"/>
-    <w:lsdException w:name="HTML Address" w:semiHidden="1" w:unhideWhenUsed="1"/>
-    <w:lsdException w:name="HTML Cite" w:semiHidden="1" w:unhideWhenUsed="1"/>
-    <w:lsdException w:name="HTML Code" w:semiHidden="1" w:unhideWhenUsed="1"/>
-    <w:lsdException w:name="HTML Definition" w:semiHidden="1" w:unhideWhenUsed="1"/>
-    <w:lsdException w:name="HTML Keyboard" w:semiHidden="1" w:unhideWhenUsed="1"/>
-    <w:lsdException w:name="HTML Preformatted" w:semiHidden="1" w:unhideWhenUsed="1"/>
-    <w:lsdException w:name="HTML Sample" w:semiHidden="1" w:unhideWhenUsed="1"/>
-    <w:lsdException w:name="HTML Typewriter" w:semiHidden="1" w:unhideWhenUsed="1"/>
-    <w:lsdException w:name="HTML Variable" w:semiHidden="1" w:unhideWhenUsed="1"/>
-    <w:lsdException w:name="Normal Table" w:semiHidden="1" w:unhideWhenUsed="1"/>
-    <w:lsdException w:name="annotation subject" w:semiHidden="1" w:unhideWhenUsed="1"/>
-    <w:lsdException w:name="No List" w:semiHidden="1" w:unhideWhenUsed="1"/>
-    <w:lsdException w:name="Outline List 1" w:semiHidden="1" w:unhideWhenUsed="1"/>
-    <w:lsdException w:name="Outline List 2" w:semiHidden="1" w:unhideWhenUsed="1"/>
-    <w:lsdException w:name="Outline List 3" w:semiHidden="1" w:unhideWhenUsed="1"/>
-    <w:lsdException w:name="Table Simple 1" w:semiHidden="1" w:unhideWhenUsed="1"/>
-    <w:lsdException w:name="Table Simple 2" w:semiHidden="1" w:unhideWhenUsed="1"/>
-    <w:lsdException w:name="Table Simple 3" w:semiHidden="1" w:unhideWhenUsed="1"/>
-    <w:lsdException w:name="Table Classic 1" w:semiHidden="1" w:unhideWhenUsed="1"/>
-    <w:lsdException w:name="Table Classic 2" w:semiHidden="1" w:unhideWhenUsed="1"/>
-    <w:lsdException w:name="Table Classic 3" w:semiHidden="1" w:unhideWhenUsed="1"/>
-    <w:lsdException w:name="Table Classic 4" w:semiHidden="1" w:unhideWhenUsed="1"/>
-    <w:lsdException w:name="Table Colorful 1" w:semiHidden="1" w:unhideWhenUsed="1"/>
-    <w:lsdException w:name="Table Colorful 2" w:semiHidden="1" w:unhideWhenUsed="1"/>
-    <w:lsdException w:name="Table Colorful 3" w:semiHidden="1" w:unhideWhenUsed="1"/>
-    <w:lsdException w:name="Table Columns 1" w:semiHidden="1" w:unhideWhenUsed="1"/>
-    <w:lsdException w:name="Table Columns 2" w:semiHidden="1" w:unhideWhenUsed="1"/>
-    <w:lsdException w:name="Table Columns 3" w:semiHidden="1" w:unhideWhenUsed="1"/>
-    <w:lsdException w:name="Table Columns 4" w:semiHidden="1" w:unhideWhenUsed="1"/>
-    <w:lsdException w:name="Table Columns 5" w:semiHidden="1" w:unhideWhenUsed="1"/>
-    <w:lsdException w:name="Table Grid 1" w:semiHidden="1" w:unhideWhenUsed="1"/>
-    <w:lsdException w:name="Table Grid 2" w:semiHidden="1" w:unhideWhenUsed="1"/>
-    <w:lsdException w:name="Table Grid 3" w:semiHidden="1" w:unhideWhenUsed="1"/>
-    <w:lsdException w:name="Table Grid 4" w:semiHidden="1" w:unhideWhenUsed="1"/>
-    <w:lsdException w:name="Table Grid 5" w:semiHidden="1" w:unhideWhenUsed="1"/>
-    <w:lsdException w:name="Table Grid 6" w:semiHidden="1" w:unhideWhenUsed="1"/>
-    <w:lsdException w:name="Table Grid 7" w:semiHidden="1" w:unhideWhenUsed="1"/>
-    <w:lsdException w:name="Table Grid 8" w:semiHidden="1" w:unhideWhenUsed="1"/>
-    <w:lsdException w:name="Table List 1" w:semiHidden="1" w:unhideWhenUsed="1"/>
-    <w:lsdException w:name="Table List 2" w:semiHidden="1" w:unhideWhenUsed="1"/>
-    <w:lsdException w:name="Table List 3" w:semiHidden="1" w:unhideWhenUsed="1"/>
-    <w:lsdException w:name="Table List 4" w:semiHidden="1" w:unhideWhenUsed="1"/>
-    <w:lsdException w:name="Table List 5" w:semiHidden="1" w:unhideWhenUsed="1"/>
-    <w:lsdException w:name="Table List 6" w:semiHidden="1" w:unhideWhenUsed="1"/>
-    <w:lsdException w:name="Table List 7" w:semiHidden="1" w:unhideWhenUsed="1"/>
-    <w:lsdException w:name="Table List 8" w:semiHidden="1" w:unhideWhenUsed="1"/>
-    <w:lsdException w:name="Table 3D effects 1" w:semiHidden="1" w:unhideWhenUsed="1"/>
-    <w:lsdException w:name="Table 3D effects 2" w:semiHidden="1" w:unhideWhenUsed="1"/>
-    <w:lsdException w:name="Table 3D effects 3" w:semiHidden="1" w:unhideWhenUsed="1"/>
-    <w:lsdException w:name="Table Contemporary" w:semiHidden="1" w:unhideWhenUsed="1"/>
-    <w:lsdException w:name="Table Elegant" w:semiHidden="1" w:unhideWhenUsed="1"/>
-    <w:lsdException w:name="Table Professional" w:semiHidden="1" w:unhideWhenUsed="1"/>
-    <w:lsdException w:name="Table Subtle 1" w:semiHidden="1" w:unhideWhenUsed="1"/>
-    <w:lsdException w:name="Table Subtle 2" w:semiHidden="1" w:unhideWhenUsed="1"/>
-    <w:lsdException w:name="Table Web 1" w:semiHidden="1" w:unhideWhenUsed="1"/>
-    <w:lsdException w:name="Table Web 2" w:semiHidden="1" w:unhideWhenUsed="1"/>
-    <w:lsdException w:name="Table Web 3" w:semiHidden="1" w:unhideWhenUsed="1"/>
-    <w:lsdException w:name="Balloon Text" w:semiHidden="1" w:unhideWhenUsed="1"/>
-    <w:lsdException w:name="Table Grid" w:uiPriority="39"/>
-    <w:lsdException w:name="Table Theme" w:semiHidden="1" w:unhideWhenUsed="1"/>
-    <w:lsdException w:name="Placeholder Text" w:semiHidden="1"/>
-    <w:lsdException w:name="No Spacing" w:uiPriority="1" w:qFormat="1"/>
-    <w:lsdException w:name="Light Shading" w:uiPriority="60"/>
-    <w:lsdException w:name="Light List" w:uiPriority="61"/>
-    <w:lsdException w:name="Light Grid" w:uiPriority="62"/>
-    <w:lsdException w:name="Medium Shading 1" w:uiPriority="63"/>
-    <w:lsdException w:name="Medium Shading 2" w:uiPriority="64"/>
-    <w:lsdException w:name="Medium List 1" w:uiPriority="65"/>
-    <w:lsdException w:name="Medium List 2" w:uiPriority="66"/>
-    <w:lsdException w:name="Medium Grid 1" w:uiPriority="67"/>
-    <w:lsdException w:name="Medium Grid 2" w:uiPriority="68"/>
-    <w:lsdException w:name="Medium Grid 3" w:uiPriority="69"/>
-    <w:lsdException w:name="Dark List" w:uiPriority="70"/>
-    <w:lsdException w:name="Colorful Shading" w:uiPriority="71"/>
-    <w:lsdException w:name="Colorful List" w:uiPriority="72"/>
-    <w:lsdException w:name="Colorful Grid" w:uiPriority="73"/>
-    <w:lsdException w:name="Light Shading Accent 1" w:uiPriority="60"/>
-    <w:lsdException w:name="Light List Accent 1" w:uiPriority="61"/>
-    <w:lsdException w:name="Light Grid Accent 1" w:uiPriority="62"/>
-    <w:lsdException w:name="Medium Shading 1 Accent 1" w:uiPriority="63"/>
-    <w:lsdException w:name="Medium Shading 2 Accent 1" w:uiPriority="64"/>
-    <w:lsdException w:name="Medium List 1 Accent 1" w:uiPriority="65"/>
-    <w:lsdException w:name="Revision" w:semiHidden="1"/>
-    <w:lsdException w:name="List Paragraph" w:uiPriority="34" w:qFormat="1"/>
-    <w:lsdException w:name="Quote" w:uiPriority="29" w:qFormat="1"/>
-    <w:lsdException w:name="Intense Quote" w:uiPriority="30" w:qFormat="1"/>
-    <w:lsdException w:name="Medium List 2 Accent 1" w:uiPriority="66"/>
-    <w:lsdException w:name="Medium Grid 1 Accent 1" w:uiPriority="67"/>
-    <w:lsdException w:name="Medium Grid 2 Accent 1" w:uiPriority="68"/>
-    <w:lsdException w:name="Medium Grid 3 Accent 1" w:uiPriority="69"/>
-    <w:lsdException w:name="Dark List Accent 1" w:uiPriority="70"/>
-    <w:lsdException w:name="Colorful Shading Accent 1" w:uiPriority="71"/>
-    <w:lsdException w:name="Colorful List Accent 1" w:uiPriority="72"/>
-    <w:lsdException w:name="Colorful Grid Accent 1" w:uiPriority="73"/>
-    <w:lsdException w:name="Light Shading Accent 2" w:uiPriority="60"/>
-    <w:lsdException w:name="Light List Accent 2" w:uiPriority="61"/>
-    <w:lsdException w:name="Light Grid Accent 2" w:uiPriority="62"/>
-    <w:lsdException w:name="Medium Shading 1 Accent 2" w:uiPriority="63"/>
-    <w:lsdException w:name="Medium Shading 2 Accent 2" w:uiPriority="64"/>
-    <w:lsdException w:name="Medium List 1 Accent 2" w:uiPriority="65"/>
-    <w:lsdException w:name="Medium List 2 Accent 2" w:uiPriority="66"/>
-    <w:lsdException w:name="Medium Grid 1 Accent 2" w:uiPriority="67"/>
-    <w:lsdException w:name="Medium Grid 2 Accent 2" w:uiPriority="68"/>
-    <w:lsdException w:name="Medium Grid 3 Accent 2" w:uiPriority="69"/>
-    <w:lsdException w:name="Dark List Accent 2" w:uiPriority="70"/>
-    <w:lsdException w:name="Colorful Shading Accent 2" w:uiPriority="71"/>
-    <w:lsdException w:name="Colorful List Accent 2" w:uiPriority="72"/>
-    <w:lsdException w:name="Colorful Grid Accent 2" w:uiPriority="73"/>
-    <w:lsdException w:name="Light Shading Accent 3" w:uiPriority="60"/>
-    <w:lsdException w:name="Light List Accent 3" w:uiPriority="61"/>
-    <w:lsdException w:name="Light Grid Accent 3" w:uiPriority="62"/>
-    <w:lsdException w:name="Medium Shading 1 Accent 3" w:uiPriority="63"/>
-    <w:lsdException w:name="Medium Shading 2 Accent 3" w:uiPriority="64"/>
-    <w:lsdException w:name="Medium List 1 Accent 3" w:uiPriority="65"/>
-    <w:lsdException w:name="Medium List 2 Accent 3" w:uiPriority="66"/>
-    <w:lsdException w:name="Medium Grid 1 Accent 3" w:uiPriority="67"/>
-    <w:lsdException w:name="Medium Grid 2 Accent 3" w:uiPriority="68"/>
-    <w:lsdException w:name="Medium Grid 3 Accent 3" w:uiPriority="69"/>
-    <w:lsdException w:name="Dark List Accent 3" w:uiPriority="70"/>
-    <w:lsdException w:name="Colorful Shading Accent 3" w:uiPriority="71"/>
-    <w:lsdException w:name="Colorful List Accent 3" w:uiPriority="72"/>
-    <w:lsdException w:name="Colorful Grid Accent 3" w:uiPriority="73"/>
-    <w:lsdException w:name="Light Shading Accent 4" w:uiPriority="60"/>
-    <w:lsdException w:name="Light List Accent 4" w:uiPriority="61"/>
-    <w:lsdException w:name="Light Grid Accent 4" w:uiPriority="62"/>
-    <w:lsdException w:name="Medium Shading 1 Accent 4" w:uiPriority="63"/>
-    <w:lsdException w:name="Medium Shading 2 Accent 4" w:uiPriority="64"/>
-    <w:lsdException w:name="Medium List 1 Accent 4" w:uiPriority="65"/>
-    <w:lsdException w:name="Medium List 2 Accent 4" w:uiPriority="66"/>
-    <w:lsdException w:name="Medium Grid 1 Accent 4" w:uiPriority="67"/>
-    <w:lsdException w:name="Medium Grid 2 Accent 4" w:uiPriority="68"/>
-    <w:lsdException w:name="Medium Grid 3 Accent 4" w:uiPriority="69"/>
-    <w:lsdException w:name="Dark List Accent 4" w:uiPriority="70"/>
-    <w:lsdException w:name="Colorful Shading Accent 4" w:uiPriority="71"/>
-    <w:lsdException w:name="Colorful List Accent 4" w:uiPriority="72"/>
-    <w:lsdException w:name="Colorful Grid Accent 4" w:uiPriority="73"/>
-    <w:lsdException w:name="Light Shading Accent 5" w:uiPriority="60"/>
-    <w:lsdException w:name="Light List Accent 5" w:uiPriority="61"/>
-    <w:lsdException w:name="Light Grid Accent 5" w:uiPriority="62"/>
-    <w:lsdException w:name="Medium Shading 1 Accent 5" w:uiPriority="63"/>
-    <w:lsdException w:name="Medium Shading 2 Accent 5" w:uiPriority="64"/>
-    <w:lsdException w:name="Medium List 1 Accent 5" w:uiPriority="65"/>
-    <w:lsdException w:name="Medium List 2 Accent 5" w:uiPriority="66"/>
-    <w:lsdException w:name="Medium Grid 1 Accent 5" w:uiPriority="67"/>
-    <w:lsdException w:name="Medium Grid 2 Accent 5" w:uiPriority="68"/>
-    <w:lsdException w:name="Medium Grid 3 Accent 5" w:uiPriority="69"/>
-    <w:lsdException w:name="Dark List Accent 5" w:uiPriority="70"/>
-    <w:lsdException w:name="Colorful Shading Accent 5" w:uiPriority="71"/>
-    <w:lsdException w:name="Colorful List Accent 5" w:uiPriority="72"/>
-    <w:lsdException w:name="Colorful Grid Accent 5" w:uiPriority="73"/>
-    <w:lsdException w:name="Light Shading Accent 6" w:uiPriority="60"/>
-    <w:lsdException w:name="Light List Accent 6" w:uiPriority="61"/>
-    <w:lsdException w:name="Light Grid Accent 6" w:uiPriority="62"/>
-    <w:lsdException w:name="Medium Shading 1 Accent 6" w:uiPriority="63"/>
-    <w:lsdException w:name="Medium Shading 2 Accent 6" w:uiPriority="64"/>
-    <w:lsdException w:name="Medium List 1 Accent 6" w:uiPriority="65"/>
-    <w:lsdException w:name="Medium List 2 Accent 6" w:uiPriority="66"/>
-    <w:lsdException w:name="Medium Grid 1 Accent 6" w:uiPriority="67"/>
-    <w:lsdException w:name="Medium Grid 2 Accent 6" w:uiPriority="68"/>
-    <w:lsdException w:name="Medium Grid 3 Accent 6" w:uiPriority="69"/>
-    <w:lsdException w:name="Dark List Accent 6" w:uiPriority="70"/>
-    <w:lsdException w:name="Colorful Shading Accent 6" w:uiPriority="71"/>
-    <w:lsdException w:name="Colorful List Accent 6" w:uiPriority="72"/>
-    <w:lsdException w:name="Colorful Grid Accent 6" w:uiPriority="73"/>
-    <w:lsdException w:name="Subtle Emphasis" w:uiPriority="19" w:qFormat="1"/>
-    <w:lsdException w:name="Intense Emphasis" w:uiPriority="21" w:qFormat="1"/>
-    <w:lsdException w:name="Subtle Reference" w:uiPriority="31" w:qFormat="1"/>
-    <w:lsdException w:name="Intense Reference" w:uiPriority="32" w:qFormat="1"/>
-    <w:lsdException w:name="Book Title" w:uiPriority="33" w:qFormat="1"/>
-    <w:lsdException w:name="Bibliography" w:semiHidden="1" w:uiPriority="37" w:unhideWhenUsed="1"/>
-    <w:lsdException w:name="TOC Heading" w:semiHidden="1" w:uiPriority="39" w:unhideWhenUsed="1" w:qFormat="1"/>
-    <w:lsdException w:name="Plain Table 1" w:uiPriority="41"/>
-    <w:lsdException w:name="Plain Table 2" w:uiPriority="42"/>
-    <w:lsdException w:name="Plain Table 3" w:uiPriority="43"/>
-    <w:lsdException w:name="Plain Table 4" w:uiPriority="44"/>
-    <w:lsdException w:name="Plain Table 5" w:uiPriority="45"/>
-    <w:lsdException w:name="Grid Table Light" w:uiPriority="40"/>
-    <w:lsdException w:name="Grid Table 1 Light" w:uiPriority="46"/>
-    <w:lsdException w:name="Grid Table 2" w:uiPriority="47"/>
-    <w:lsdException w:name="Grid Table 3" w:uiPriority="48"/>
-    <w:lsdException w:name="Grid Table 4" w:uiPriority="49"/>
-    <w:lsdException w:name="Grid Table 5 Dark" w:uiPriority="50"/>
-    <w:lsdException w:name="Grid Table 6 Colorful" w:uiPriority="51"/>
-    <w:lsdException w:name="Grid Table 7 Colorful" w:uiPriority="52"/>
-    <w:lsdException w:name="Grid Table 1 Light Accent 1" w:uiPriority="46"/>
-    <w:lsdException w:name="Grid Table 2 Accent 1" w:uiPriority="47"/>
-    <w:lsdException w:name="Grid Table 3 Accent 1" w:uiPriority="48"/>
-    <w:lsdException w:name="Grid Table 4 Accent 1" w:uiPriority="49"/>
-    <w:lsdException w:name="Grid Table 5 Dark Accent 1" w:uiPriority="50"/>
-    <w:lsdException w:name="Grid Table 6 Colorful Accent 1" w:uiPriority="51"/>
-    <w:lsdException w:name="Grid Table 7 Colorful Accent 1" w:uiPriority="52"/>
-    <w:lsdException w:name="Grid Table 1 Light Accent 2" w:uiPriority="46"/>
-    <w:lsdException w:name="Grid Table 2 Accent 2" w:uiPriority="47"/>
-    <w:lsdException w:name="Grid Table 3 Accent 2" w:uiPriority="48"/>
-    <w:lsdException w:name="Grid Table 4 Accent 2" w:uiPriority="49"/>
-    <w:lsdException w:name="Grid Table 5 Dark Accent 2" w:uiPriority="50"/>
-    <w:lsdException w:name="Grid Table 6 Colorful Accent 2" w:uiPriority="51"/>
-    <w:lsdException w:name="Grid Table 7 Colorful Accent 2" w:uiPriority="52"/>
-    <w:lsdException w:name="Grid Table 1 Light Accent 3" w:uiPriority="46"/>
-    <w:lsdException w:name="Grid Table 2 Accent 3" w:uiPriority="47"/>
-    <w:lsdException w:name="Grid Table 3 Accent 3" w:uiPriority="48"/>
-    <w:lsdException w:name="Grid Table 4 Accent 3" w:uiPriority="49"/>
-    <w:lsdException w:name="Grid Table 5 Dark Accent 3" w:uiPriority="50"/>
-    <w:lsdException w:name="Grid Table 6 Colorful Accent 3" w:uiPriority="51"/>
-    <w:lsdException w:name="Grid Table 7 Colorful Accent 3" w:uiPriority="52"/>
-    <w:lsdException w:name="Grid Table 1 Light Accent 4" w:uiPriority="46"/>
-    <w:lsdException w:name="Grid Table 2 Accent 4" w:uiPriority="47"/>
-    <w:lsdException w:name="Grid Table 3 Accent 4" w:uiPriority="48"/>
-    <w:lsdException w:name="Grid Table 4 Accent 4" w:uiPriority="49"/>
-    <w:lsdException w:name="Grid Table 5 Dark Accent 4" w:uiPriority="50"/>
-    <w:lsdException w:name="Grid Table 6 Colorful Accent 4" w:uiPriority="51"/>
-    <w:lsdException w:name="Grid Table 7 Colorful Accent 4" w:uiPriority="52"/>
-    <w:lsdException w:name="Grid Table 1 Light Accent 5" w:uiPriority="46"/>
-    <w:lsdException w:name="Grid Table 2 Accent 5" w:uiPriority="47"/>
-    <w:lsdException w:name="Grid Table 3 Accent 5" w:uiPriority="48"/>
-    <w:lsdException w:name="Grid Table 4 Accent 5" w:uiPriority="49"/>
-    <w:lsdException w:name="Grid Table 5 Dark Accent 5" w:uiPriority="50"/>
-    <w:lsdException w:name="Grid Table 6 Colorful Accent 5" w:uiPriority="51"/>
-    <w:lsdException w:name="Grid Table 7 Colorful Accent 5" w:uiPriority="52"/>
-    <w:lsdException w:name="Grid Table 1 Light Accent 6" w:uiPriority="46"/>
-    <w:lsdException w:name="Grid Table 2 Accent 6" w:uiPriority="47"/>
-    <w:lsdException w:name="Grid Table 3 Accent 6" w:uiPriority="48"/>
-    <w:lsdException w:name="Grid Table 4 Accent 6" w:uiPriority="49"/>
-    <w:lsdException w:name="Grid Table 5 Dark Accent 6" w:uiPriority="50"/>
-    <w:lsdException w:name="Grid Table 6 Colorful Accent 6" w:uiPriority="51"/>
-    <w:lsdException w:name="Grid Table 7 Colorful Accent 6" w:uiPriority="52"/>
-    <w:lsdException w:name="List Table 1 Light" w:uiPriority="46"/>
-    <w:lsdException w:name="List Table 2" w:uiPriority="47"/>
-    <w:lsdException w:name="List Table 3" w:uiPriority="48"/>
-    <w:lsdException w:name="List Table 4" w:uiPriority="49"/>
-    <w:lsdException w:name="List Table 5 Dark" w:uiPriority="50"/>
-    <w:lsdException w:name="List Table 6 Colorful" w:uiPriority="51"/>
-    <w:lsdException w:name="List Table 7 Colorful" w:uiPriority="52"/>
-    <w:lsdException w:name="List Table 1 Light Accent 1" w:uiPriority="46"/>
-    <w:lsdException w:name="List Table 2 Accent 1" w:uiPriority="47"/>
-    <w:lsdException w:name="List Table 3 Accent 1" w:uiPriority="48"/>
-    <w:lsdException w:name="List Table 4 Accent 1" w:uiPriority="49"/>
-    <w:lsdException w:name="List Table 5 Dark Accent 1" w:uiPriority="50"/>
-    <w:lsdException w:name="List Table 6 Colorful Accent 1" w:uiPriority="51"/>
-    <w:lsdException w:name="List Table 7 Colorful Accent 1" w:uiPriority="52"/>
-    <w:lsdException w:name="List Table 1 Light Accent 2" w:uiPriority="46"/>
-    <w:lsdException w:name="List Table 2 Accent 2" w:uiPriority="47"/>
-    <w:lsdException w:name="List Table 3 Accent 2" w:uiPriority="48"/>
-    <w:lsdException w:name="List Table 4 Accent 2" w:uiPriority="49"/>
-    <w:lsdException w:name="List Table 5 Dark Accent 2" w:uiPriority="50"/>
-    <w:lsdException w:name="List Table 6 Colorful Accent 2" w:uiPriority="51"/>
-    <w:lsdException w:name="List Table 7 Colorful Accent 2" w:uiPriority="52"/>
-    <w:lsdException w:name="List Table 1 Light Accent 3" w:uiPriority="46"/>
-    <w:lsdException w:name="List Table 2 Accent 3" w:uiPriority="47"/>
-    <w:lsdException w:name="List Table 3 Accent 3" w:uiPriority="48"/>
-    <w:lsdException w:name="List Table 4 Accent 3" w:uiPriority="49"/>
-    <w:lsdException w:name="List Table 5 Dark Accent 3" w:uiPriority="50"/>
-    <w:lsdException w:name="List Table 6 Colorful Accent 3" w:uiPriority="51"/>
-    <w:lsdException w:name="List Table 7 Colorful Accent 3" w:uiPriority="52"/>
-    <w:lsdException w:name="List Table 1 Light Accent 4" w:uiPriority="46"/>
-    <w:lsdException w:name="List Table 2 Accent 4" w:uiPriority="47"/>
-    <w:lsdException w:name="List Table 3 Accent 4" w:uiPriority="48"/>
-    <w:lsdException w:name="List Table 4 Accent 4" w:uiPriority="49"/>
-    <w:lsdException w:name="List Table 5 Dark Accent 4" w:uiPriority="50"/>
-    <w:lsdException w:name="List Table 6 Colorful Accent 4" w:uiPriority="51"/>
-    <w:lsdException w:name="List Table 7 Colorful Accent 4" w:uiPriority="52"/>
-    <w:lsdException w:name="List Table 1 Light Accent 5" w:uiPriority="46"/>
-    <w:lsdException w:name="List Table 2 Accent 5" w:uiPriority="47"/>
-    <w:lsdException w:name="List Table 3 Accent 5" w:uiPriority="48"/>
-    <w:lsdException w:name="List Table 4 Accent 5" w:uiPriority="49"/>
-    <w:lsdException w:name="List Table 5 Dark Accent 5" w:uiPriority="50"/>
-    <w:lsdException w:name="List Table 6 Colorful Accent 5" w:uiPriority="51"/>
-    <w:lsdException w:name="List Table 7 Colorful Accent 5" w:uiPriority="52"/>
-    <w:lsdException w:name="List Table 1 Light Accent 6" w:uiPriority="46"/>
-    <w:lsdException w:name="List Table 2 Accent 6" w:uiPriority="47"/>
-    <w:lsdException w:name="List Table 3 Accent 6" w:uiPriority="48"/>
-    <w:lsdException w:name="List Table 4 Accent 6" w:uiPriority="49"/>
-    <w:lsdException w:name="List Table 5 Dark Accent 6" w:uiPriority="50"/>
-    <w:lsdException w:name="List Table 6 Colorful Accent 6" w:uiPriority="51"/>
-    <w:lsdException w:name="List Table 7 Colorful Accent 6" w:uiPriority="52"/>
-    <w:lsdException w:name="Mention" w:semiHidden="1" w:unhideWhenUsed="1"/>
-    <w:lsdException w:name="Smart Hyperlink" w:semiHidden="1" w:unhideWhenUsed="1"/>
-    <w:lsdException w:name="Hashtag" w:semiHidden="1" w:unhideWhenUsed="1"/>
-    <w:lsdException w:name="Unresolved Mention" w:semiHidden="1" w:unhideWhenUsed="1"/>
-    <w:lsdException w:name="Smart Link" w:semiHidden="1" w:unhideWhenUsed="1"/>
+  <w:latentStyles w:count="260" w:defQFormat="0" w:defUnhideWhenUsed="1" w:defSemiHidden="1" w:defUIPriority="99" w:defLockedState="0">
+    <w:lsdException w:qFormat="1" w:unhideWhenUsed="0" w:uiPriority="0" w:semiHidden="0" w:name="Normal"/>
+    <w:lsdException w:qFormat="1" w:unhideWhenUsed="0" w:uiPriority="9" w:semiHidden="0" w:name="heading 1"/>
+    <w:lsdException w:qFormat="1" w:uiPriority="9" w:semiHidden="0" w:name="heading 2"/>
+    <w:lsdException w:qFormat="1" w:uiPriority="9" w:name="heading 3"/>
+    <w:lsdException w:qFormat="1" w:uiPriority="9" w:name="heading 4"/>
+    <w:lsdException w:qFormat="1" w:uiPriority="9" w:name="heading 5"/>
+    <w:lsdException w:qFormat="1" w:uiPriority="9" w:name="heading 6"/>
+    <w:lsdException w:qFormat="1" w:uiPriority="9" w:name="heading 7"/>
+    <w:lsdException w:qFormat="1" w:uiPriority="9" w:name="heading 8"/>
+    <w:lsdException w:qFormat="1" w:uiPriority="9" w:name="heading 9"/>
+    <w:lsdException w:uiPriority="99" w:name="index 1"/>
+    <w:lsdException w:uiPriority="99" w:name="index 2"/>
+    <w:lsdException w:uiPriority="99" w:name="index 3"/>
+    <w:lsdException w:uiPriority="99" w:name="index 4"/>
+    <w:lsdException w:uiPriority="99" w:name="index 5"/>
+    <w:lsdException w:uiPriority="99" w:name="index 6"/>
+    <w:lsdException w:uiPriority="99" w:name="index 7"/>
+    <w:lsdException w:uiPriority="99" w:name="index 8"/>
+    <w:lsdException w:uiPriority="99" w:name="index 9"/>
+    <w:lsdException w:uiPriority="39" w:name="toc 1"/>
+    <w:lsdException w:uiPriority="39" w:name="toc 2"/>
+    <w:lsdException w:uiPriority="39" w:name="toc 3"/>
+    <w:lsdException w:uiPriority="39" w:name="toc 4"/>
+    <w:lsdException w:uiPriority="39" w:name="toc 5"/>
+    <w:lsdException w:uiPriority="39" w:name="toc 6"/>
+    <w:lsdException w:uiPriority="39" w:name="toc 7"/>
+    <w:lsdException w:uiPriority="39" w:name="toc 8"/>
+    <w:lsdException w:uiPriority="39" w:name="toc 9"/>
+    <w:lsdException w:uiPriority="99" w:name="Normal Indent"/>
+    <w:lsdException w:uiPriority="99" w:name="footnote text"/>
+    <w:lsdException w:uiPriority="99" w:name="annotation text"/>
+    <w:lsdException w:uiPriority="99" w:semiHidden="0" w:name="header"/>
+    <w:lsdException w:uiPriority="99" w:semiHidden="0" w:name="footer"/>
+    <w:lsdException w:uiPriority="99" w:name="index heading"/>
+    <w:lsdException w:qFormat="1" w:uiPriority="35" w:name="caption"/>
+    <w:lsdException w:uiPriority="99" w:name="table of figures"/>
+    <w:lsdException w:uiPriority="99" w:name="envelope address"/>
+    <w:lsdException w:uiPriority="99" w:name="envelope return"/>
+    <w:lsdException w:uiPriority="99" w:name="footnote reference"/>
+    <w:lsdException w:uiPriority="99" w:name="annotation reference"/>
+    <w:lsdException w:uiPriority="99" w:name="line number"/>
+    <w:lsdException w:uiPriority="99" w:name="page number"/>
+    <w:lsdException w:uiPriority="99" w:name="endnote reference"/>
+    <w:lsdException w:uiPriority="99" w:name="endnote text"/>
+    <w:lsdException w:uiPriority="99" w:name="table of authorities"/>
+    <w:lsdException w:uiPriority="99" w:name="macro"/>
+    <w:lsdException w:uiPriority="99" w:name="toa heading"/>
+    <w:lsdException w:uiPriority="99" w:name="List"/>
+    <w:lsdException w:uiPriority="99" w:name="List Bullet"/>
+    <w:lsdException w:uiPriority="99" w:name="List Number"/>
+    <w:lsdException w:uiPriority="99" w:name="List 2"/>
+    <w:lsdException w:uiPriority="99" w:name="List 3"/>
+    <w:lsdException w:uiPriority="99" w:name="List 4"/>
+    <w:lsdException w:uiPriority="99" w:name="List 5"/>
+    <w:lsdException w:uiPriority="99" w:name="List Bullet 2"/>
+    <w:lsdException w:uiPriority="99" w:name="List Bullet 3"/>
+    <w:lsdException w:uiPriority="99" w:name="List Bullet 4"/>
+    <w:lsdException w:uiPriority="99" w:name="List Bullet 5"/>
+    <w:lsdException w:uiPriority="99" w:name="List Number 2"/>
+    <w:lsdException w:uiPriority="99" w:name="List Number 3"/>
+    <w:lsdException w:uiPriority="99" w:name="List Number 4"/>
+    <w:lsdException w:uiPriority="99" w:name="List Number 5"/>
+    <w:lsdException w:qFormat="1" w:unhideWhenUsed="0" w:uiPriority="10" w:semiHidden="0" w:name="Title"/>
+    <w:lsdException w:uiPriority="99" w:name="Closing"/>
+    <w:lsdException w:uiPriority="99" w:name="Signature"/>
+    <w:lsdException w:uiPriority="1" w:semiHidden="0" w:name="Default Paragraph Font"/>
+    <w:lsdException w:uiPriority="99" w:name="Body Text"/>
+    <w:lsdException w:uiPriority="99" w:name="Body Text Indent"/>
+    <w:lsdException w:uiPriority="99" w:name="List Continue"/>
+    <w:lsdException w:uiPriority="99" w:name="List Continue 2"/>
+    <w:lsdException w:uiPriority="99" w:name="List Continue 3"/>
+    <w:lsdException w:uiPriority="99" w:name="List Continue 4"/>
+    <w:lsdException w:uiPriority="99" w:name="List Continue 5"/>
+    <w:lsdException w:uiPriority="99" w:name="Message Header"/>
+    <w:lsdException w:qFormat="1" w:unhideWhenUsed="0" w:uiPriority="11" w:semiHidden="0" w:name="Subtitle"/>
+    <w:lsdException w:uiPriority="99" w:name="Salutation"/>
+    <w:lsdException w:uiPriority="99" w:name="Date"/>
+    <w:lsdException w:uiPriority="99" w:name="Body Text First Indent"/>
+    <w:lsdException w:uiPriority="99" w:name="Body Text First Indent 2"/>
+    <w:lsdException w:uiPriority="99" w:name="Note Heading"/>
+    <w:lsdException w:uiPriority="99" w:name="Body Text 2"/>
+    <w:lsdException w:uiPriority="99" w:name="Body Text 3"/>
+    <w:lsdException w:uiPriority="99" w:name="Body Text Indent 2"/>
+    <w:lsdException w:uiPriority="99" w:name="Body Text Indent 3"/>
+    <w:lsdException w:uiPriority="99" w:name="Block Text"/>
+    <w:lsdException w:uiPriority="99" w:semiHidden="0" w:name="Hyperlink"/>
+    <w:lsdException w:uiPriority="99" w:name="FollowedHyperlink"/>
+    <w:lsdException w:qFormat="1" w:unhideWhenUsed="0" w:uiPriority="22" w:semiHidden="0" w:name="Strong"/>
+    <w:lsdException w:qFormat="1" w:unhideWhenUsed="0" w:uiPriority="20" w:semiHidden="0" w:name="Emphasis"/>
+    <w:lsdException w:uiPriority="99" w:name="Document Map"/>
+    <w:lsdException w:uiPriority="99" w:name="Plain Text"/>
+    <w:lsdException w:uiPriority="99" w:name="E-mail Signature"/>
+    <w:lsdException w:uiPriority="99" w:name="Normal (Web)"/>
+    <w:lsdException w:uiPriority="99" w:name="HTML Acronym"/>
+    <w:lsdException w:uiPriority="99" w:name="HTML Address"/>
+    <w:lsdException w:uiPriority="99" w:name="HTML Cite"/>
+    <w:lsdException w:qFormat="1" w:uiPriority="99" w:name="HTML Code"/>
+    <w:lsdException w:uiPriority="99" w:name="HTML Definition"/>
+    <w:lsdException w:uiPriority="99" w:name="HTML Keyboard"/>
+    <w:lsdException w:uiPriority="99" w:name="HTML Preformatted"/>
+    <w:lsdException w:uiPriority="99" w:name="HTML Sample"/>
+    <w:lsdException w:uiPriority="99" w:name="HTML Typewriter"/>
+    <w:lsdException w:uiPriority="99" w:name="HTML Variable"/>
+    <w:lsdException w:uiPriority="99" w:name="Normal Table"/>
+    <w:lsdException w:uiPriority="99" w:name="annotation subject"/>
+    <w:lsdException w:uiPriority="99" w:name="Table Simple 1"/>
+    <w:lsdException w:uiPriority="99" w:name="Table Simple 2"/>
+    <w:lsdException w:uiPriority="99" w:name="Table Simple 3"/>
+    <w:lsdException w:uiPriority="99" w:name="Table Classic 1"/>
+    <w:lsdException w:uiPriority="99" w:name="Table Classic 2"/>
+    <w:lsdException w:uiPriority="99" w:name="Table Classic 3"/>
+    <w:lsdException w:uiPriority="99" w:name="Table Classic 4"/>
+    <w:lsdException w:uiPriority="99" w:name="Table Colorful 1"/>
+    <w:lsdException w:uiPriority="99" w:name="Table Colorful 2"/>
+    <w:lsdException w:uiPriority="99" w:name="Table Colorful 3"/>
+    <w:lsdException w:uiPriority="99" w:name="Table Columns 1"/>
+    <w:lsdException w:uiPriority="99" w:name="Table Columns 2"/>
+    <w:lsdException w:uiPriority="99" w:name="Table Columns 3"/>
+    <w:lsdException w:uiPriority="99" w:name="Table Columns 4"/>
+    <w:lsdException w:uiPriority="99" w:name="Table Columns 5"/>
+    <w:lsdException w:uiPriority="99" w:name="Table Grid 1"/>
+    <w:lsdException w:uiPriority="99" w:name="Table Grid 2"/>
+    <w:lsdException w:uiPriority="99" w:name="Table Grid 3"/>
+    <w:lsdException w:uiPriority="99" w:name="Table Grid 4"/>
+    <w:lsdException w:uiPriority="99" w:name="Table Grid 5"/>
+    <w:lsdException w:uiPriority="99" w:name="Table Grid 6"/>
+    <w:lsdException w:uiPriority="99" w:name="Table Grid 7"/>
+    <w:lsdException w:uiPriority="99" w:name="Table Grid 8"/>
+    <w:lsdException w:uiPriority="99" w:name="Table List 1"/>
+    <w:lsdException w:uiPriority="99" w:name="Table List 2"/>
+    <w:lsdException w:uiPriority="99" w:name="Table List 3"/>
+    <w:lsdException w:uiPriority="99" w:name="Table List 4"/>
+    <w:lsdException w:uiPriority="99" w:name="Table List 5"/>
+    <w:lsdException w:uiPriority="99" w:name="Table List 6"/>
+    <w:lsdException w:uiPriority="99" w:name="Table List 7"/>
+    <w:lsdException w:uiPriority="99" w:name="Table List 8"/>
+    <w:lsdException w:uiPriority="99" w:name="Table 3D effects 1"/>
+    <w:lsdException w:uiPriority="99" w:name="Table 3D effects 2"/>
+    <w:lsdException w:uiPriority="99" w:name="Table 3D effects 3"/>
+    <w:lsdException w:uiPriority="99" w:name="Table Contemporary"/>
+    <w:lsdException w:uiPriority="99" w:name="Table Elegant"/>
+    <w:lsdException w:uiPriority="99" w:name="Table Professional"/>
+    <w:lsdException w:uiPriority="99" w:name="Table Subtle 1"/>
+    <w:lsdException w:uiPriority="99" w:name="Table Subtle 2"/>
+    <w:lsdException w:uiPriority="99" w:name="Table Web 1"/>
+    <w:lsdException w:uiPriority="99" w:name="Table Web 2"/>
+    <w:lsdException w:uiPriority="99" w:name="Table Web 3"/>
+    <w:lsdException w:uiPriority="99" w:name="Balloon Text"/>
+    <w:lsdException w:unhideWhenUsed="0" w:uiPriority="39" w:semiHidden="0" w:name="Table Grid"/>
+    <w:lsdException w:uiPriority="99" w:name="Table Theme"/>
+    <w:lsdException w:unhideWhenUsed="0" w:uiPriority="60" w:semiHidden="0" w:name="Light Shading"/>
+    <w:lsdException w:unhideWhenUsed="0" w:uiPriority="61" w:semiHidden="0" w:name="Light List"/>
+    <w:lsdException w:unhideWhenUsed="0" w:uiPriority="62" w:semiHidden="0" w:name="Light Grid"/>
+    <w:lsdException w:unhideWhenUsed="0" w:uiPriority="63" w:semiHidden="0" w:name="Medium Shading 1"/>
+    <w:lsdException w:unhideWhenUsed="0" w:uiPriority="64" w:semiHidden="0" w:name="Medium Shading 2"/>
+    <w:lsdException w:unhideWhenUsed="0" w:uiPriority="65" w:semiHidden="0" w:name="Medium List 1"/>
+    <w:lsdException w:unhideWhenUsed="0" w:uiPriority="66" w:semiHidden="0" w:name="Medium List 2"/>
+    <w:lsdException w:unhideWhenUsed="0" w:uiPriority="67" w:semiHidden="0" w:name="Medium Grid 1"/>
+    <w:lsdException w:unhideWhenUsed="0" w:uiPriority="68" w:semiHidden="0" w:name="Medium Grid 2"/>
+    <w:lsdException w:unhideWhenUsed="0" w:uiPriority="69" w:semiHidden="0" w:name="Medium Grid 3"/>
+    <w:lsdException w:unhideWhenUsed="0" w:uiPriority="70" w:semiHidden="0" w:name="Dark List"/>
+    <w:lsdException w:unhideWhenUsed="0" w:uiPriority="71" w:semiHidden="0" w:name="Colorful Shading"/>
+    <w:lsdException w:unhideWhenUsed="0" w:uiPriority="72" w:semiHidden="0" w:name="Colorful List"/>
+    <w:lsdException w:unhideWhenUsed="0" w:uiPriority="73" w:semiHidden="0" w:name="Colorful Grid"/>
+    <w:lsdException w:unhideWhenUsed="0" w:uiPriority="60" w:semiHidden="0" w:name="Light Shading Accent 1"/>
+    <w:lsdException w:unhideWhenUsed="0" w:uiPriority="61" w:semiHidden="0" w:name="Light List Accent 1"/>
+    <w:lsdException w:unhideWhenUsed="0" w:uiPriority="62" w:semiHidden="0" w:name="Light Grid Accent 1"/>
+    <w:lsdException w:unhideWhenUsed="0" w:uiPriority="63" w:semiHidden="0" w:name="Medium Shading 1 Accent 1"/>
+    <w:lsdException w:unhideWhenUsed="0" w:uiPriority="64" w:semiHidden="0" w:name="Medium Shading 2 Accent 1"/>
+    <w:lsdException w:unhideWhenUsed="0" w:uiPriority="65" w:semiHidden="0" w:name="Medium List 1 Accent 1"/>
+    <w:lsdException w:qFormat="1" w:unhideWhenUsed="0" w:uiPriority="34" w:semiHidden="0" w:name="List Paragraph"/>
+    <w:lsdException w:qFormat="1" w:unhideWhenUsed="0" w:uiPriority="29" w:semiHidden="0" w:name="Quote"/>
+    <w:lsdException w:qFormat="1" w:unhideWhenUsed="0" w:uiPriority="30" w:semiHidden="0" w:name="Intense Quote"/>
+    <w:lsdException w:unhideWhenUsed="0" w:uiPriority="66" w:semiHidden="0" w:name="Medium List 2 Accent 1"/>
+    <w:lsdException w:unhideWhenUsed="0" w:uiPriority="67" w:semiHidden="0" w:name="Medium Grid 1 Accent 1"/>
+    <w:lsdException w:unhideWhenUsed="0" w:uiPriority="68" w:semiHidden="0" w:name="Medium Grid 2 Accent 1"/>
+    <w:lsdException w:unhideWhenUsed="0" w:uiPriority="69" w:semiHidden="0" w:name="Medium Grid 3 Accent 1"/>
+    <w:lsdException w:unhideWhenUsed="0" w:uiPriority="70" w:semiHidden="0" w:name="Dark List Accent 1"/>
+    <w:lsdException w:unhideWhenUsed="0" w:uiPriority="71" w:semiHidden="0" w:name="Colorful Shading Accent 1"/>
+    <w:lsdException w:unhideWhenUsed="0" w:uiPriority="72" w:semiHidden="0" w:name="Colorful List Accent 1"/>
+    <w:lsdException w:unhideWhenUsed="0" w:uiPriority="73" w:semiHidden="0" w:name="Colorful Grid Accent 1"/>
+    <w:lsdException w:unhideWhenUsed="0" w:uiPriority="60" w:semiHidden="0" w:name="Light Shading Accent 2"/>
+    <w:lsdException w:unhideWhenUsed="0" w:uiPriority="61" w:semiHidden="0" w:name="Light List Accent 2"/>
+    <w:lsdException w:unhideWhenUsed="0" w:uiPriority="62" w:semiHidden="0" w:name="Light Grid Accent 2"/>
+    <w:lsdException w:unhideWhenUsed="0" w:uiPriority="63" w:semiHidden="0" w:name="Medium Shading 1 Accent 2"/>
+    <w:lsdException w:unhideWhenUsed="0" w:uiPriority="64" w:semiHidden="0" w:name="Medium Shading 2 Accent 2"/>
+    <w:lsdException w:unhideWhenUsed="0" w:uiPriority="65" w:semiHidden="0" w:name="Medium List 1 Accent 2"/>
+    <w:lsdException w:unhideWhenUsed="0" w:uiPriority="66" w:semiHidden="0" w:name="Medium List 2 Accent 2"/>
+    <w:lsdException w:unhideWhenUsed="0" w:uiPriority="67" w:semiHidden="0" w:name="Medium Grid 1 Accent 2"/>
+    <w:lsdException w:unhideWhenUsed="0" w:uiPriority="68" w:semiHidden="0" w:name="Medium Grid 2 Accent 2"/>
+    <w:lsdException w:unhideWhenUsed="0" w:uiPriority="69" w:semiHidden="0" w:name="Medium Grid 3 Accent 2"/>
+    <w:lsdException w:unhideWhenUsed="0" w:uiPriority="70" w:semiHidden="0" w:name="Dark List Accent 2"/>
+    <w:lsdException w:unhideWhenUsed="0" w:uiPriority="71" w:semiHidden="0" w:name="Colorful Shading Accent 2"/>
+    <w:lsdException w:unhideWhenUsed="0" w:uiPriority="72" w:semiHidden="0" w:name="Colorful List Accent 2"/>
+    <w:lsdException w:unhideWhenUsed="0" w:uiPriority="73" w:semiHidden="0" w:name="Colorful Grid Accent 2"/>
+    <w:lsdException w:unhideWhenUsed="0" w:uiPriority="60" w:semiHidden="0" w:name="Light Shading Accent 3"/>
+    <w:lsdException w:unhideWhenUsed="0" w:uiPriority="61" w:semiHidden="0" w:name="Light List Accent 3"/>
+    <w:lsdException w:unhideWhenUsed="0" w:uiPriority="62" w:semiHidden="0" w:name="Light Grid Accent 3"/>
+    <w:lsdException w:unhideWhenUsed="0" w:uiPriority="63" w:semiHidden="0" w:name="Medium Shading 1 Accent 3"/>
+    <w:lsdException w:unhideWhenUsed="0" w:uiPriority="64" w:semiHidden="0" w:name="Medium Shading 2 Accent 3"/>
+    <w:lsdException w:unhideWhenUsed="0" w:uiPriority="65" w:semiHidden="0" w:name="Medium List 1 Accent 3"/>
+    <w:lsdException w:unhideWhenUsed="0" w:uiPriority="66" w:semiHidden="0" w:name="Medium List 2 Accent 3"/>
+    <w:lsdException w:unhideWhenUsed="0" w:uiPriority="67" w:semiHidden="0" w:name="Medium Grid 1 Accent 3"/>
+    <w:lsdException w:unhideWhenUsed="0" w:uiPriority="68" w:semiHidden="0" w:name="Medium Grid 2 Accent 3"/>
+    <w:lsdException w:unhideWhenUsed="0" w:uiPriority="69" w:semiHidden="0" w:name="Medium Grid 3 Accent 3"/>
+    <w:lsdException w:unhideWhenUsed="0" w:uiPriority="70" w:semiHidden="0" w:name="Dark List Accent 3"/>
+    <w:lsdException w:unhideWhenUsed="0" w:uiPriority="71" w:semiHidden="0" w:name="Colorful Shading Accent 3"/>
+    <w:lsdException w:unhideWhenUsed="0" w:uiPriority="72" w:semiHidden="0" w:name="Colorful List Accent 3"/>
+    <w:lsdException w:unhideWhenUsed="0" w:uiPriority="73" w:semiHidden="0" w:name="Colorful Grid Accent 3"/>
+    <w:lsdException w:unhideWhenUsed="0" w:uiPriority="60" w:semiHidden="0" w:name="Light Shading Accent 4"/>
+    <w:lsdException w:unhideWhenUsed="0" w:uiPriority="61" w:semiHidden="0" w:name="Light List Accent 4"/>
+    <w:lsdException w:unhideWhenUsed="0" w:uiPriority="62" w:semiHidden="0" w:name="Light Grid Accent 4"/>
+    <w:lsdException w:unhideWhenUsed="0" w:uiPriority="63" w:semiHidden="0" w:name="Medium Shading 1 Accent 4"/>
+    <w:lsdException w:unhideWhenUsed="0" w:uiPriority="64" w:semiHidden="0" w:name="Medium Shading 2 Accent 4"/>
+    <w:lsdException w:unhideWhenUsed="0" w:uiPriority="65" w:semiHidden="0" w:name="Medium List 1 Accent 4"/>
+    <w:lsdException w:unhideWhenUsed="0" w:uiPriority="66" w:semiHidden="0" w:name="Medium List 2 Accent 4"/>
+    <w:lsdException w:unhideWhenUsed="0" w:uiPriority="67" w:semiHidden="0" w:name="Medium Grid 1 Accent 4"/>
+    <w:lsdException w:unhideWhenUsed="0" w:uiPriority="68" w:semiHidden="0" w:name="Medium Grid 2 Accent 4"/>
+    <w:lsdException w:unhideWhenUsed="0" w:uiPriority="69" w:semiHidden="0" w:name="Medium Grid 3 Accent 4"/>
+    <w:lsdException w:unhideWhenUsed="0" w:uiPriority="70" w:semiHidden="0" w:name="Dark List Accent 4"/>
+    <w:lsdException w:unhideWhenUsed="0" w:uiPriority="71" w:semiHidden="0" w:name="Colorful Shading Accent 4"/>
+    <w:lsdException w:unhideWhenUsed="0" w:uiPriority="72" w:semiHidden="0" w:name="Colorful List Accent 4"/>
+    <w:lsdException w:unhideWhenUsed="0" w:uiPriority="73" w:semiHidden="0" w:name="Colorful Grid Accent 4"/>
+    <w:lsdException w:unhideWhenUsed="0" w:uiPriority="60" w:semiHidden="0" w:name="Light Shading Accent 5"/>
+    <w:lsdException w:unhideWhenUsed="0" w:uiPriority="61" w:semiHidden="0" w:name="Light List Accent 5"/>
+    <w:lsdException w:unhideWhenUsed="0" w:uiPriority="62" w:semiHidden="0" w:name="Light Grid Accent 5"/>
+    <w:lsdException w:unhideWhenUsed="0" w:uiPriority="63" w:semiHidden="0" w:name="Medium Shading 1 Accent 5"/>
+    <w:lsdException w:unhideWhenUsed="0" w:uiPriority="64" w:semiHidden="0" w:name="Medium Shading 2 Accent 5"/>
+    <w:lsdException w:unhideWhenUsed="0" w:uiPriority="65" w:semiHidden="0" w:name="Medium List 1 Accent 5"/>
+    <w:lsdException w:unhideWhenUsed="0" w:uiPriority="66" w:semiHidden="0" w:name="Medium List 2 Accent 5"/>
+    <w:lsdException w:unhideWhenUsed="0" w:uiPriority="67" w:semiHidden="0" w:name="Medium Grid 1 Accent 5"/>
+    <w:lsdException w:unhideWhenUsed="0" w:uiPriority="68" w:semiHidden="0" w:name="Medium Grid 2 Accent 5"/>
+    <w:lsdException w:unhideWhenUsed="0" w:uiPriority="69" w:semiHidden="0" w:name="Medium Grid 3 Accent 5"/>
+    <w:lsdException w:unhideWhenUsed="0" w:uiPriority="70" w:semiHidden="0" w:name="Dark List Accent 5"/>
+    <w:lsdException w:unhideWhenUsed="0" w:uiPriority="71" w:semiHidden="0" w:name="Colorful Shading Accent 5"/>
+    <w:lsdException w:unhideWhenUsed="0" w:uiPriority="72" w:semiHidden="0" w:name="Colorful List Accent 5"/>
+    <w:lsdException w:unhideWhenUsed="0" w:uiPriority="73" w:semiHidden="0" w:name="Colorful Grid Accent 5"/>
+    <w:lsdException w:unhideWhenUsed="0" w:uiPriority="60" w:semiHidden="0" w:name="Light Shading Accent 6"/>
+    <w:lsdException w:unhideWhenUsed="0" w:uiPriority="61" w:semiHidden="0" w:name="Light List Accent 6"/>
+    <w:lsdException w:unhideWhenUsed="0" w:uiPriority="62" w:semiHidden="0" w:name="Light Grid Accent 6"/>
+    <w:lsdException w:unhideWhenUsed="0" w:uiPriority="63" w:semiHidden="0" w:name="Medium Shading 1 Accent 6"/>
+    <w:lsdException w:unhideWhenUsed="0" w:uiPriority="64" w:semiHidden="0" w:name="Medium Shading 2 Accent 6"/>
+    <w:lsdException w:unhideWhenUsed="0" w:uiPriority="65" w:semiHidden="0" w:name="Medium List 1 Accent 6"/>
+    <w:lsdException w:unhideWhenUsed="0" w:uiPriority="66" w:semiHidden="0" w:name="Medium List 2 Accent 6"/>
+    <w:lsdException w:unhideWhenUsed="0" w:uiPriority="67" w:semiHidden="0" w:name="Medium Grid 1 Accent 6"/>
+    <w:lsdException w:unhideWhenUsed="0" w:uiPriority="68" w:semiHidden="0" w:name="Medium Grid 2 Accent 6"/>
+    <w:lsdException w:unhideWhenUsed="0" w:uiPriority="69" w:semiHidden="0" w:name="Medium Grid 3 Accent 6"/>
+    <w:lsdException w:unhideWhenUsed="0" w:uiPriority="70" w:semiHidden="0" w:name="Dark List Accent 6"/>
+    <w:lsdException w:unhideWhenUsed="0" w:uiPriority="71" w:semiHidden="0" w:name="Colorful Shading Accent 6"/>
+    <w:lsdException w:unhideWhenUsed="0" w:uiPriority="72" w:semiHidden="0" w:name="Colorful List Accent 6"/>
+    <w:lsdException w:unhideWhenUsed="0" w:uiPriority="73" w:semiHidden="0" w:name="Colorful Grid Accent 6"/>
   </w:latentStyles>
-  <w:style w:type="paragraph" w:default="1" w:styleId="a">
+  <w:style w:type="paragraph" w:default="1" w:styleId="1">
     <w:name w:val="Normal"/>
     <w:qFormat/>
+    <w:uiPriority w:val="0"/>
     <w:pPr>
       <w:widowControl w:val="0"/>
+      <w:spacing w:after="160" w:line="278" w:lineRule="auto"/>
     </w:pPr>
+    <w:rPr>
+      <w:rFonts w:asciiTheme="minorHAnsi" w:hAnsiTheme="minorHAnsi" w:eastAsiaTheme="minorEastAsia" w:cstheme="minorBidi"/>
+      <w:kern w:val="2"/>
+      <w:sz w:val="22"/>
+      <w:szCs w:val="24"/>
+      <w:lang w:val="en-US" w:eastAsia="zh-CN" w:bidi="ar-SA"/>
+      <w14:ligatures w14:val="standardContextual"/>
+    </w:rPr>
   </w:style>
-  <w:style w:type="paragraph" w:styleId="1">
+  <w:style w:type="paragraph" w:styleId="2">
     <w:name w:val="heading 1"/>
-    <w:basedOn w:val="a"/>
-    <w:next w:val="a"/>
-    <w:link w:val="10"/>
+    <w:basedOn w:val="1"/>
+    <w:next w:val="1"/>
+    <w:link w:val="20"/>
+    <w:qFormat/>
     <w:uiPriority w:val="9"/>
-    <w:qFormat/>
-    <w:rsid w:val="00DA1017"/>
     <w:pPr>
       <w:keepNext/>
       <w:keepLines/>
@@ -6741,21 +6524,20 @@
       <w:outlineLvl w:val="0"/>
     </w:pPr>
     <w:rPr>
-      <w:rFonts w:asciiTheme="majorHAnsi" w:eastAsiaTheme="majorEastAsia" w:hAnsiTheme="majorHAnsi" w:cstheme="majorBidi"/>
-      <w:color w:val="2F5496" w:themeColor="accent1" w:themeShade="BF"/>
+      <w:rFonts w:asciiTheme="majorHAnsi" w:hAnsiTheme="majorHAnsi" w:eastAsiaTheme="majorEastAsia" w:cstheme="majorBidi"/>
+      <w:color w:val="2F5597" w:themeColor="accent1" w:themeShade="BF"/>
       <w:sz w:val="48"/>
       <w:szCs w:val="48"/>
     </w:rPr>
   </w:style>
-  <w:style w:type="paragraph" w:styleId="2">
+  <w:style w:type="paragraph" w:styleId="3">
     <w:name w:val="heading 2"/>
-    <w:basedOn w:val="a"/>
-    <w:next w:val="a"/>
-    <w:link w:val="20"/>
-    <w:uiPriority w:val="9"/>
+    <w:basedOn w:val="1"/>
+    <w:next w:val="1"/>
+    <w:link w:val="21"/>
     <w:unhideWhenUsed/>
     <w:qFormat/>
-    <w:rsid w:val="00DA1017"/>
+    <w:uiPriority w:val="9"/>
     <w:pPr>
       <w:keepNext/>
       <w:keepLines/>
@@ -6763,22 +6545,21 @@
       <w:outlineLvl w:val="1"/>
     </w:pPr>
     <w:rPr>
-      <w:rFonts w:asciiTheme="majorHAnsi" w:eastAsiaTheme="majorEastAsia" w:hAnsiTheme="majorHAnsi" w:cstheme="majorBidi"/>
-      <w:color w:val="2F5496" w:themeColor="accent1" w:themeShade="BF"/>
+      <w:rFonts w:asciiTheme="majorHAnsi" w:hAnsiTheme="majorHAnsi" w:eastAsiaTheme="majorEastAsia" w:cstheme="majorBidi"/>
+      <w:color w:val="2F5597" w:themeColor="accent1" w:themeShade="BF"/>
       <w:sz w:val="40"/>
       <w:szCs w:val="40"/>
     </w:rPr>
   </w:style>
-  <w:style w:type="paragraph" w:styleId="3">
+  <w:style w:type="paragraph" w:styleId="4">
     <w:name w:val="heading 3"/>
-    <w:basedOn w:val="a"/>
-    <w:next w:val="a"/>
-    <w:link w:val="30"/>
-    <w:uiPriority w:val="9"/>
+    <w:basedOn w:val="1"/>
+    <w:next w:val="1"/>
+    <w:link w:val="22"/>
     <w:semiHidden/>
     <w:unhideWhenUsed/>
     <w:qFormat/>
-    <w:rsid w:val="00DA1017"/>
+    <w:uiPriority w:val="9"/>
     <w:pPr>
       <w:keepNext/>
       <w:keepLines/>
@@ -6786,22 +6567,21 @@
       <w:outlineLvl w:val="2"/>
     </w:pPr>
     <w:rPr>
-      <w:rFonts w:asciiTheme="majorHAnsi" w:eastAsiaTheme="majorEastAsia" w:hAnsiTheme="majorHAnsi" w:cstheme="majorBidi"/>
-      <w:color w:val="2F5496" w:themeColor="accent1" w:themeShade="BF"/>
+      <w:rFonts w:asciiTheme="majorHAnsi" w:hAnsiTheme="majorHAnsi" w:eastAsiaTheme="majorEastAsia" w:cstheme="majorBidi"/>
+      <w:color w:val="2F5597" w:themeColor="accent1" w:themeShade="BF"/>
       <w:sz w:val="32"/>
       <w:szCs w:val="32"/>
     </w:rPr>
   </w:style>
-  <w:style w:type="paragraph" w:styleId="4">
+  <w:style w:type="paragraph" w:styleId="5">
     <w:name w:val="heading 4"/>
-    <w:basedOn w:val="a"/>
-    <w:next w:val="a"/>
-    <w:link w:val="40"/>
-    <w:uiPriority w:val="9"/>
+    <w:basedOn w:val="1"/>
+    <w:next w:val="1"/>
+    <w:link w:val="23"/>
     <w:semiHidden/>
     <w:unhideWhenUsed/>
     <w:qFormat/>
-    <w:rsid w:val="00DA1017"/>
+    <w:uiPriority w:val="9"/>
     <w:pPr>
       <w:keepNext/>
       <w:keepLines/>
@@ -6810,21 +6590,20 @@
     </w:pPr>
     <w:rPr>
       <w:rFonts w:cstheme="majorBidi"/>
-      <w:color w:val="2F5496" w:themeColor="accent1" w:themeShade="BF"/>
+      <w:color w:val="2F5597" w:themeColor="accent1" w:themeShade="BF"/>
       <w:sz w:val="28"/>
       <w:szCs w:val="28"/>
     </w:rPr>
   </w:style>
-  <w:style w:type="paragraph" w:styleId="5">
+  <w:style w:type="paragraph" w:styleId="6">
     <w:name w:val="heading 5"/>
-    <w:basedOn w:val="a"/>
-    <w:next w:val="a"/>
-    <w:link w:val="50"/>
-    <w:uiPriority w:val="9"/>
+    <w:basedOn w:val="1"/>
+    <w:next w:val="1"/>
+    <w:link w:val="24"/>
     <w:semiHidden/>
     <w:unhideWhenUsed/>
     <w:qFormat/>
-    <w:rsid w:val="00DA1017"/>
+    <w:uiPriority w:val="9"/>
     <w:pPr>
       <w:keepNext/>
       <w:keepLines/>
@@ -6833,20 +6612,19 @@
     </w:pPr>
     <w:rPr>
       <w:rFonts w:cstheme="majorBidi"/>
-      <w:color w:val="2F5496" w:themeColor="accent1" w:themeShade="BF"/>
+      <w:color w:val="2F5597" w:themeColor="accent1" w:themeShade="BF"/>
       <w:sz w:val="24"/>
     </w:rPr>
   </w:style>
-  <w:style w:type="paragraph" w:styleId="6">
+  <w:style w:type="paragraph" w:styleId="7">
     <w:name w:val="heading 6"/>
-    <w:basedOn w:val="a"/>
-    <w:next w:val="a"/>
-    <w:link w:val="60"/>
-    <w:uiPriority w:val="9"/>
+    <w:basedOn w:val="1"/>
+    <w:next w:val="1"/>
+    <w:link w:val="25"/>
     <w:semiHidden/>
     <w:unhideWhenUsed/>
     <w:qFormat/>
-    <w:rsid w:val="00DA1017"/>
+    <w:uiPriority w:val="9"/>
     <w:pPr>
       <w:keepNext/>
       <w:keepLines/>
@@ -6857,19 +6635,18 @@
       <w:rFonts w:cstheme="majorBidi"/>
       <w:b/>
       <w:bCs/>
-      <w:color w:val="2F5496" w:themeColor="accent1" w:themeShade="BF"/>
+      <w:color w:val="2F5597" w:themeColor="accent1" w:themeShade="BF"/>
     </w:rPr>
   </w:style>
-  <w:style w:type="paragraph" w:styleId="7">
+  <w:style w:type="paragraph" w:styleId="8">
     <w:name w:val="heading 7"/>
-    <w:basedOn w:val="a"/>
-    <w:next w:val="a"/>
-    <w:link w:val="70"/>
-    <w:uiPriority w:val="9"/>
+    <w:basedOn w:val="1"/>
+    <w:next w:val="1"/>
+    <w:link w:val="26"/>
     <w:semiHidden/>
     <w:unhideWhenUsed/>
     <w:qFormat/>
-    <w:rsid w:val="00DA1017"/>
+    <w:uiPriority w:val="9"/>
     <w:pPr>
       <w:keepNext/>
       <w:keepLines/>
@@ -6881,18 +6658,25 @@
       <w:b/>
       <w:bCs/>
       <w:color w:val="595959" w:themeColor="text1" w:themeTint="A6"/>
+      <w14:textFill>
+        <w14:solidFill>
+          <w14:schemeClr w14:val="tx1">
+            <w14:lumMod w14:val="65000"/>
+            <w14:lumOff w14:val="35000"/>
+          </w14:schemeClr>
+        </w14:solidFill>
+      </w14:textFill>
     </w:rPr>
   </w:style>
-  <w:style w:type="paragraph" w:styleId="8">
+  <w:style w:type="paragraph" w:styleId="9">
     <w:name w:val="heading 8"/>
-    <w:basedOn w:val="a"/>
-    <w:next w:val="a"/>
-    <w:link w:val="80"/>
-    <w:uiPriority w:val="9"/>
+    <w:basedOn w:val="1"/>
+    <w:next w:val="1"/>
+    <w:link w:val="27"/>
     <w:semiHidden/>
     <w:unhideWhenUsed/>
     <w:qFormat/>
-    <w:rsid w:val="00DA1017"/>
+    <w:uiPriority w:val="9"/>
     <w:pPr>
       <w:keepNext/>
       <w:keepLines/>
@@ -6902,18 +6686,25 @@
     <w:rPr>
       <w:rFonts w:cstheme="majorBidi"/>
       <w:color w:val="595959" w:themeColor="text1" w:themeTint="A6"/>
+      <w14:textFill>
+        <w14:solidFill>
+          <w14:schemeClr w14:val="tx1">
+            <w14:lumMod w14:val="65000"/>
+            <w14:lumOff w14:val="35000"/>
+          </w14:schemeClr>
+        </w14:solidFill>
+      </w14:textFill>
     </w:rPr>
   </w:style>
-  <w:style w:type="paragraph" w:styleId="9">
+  <w:style w:type="paragraph" w:styleId="10">
     <w:name w:val="heading 9"/>
-    <w:basedOn w:val="a"/>
-    <w:next w:val="a"/>
-    <w:link w:val="90"/>
-    <w:uiPriority w:val="9"/>
+    <w:basedOn w:val="1"/>
+    <w:next w:val="1"/>
+    <w:link w:val="28"/>
     <w:semiHidden/>
     <w:unhideWhenUsed/>
     <w:qFormat/>
-    <w:rsid w:val="00DA1017"/>
+    <w:uiPriority w:val="9"/>
     <w:pPr>
       <w:keepNext/>
       <w:keepLines/>
@@ -6923,20 +6714,27 @@
     <w:rPr>
       <w:rFonts w:eastAsiaTheme="majorEastAsia" w:cstheme="majorBidi"/>
       <w:color w:val="595959" w:themeColor="text1" w:themeTint="A6"/>
+      <w14:textFill>
+        <w14:solidFill>
+          <w14:schemeClr w14:val="tx1">
+            <w14:lumMod w14:val="65000"/>
+            <w14:lumOff w14:val="35000"/>
+          </w14:schemeClr>
+        </w14:solidFill>
+      </w14:textFill>
     </w:rPr>
   </w:style>
-  <w:style w:type="character" w:default="1" w:styleId="a0">
+  <w:style w:type="character" w:default="1" w:styleId="17">
     <w:name w:val="Default Paragraph Font"/>
+    <w:unhideWhenUsed/>
     <w:uiPriority w:val="1"/>
-    <w:unhideWhenUsed/>
   </w:style>
-  <w:style w:type="table" w:default="1" w:styleId="a1">
+  <w:style w:type="table" w:default="1" w:styleId="15">
     <w:name w:val="Normal Table"/>
-    <w:uiPriority w:val="99"/>
     <w:semiHidden/>
     <w:unhideWhenUsed/>
+    <w:uiPriority w:val="99"/>
     <w:tblPr>
-      <w:tblInd w:w="0" w:type="dxa"/>
       <w:tblCellMar>
         <w:top w:w="0" w:type="dxa"/>
         <w:left w:w="108" w:type="dxa"/>
@@ -6945,334 +6743,31 @@
       </w:tblCellMar>
     </w:tblPr>
   </w:style>
-  <w:style w:type="numbering" w:default="1" w:styleId="a2">
-    <w:name w:val="No List"/>
+  <w:style w:type="paragraph" w:styleId="11">
+    <w:name w:val="footer"/>
+    <w:basedOn w:val="1"/>
+    <w:link w:val="40"/>
+    <w:unhideWhenUsed/>
     <w:uiPriority w:val="99"/>
-    <w:semiHidden/>
-    <w:unhideWhenUsed/>
-  </w:style>
-  <w:style w:type="character" w:customStyle="1" w:styleId="10">
-    <w:name w:val="标题 1 字符"/>
-    <w:basedOn w:val="a0"/>
-    <w:link w:val="1"/>
-    <w:uiPriority w:val="9"/>
-    <w:rsid w:val="00DA1017"/>
+    <w:pPr>
+      <w:tabs>
+        <w:tab w:val="center" w:pos="4153"/>
+        <w:tab w:val="right" w:pos="8306"/>
+      </w:tabs>
+      <w:snapToGrid w:val="0"/>
+      <w:spacing w:line="240" w:lineRule="auto"/>
+    </w:pPr>
     <w:rPr>
-      <w:rFonts w:asciiTheme="majorHAnsi" w:eastAsiaTheme="majorEastAsia" w:hAnsiTheme="majorHAnsi" w:cstheme="majorBidi"/>
-      <w:color w:val="2F5496" w:themeColor="accent1" w:themeShade="BF"/>
-      <w:sz w:val="48"/>
-      <w:szCs w:val="48"/>
+      <w:sz w:val="18"/>
+      <w:szCs w:val="18"/>
     </w:rPr>
   </w:style>
-  <w:style w:type="character" w:customStyle="1" w:styleId="20">
-    <w:name w:val="标题 2 字符"/>
-    <w:basedOn w:val="a0"/>
-    <w:link w:val="2"/>
-    <w:uiPriority w:val="9"/>
-    <w:rsid w:val="00DA1017"/>
-    <w:rPr>
-      <w:rFonts w:asciiTheme="majorHAnsi" w:eastAsiaTheme="majorEastAsia" w:hAnsiTheme="majorHAnsi" w:cstheme="majorBidi"/>
-      <w:color w:val="2F5496" w:themeColor="accent1" w:themeShade="BF"/>
-      <w:sz w:val="40"/>
-      <w:szCs w:val="40"/>
-    </w:rPr>
-  </w:style>
-  <w:style w:type="character" w:customStyle="1" w:styleId="30">
-    <w:name w:val="标题 3 字符"/>
-    <w:basedOn w:val="a0"/>
-    <w:link w:val="3"/>
-    <w:uiPriority w:val="9"/>
-    <w:semiHidden/>
-    <w:rsid w:val="00DA1017"/>
-    <w:rPr>
-      <w:rFonts w:asciiTheme="majorHAnsi" w:eastAsiaTheme="majorEastAsia" w:hAnsiTheme="majorHAnsi" w:cstheme="majorBidi"/>
-      <w:color w:val="2F5496" w:themeColor="accent1" w:themeShade="BF"/>
-      <w:sz w:val="32"/>
-      <w:szCs w:val="32"/>
-    </w:rPr>
-  </w:style>
-  <w:style w:type="character" w:customStyle="1" w:styleId="40">
-    <w:name w:val="标题 4 字符"/>
-    <w:basedOn w:val="a0"/>
-    <w:link w:val="4"/>
-    <w:uiPriority w:val="9"/>
-    <w:semiHidden/>
-    <w:rsid w:val="00DA1017"/>
-    <w:rPr>
-      <w:rFonts w:cstheme="majorBidi"/>
-      <w:color w:val="2F5496" w:themeColor="accent1" w:themeShade="BF"/>
-      <w:sz w:val="28"/>
-      <w:szCs w:val="28"/>
-    </w:rPr>
-  </w:style>
-  <w:style w:type="character" w:customStyle="1" w:styleId="50">
-    <w:name w:val="标题 5 字符"/>
-    <w:basedOn w:val="a0"/>
-    <w:link w:val="5"/>
-    <w:uiPriority w:val="9"/>
-    <w:semiHidden/>
-    <w:rsid w:val="00DA1017"/>
-    <w:rPr>
-      <w:rFonts w:cstheme="majorBidi"/>
-      <w:color w:val="2F5496" w:themeColor="accent1" w:themeShade="BF"/>
-      <w:sz w:val="24"/>
-    </w:rPr>
-  </w:style>
-  <w:style w:type="character" w:customStyle="1" w:styleId="60">
-    <w:name w:val="标题 6 字符"/>
-    <w:basedOn w:val="a0"/>
-    <w:link w:val="6"/>
-    <w:uiPriority w:val="9"/>
-    <w:semiHidden/>
-    <w:rsid w:val="00DA1017"/>
-    <w:rPr>
-      <w:rFonts w:cstheme="majorBidi"/>
-      <w:b/>
-      <w:bCs/>
-      <w:color w:val="2F5496" w:themeColor="accent1" w:themeShade="BF"/>
-    </w:rPr>
-  </w:style>
-  <w:style w:type="character" w:customStyle="1" w:styleId="70">
-    <w:name w:val="标题 7 字符"/>
-    <w:basedOn w:val="a0"/>
-    <w:link w:val="7"/>
-    <w:uiPriority w:val="9"/>
-    <w:semiHidden/>
-    <w:rsid w:val="00DA1017"/>
-    <w:rPr>
-      <w:rFonts w:cstheme="majorBidi"/>
-      <w:b/>
-      <w:bCs/>
-      <w:color w:val="595959" w:themeColor="text1" w:themeTint="A6"/>
-    </w:rPr>
-  </w:style>
-  <w:style w:type="character" w:customStyle="1" w:styleId="80">
-    <w:name w:val="标题 8 字符"/>
-    <w:basedOn w:val="a0"/>
-    <w:link w:val="8"/>
-    <w:uiPriority w:val="9"/>
-    <w:semiHidden/>
-    <w:rsid w:val="00DA1017"/>
-    <w:rPr>
-      <w:rFonts w:cstheme="majorBidi"/>
-      <w:color w:val="595959" w:themeColor="text1" w:themeTint="A6"/>
-    </w:rPr>
-  </w:style>
-  <w:style w:type="character" w:customStyle="1" w:styleId="90">
-    <w:name w:val="标题 9 字符"/>
-    <w:basedOn w:val="a0"/>
-    <w:link w:val="9"/>
-    <w:uiPriority w:val="9"/>
-    <w:semiHidden/>
-    <w:rsid w:val="00DA1017"/>
-    <w:rPr>
-      <w:rFonts w:eastAsiaTheme="majorEastAsia" w:cstheme="majorBidi"/>
-      <w:color w:val="595959" w:themeColor="text1" w:themeTint="A6"/>
-    </w:rPr>
-  </w:style>
-  <w:style w:type="paragraph" w:styleId="a3">
-    <w:name w:val="Title"/>
-    <w:basedOn w:val="a"/>
-    <w:next w:val="a"/>
-    <w:link w:val="a4"/>
-    <w:uiPriority w:val="10"/>
-    <w:qFormat/>
-    <w:rsid w:val="00DA1017"/>
-    <w:pPr>
-      <w:spacing w:after="80" w:line="240" w:lineRule="auto"/>
-      <w:contextualSpacing/>
-      <w:jc w:val="center"/>
-    </w:pPr>
-    <w:rPr>
-      <w:rFonts w:asciiTheme="majorHAnsi" w:eastAsiaTheme="majorEastAsia" w:hAnsiTheme="majorHAnsi" w:cstheme="majorBidi"/>
-      <w:spacing w:val="-10"/>
-      <w:kern w:val="28"/>
-      <w:sz w:val="56"/>
-      <w:szCs w:val="56"/>
-    </w:rPr>
-  </w:style>
-  <w:style w:type="character" w:customStyle="1" w:styleId="a4">
-    <w:name w:val="标题 字符"/>
-    <w:basedOn w:val="a0"/>
-    <w:link w:val="a3"/>
-    <w:uiPriority w:val="10"/>
-    <w:rsid w:val="00DA1017"/>
-    <w:rPr>
-      <w:rFonts w:asciiTheme="majorHAnsi" w:eastAsiaTheme="majorEastAsia" w:hAnsiTheme="majorHAnsi" w:cstheme="majorBidi"/>
-      <w:spacing w:val="-10"/>
-      <w:kern w:val="28"/>
-      <w:sz w:val="56"/>
-      <w:szCs w:val="56"/>
-    </w:rPr>
-  </w:style>
-  <w:style w:type="paragraph" w:styleId="a5">
-    <w:name w:val="Subtitle"/>
-    <w:basedOn w:val="a"/>
-    <w:next w:val="a"/>
-    <w:link w:val="a6"/>
-    <w:uiPriority w:val="11"/>
-    <w:qFormat/>
-    <w:rsid w:val="00DA1017"/>
-    <w:pPr>
-      <w:numPr>
-        <w:ilvl w:val="1"/>
-      </w:numPr>
-      <w:jc w:val="center"/>
-    </w:pPr>
-    <w:rPr>
-      <w:rFonts w:asciiTheme="majorHAnsi" w:eastAsiaTheme="majorEastAsia" w:hAnsiTheme="majorHAnsi" w:cstheme="majorBidi"/>
-      <w:color w:val="595959" w:themeColor="text1" w:themeTint="A6"/>
-      <w:spacing w:val="15"/>
-      <w:sz w:val="28"/>
-      <w:szCs w:val="28"/>
-    </w:rPr>
-  </w:style>
-  <w:style w:type="character" w:customStyle="1" w:styleId="a6">
-    <w:name w:val="副标题 字符"/>
-    <w:basedOn w:val="a0"/>
-    <w:link w:val="a5"/>
-    <w:uiPriority w:val="11"/>
-    <w:rsid w:val="00DA1017"/>
-    <w:rPr>
-      <w:rFonts w:asciiTheme="majorHAnsi" w:eastAsiaTheme="majorEastAsia" w:hAnsiTheme="majorHAnsi" w:cstheme="majorBidi"/>
-      <w:color w:val="595959" w:themeColor="text1" w:themeTint="A6"/>
-      <w:spacing w:val="15"/>
-      <w:sz w:val="28"/>
-      <w:szCs w:val="28"/>
-    </w:rPr>
-  </w:style>
-  <w:style w:type="paragraph" w:styleId="a7">
-    <w:name w:val="Quote"/>
-    <w:basedOn w:val="a"/>
-    <w:next w:val="a"/>
-    <w:link w:val="a8"/>
-    <w:uiPriority w:val="29"/>
-    <w:qFormat/>
-    <w:rsid w:val="00DA1017"/>
-    <w:pPr>
-      <w:spacing w:before="160"/>
-      <w:jc w:val="center"/>
-    </w:pPr>
-    <w:rPr>
-      <w:i/>
-      <w:iCs/>
-      <w:color w:val="404040" w:themeColor="text1" w:themeTint="BF"/>
-    </w:rPr>
-  </w:style>
-  <w:style w:type="character" w:customStyle="1" w:styleId="a8">
-    <w:name w:val="引用 字符"/>
-    <w:basedOn w:val="a0"/>
-    <w:link w:val="a7"/>
-    <w:uiPriority w:val="29"/>
-    <w:rsid w:val="00DA1017"/>
-    <w:rPr>
-      <w:i/>
-      <w:iCs/>
-      <w:color w:val="404040" w:themeColor="text1" w:themeTint="BF"/>
-    </w:rPr>
-  </w:style>
-  <w:style w:type="paragraph" w:styleId="a9">
-    <w:name w:val="List Paragraph"/>
-    <w:basedOn w:val="a"/>
-    <w:uiPriority w:val="34"/>
-    <w:qFormat/>
-    <w:rsid w:val="00DA1017"/>
-    <w:pPr>
-      <w:ind w:left="720"/>
-      <w:contextualSpacing/>
-    </w:pPr>
-  </w:style>
-  <w:style w:type="character" w:styleId="aa">
-    <w:name w:val="Intense Emphasis"/>
-    <w:basedOn w:val="a0"/>
-    <w:uiPriority w:val="21"/>
-    <w:qFormat/>
-    <w:rsid w:val="00DA1017"/>
-    <w:rPr>
-      <w:i/>
-      <w:iCs/>
-      <w:color w:val="2F5496" w:themeColor="accent1" w:themeShade="BF"/>
-    </w:rPr>
-  </w:style>
-  <w:style w:type="paragraph" w:styleId="ab">
-    <w:name w:val="Intense Quote"/>
-    <w:basedOn w:val="a"/>
-    <w:next w:val="a"/>
-    <w:link w:val="ac"/>
-    <w:uiPriority w:val="30"/>
-    <w:qFormat/>
-    <w:rsid w:val="00DA1017"/>
-    <w:pPr>
-      <w:pBdr>
-        <w:top w:val="single" w:sz="4" w:space="10" w:color="2F5496" w:themeColor="accent1" w:themeShade="BF"/>
-        <w:bottom w:val="single" w:sz="4" w:space="10" w:color="2F5496" w:themeColor="accent1" w:themeShade="BF"/>
-      </w:pBdr>
-      <w:spacing w:before="360" w:after="360"/>
-      <w:ind w:left="864" w:right="864"/>
-      <w:jc w:val="center"/>
-    </w:pPr>
-    <w:rPr>
-      <w:i/>
-      <w:iCs/>
-      <w:color w:val="2F5496" w:themeColor="accent1" w:themeShade="BF"/>
-    </w:rPr>
-  </w:style>
-  <w:style w:type="character" w:customStyle="1" w:styleId="ac">
-    <w:name w:val="明显引用 字符"/>
-    <w:basedOn w:val="a0"/>
-    <w:link w:val="ab"/>
-    <w:uiPriority w:val="30"/>
-    <w:rsid w:val="00DA1017"/>
-    <w:rPr>
-      <w:i/>
-      <w:iCs/>
-      <w:color w:val="2F5496" w:themeColor="accent1" w:themeShade="BF"/>
-    </w:rPr>
-  </w:style>
-  <w:style w:type="character" w:styleId="ad">
-    <w:name w:val="Intense Reference"/>
-    <w:basedOn w:val="a0"/>
-    <w:uiPriority w:val="32"/>
-    <w:qFormat/>
-    <w:rsid w:val="00DA1017"/>
-    <w:rPr>
-      <w:b/>
-      <w:bCs/>
-      <w:smallCaps/>
-      <w:color w:val="2F5496" w:themeColor="accent1" w:themeShade="BF"/>
-      <w:spacing w:val="5"/>
-    </w:rPr>
-  </w:style>
-  <w:style w:type="character" w:styleId="ae">
-    <w:name w:val="Hyperlink"/>
-    <w:basedOn w:val="a0"/>
+  <w:style w:type="paragraph" w:styleId="12">
+    <w:name w:val="header"/>
+    <w:basedOn w:val="1"/>
+    <w:link w:val="39"/>
+    <w:unhideWhenUsed/>
     <w:uiPriority w:val="99"/>
-    <w:unhideWhenUsed/>
-    <w:rsid w:val="00DA1017"/>
-    <w:rPr>
-      <w:color w:val="0563C1" w:themeColor="hyperlink"/>
-      <w:u w:val="single"/>
-    </w:rPr>
-  </w:style>
-  <w:style w:type="character" w:styleId="af">
-    <w:name w:val="Unresolved Mention"/>
-    <w:basedOn w:val="a0"/>
-    <w:uiPriority w:val="99"/>
-    <w:semiHidden/>
-    <w:unhideWhenUsed/>
-    <w:rsid w:val="00DA1017"/>
-    <w:rPr>
-      <w:color w:val="605E5C"/>
-      <w:shd w:val="clear" w:color="auto" w:fill="E1DFDD"/>
-    </w:rPr>
-  </w:style>
-  <w:style w:type="paragraph" w:styleId="af0">
-    <w:name w:val="header"/>
-    <w:basedOn w:val="a"/>
-    <w:link w:val="af1"/>
-    <w:uiPriority w:val="99"/>
-    <w:unhideWhenUsed/>
-    <w:rsid w:val="00BA690F"/>
     <w:pPr>
       <w:tabs>
         <w:tab w:val="center" w:pos="4153"/>
@@ -7287,87 +6782,417 @@
       <w:szCs w:val="18"/>
     </w:rPr>
   </w:style>
-  <w:style w:type="character" w:customStyle="1" w:styleId="af1">
+  <w:style w:type="paragraph" w:styleId="13">
+    <w:name w:val="Subtitle"/>
+    <w:basedOn w:val="1"/>
+    <w:next w:val="1"/>
+    <w:link w:val="30"/>
+    <w:qFormat/>
+    <w:uiPriority w:val="11"/>
+    <w:pPr>
+      <w:jc w:val="center"/>
+    </w:pPr>
+    <w:rPr>
+      <w:rFonts w:asciiTheme="majorHAnsi" w:hAnsiTheme="majorHAnsi" w:eastAsiaTheme="majorEastAsia" w:cstheme="majorBidi"/>
+      <w:color w:val="595959" w:themeColor="text1" w:themeTint="A6"/>
+      <w:spacing w:val="15"/>
+      <w:sz w:val="28"/>
+      <w:szCs w:val="28"/>
+      <w14:textFill>
+        <w14:solidFill>
+          <w14:schemeClr w14:val="tx1">
+            <w14:lumMod w14:val="65000"/>
+            <w14:lumOff w14:val="35000"/>
+          </w14:schemeClr>
+        </w14:solidFill>
+      </w14:textFill>
+    </w:rPr>
+  </w:style>
+  <w:style w:type="paragraph" w:styleId="14">
+    <w:name w:val="Title"/>
+    <w:basedOn w:val="1"/>
+    <w:next w:val="1"/>
+    <w:link w:val="29"/>
+    <w:qFormat/>
+    <w:uiPriority w:val="10"/>
+    <w:pPr>
+      <w:spacing w:after="80" w:line="240" w:lineRule="auto"/>
+      <w:contextualSpacing/>
+      <w:jc w:val="center"/>
+    </w:pPr>
+    <w:rPr>
+      <w:rFonts w:asciiTheme="majorHAnsi" w:hAnsiTheme="majorHAnsi" w:eastAsiaTheme="majorEastAsia" w:cstheme="majorBidi"/>
+      <w:spacing w:val="-10"/>
+      <w:kern w:val="28"/>
+      <w:sz w:val="56"/>
+      <w:szCs w:val="56"/>
+    </w:rPr>
+  </w:style>
+  <w:style w:type="table" w:styleId="16">
+    <w:name w:val="Table Grid"/>
+    <w:basedOn w:val="15"/>
+    <w:uiPriority w:val="39"/>
+    <w:pPr>
+      <w:spacing w:after="0" w:line="240" w:lineRule="auto"/>
+    </w:pPr>
+    <w:tblPr>
+      <w:tblBorders>
+        <w:top w:val="single" w:color="auto" w:sz="4" w:space="0"/>
+        <w:left w:val="single" w:color="auto" w:sz="4" w:space="0"/>
+        <w:bottom w:val="single" w:color="auto" w:sz="4" w:space="0"/>
+        <w:right w:val="single" w:color="auto" w:sz="4" w:space="0"/>
+        <w:insideH w:val="single" w:color="auto" w:sz="4" w:space="0"/>
+        <w:insideV w:val="single" w:color="auto" w:sz="4" w:space="0"/>
+      </w:tblBorders>
+    </w:tblPr>
+  </w:style>
+  <w:style w:type="character" w:styleId="18">
+    <w:name w:val="Hyperlink"/>
+    <w:basedOn w:val="17"/>
+    <w:unhideWhenUsed/>
+    <w:uiPriority w:val="99"/>
+    <w:rPr>
+      <w:color w:val="0563C1" w:themeColor="hyperlink"/>
+      <w:u w:val="single"/>
+      <w14:textFill>
+        <w14:solidFill>
+          <w14:schemeClr w14:val="hlink"/>
+        </w14:solidFill>
+      </w14:textFill>
+    </w:rPr>
+  </w:style>
+  <w:style w:type="character" w:styleId="19">
+    <w:name w:val="HTML Code"/>
+    <w:basedOn w:val="17"/>
+    <w:semiHidden/>
+    <w:unhideWhenUsed/>
+    <w:qFormat/>
+    <w:uiPriority w:val="99"/>
+    <w:rPr>
+      <w:rFonts w:ascii="宋体" w:hAnsi="宋体" w:eastAsia="宋体" w:cs="宋体"/>
+      <w:sz w:val="24"/>
+      <w:szCs w:val="24"/>
+    </w:rPr>
+  </w:style>
+  <w:style w:type="character" w:customStyle="1" w:styleId="20">
+    <w:name w:val="标题 1 字符"/>
+    <w:basedOn w:val="17"/>
+    <w:link w:val="2"/>
+    <w:uiPriority w:val="9"/>
+    <w:rPr>
+      <w:rFonts w:asciiTheme="majorHAnsi" w:hAnsiTheme="majorHAnsi" w:eastAsiaTheme="majorEastAsia" w:cstheme="majorBidi"/>
+      <w:color w:val="2F5597" w:themeColor="accent1" w:themeShade="BF"/>
+      <w:sz w:val="48"/>
+      <w:szCs w:val="48"/>
+    </w:rPr>
+  </w:style>
+  <w:style w:type="character" w:customStyle="1" w:styleId="21">
+    <w:name w:val="标题 2 字符"/>
+    <w:basedOn w:val="17"/>
+    <w:link w:val="3"/>
+    <w:uiPriority w:val="9"/>
+    <w:rPr>
+      <w:rFonts w:asciiTheme="majorHAnsi" w:hAnsiTheme="majorHAnsi" w:eastAsiaTheme="majorEastAsia" w:cstheme="majorBidi"/>
+      <w:color w:val="2F5597" w:themeColor="accent1" w:themeShade="BF"/>
+      <w:sz w:val="40"/>
+      <w:szCs w:val="40"/>
+    </w:rPr>
+  </w:style>
+  <w:style w:type="character" w:customStyle="1" w:styleId="22">
+    <w:name w:val="标题 3 字符"/>
+    <w:basedOn w:val="17"/>
+    <w:link w:val="4"/>
+    <w:semiHidden/>
+    <w:uiPriority w:val="9"/>
+    <w:rPr>
+      <w:rFonts w:asciiTheme="majorHAnsi" w:hAnsiTheme="majorHAnsi" w:eastAsiaTheme="majorEastAsia" w:cstheme="majorBidi"/>
+      <w:color w:val="2F5597" w:themeColor="accent1" w:themeShade="BF"/>
+      <w:sz w:val="32"/>
+      <w:szCs w:val="32"/>
+    </w:rPr>
+  </w:style>
+  <w:style w:type="character" w:customStyle="1" w:styleId="23">
+    <w:name w:val="标题 4 字符"/>
+    <w:basedOn w:val="17"/>
+    <w:link w:val="5"/>
+    <w:semiHidden/>
+    <w:uiPriority w:val="9"/>
+    <w:rPr>
+      <w:rFonts w:cstheme="majorBidi"/>
+      <w:color w:val="2F5597" w:themeColor="accent1" w:themeShade="BF"/>
+      <w:sz w:val="28"/>
+      <w:szCs w:val="28"/>
+    </w:rPr>
+  </w:style>
+  <w:style w:type="character" w:customStyle="1" w:styleId="24">
+    <w:name w:val="标题 5 字符"/>
+    <w:basedOn w:val="17"/>
+    <w:link w:val="6"/>
+    <w:semiHidden/>
+    <w:uiPriority w:val="9"/>
+    <w:rPr>
+      <w:rFonts w:cstheme="majorBidi"/>
+      <w:color w:val="2F5597" w:themeColor="accent1" w:themeShade="BF"/>
+      <w:sz w:val="24"/>
+    </w:rPr>
+  </w:style>
+  <w:style w:type="character" w:customStyle="1" w:styleId="25">
+    <w:name w:val="标题 6 字符"/>
+    <w:basedOn w:val="17"/>
+    <w:link w:val="7"/>
+    <w:semiHidden/>
+    <w:uiPriority w:val="9"/>
+    <w:rPr>
+      <w:rFonts w:cstheme="majorBidi"/>
+      <w:b/>
+      <w:bCs/>
+      <w:color w:val="2F5597" w:themeColor="accent1" w:themeShade="BF"/>
+    </w:rPr>
+  </w:style>
+  <w:style w:type="character" w:customStyle="1" w:styleId="26">
+    <w:name w:val="标题 7 字符"/>
+    <w:basedOn w:val="17"/>
+    <w:link w:val="8"/>
+    <w:semiHidden/>
+    <w:uiPriority w:val="9"/>
+    <w:rPr>
+      <w:rFonts w:cstheme="majorBidi"/>
+      <w:b/>
+      <w:bCs/>
+      <w:color w:val="595959" w:themeColor="text1" w:themeTint="A6"/>
+      <w14:textFill>
+        <w14:solidFill>
+          <w14:schemeClr w14:val="tx1">
+            <w14:lumMod w14:val="65000"/>
+            <w14:lumOff w14:val="35000"/>
+          </w14:schemeClr>
+        </w14:solidFill>
+      </w14:textFill>
+    </w:rPr>
+  </w:style>
+  <w:style w:type="character" w:customStyle="1" w:styleId="27">
+    <w:name w:val="标题 8 字符"/>
+    <w:basedOn w:val="17"/>
+    <w:link w:val="9"/>
+    <w:semiHidden/>
+    <w:uiPriority w:val="9"/>
+    <w:rPr>
+      <w:rFonts w:cstheme="majorBidi"/>
+      <w:color w:val="595959" w:themeColor="text1" w:themeTint="A6"/>
+      <w14:textFill>
+        <w14:solidFill>
+          <w14:schemeClr w14:val="tx1">
+            <w14:lumMod w14:val="65000"/>
+            <w14:lumOff w14:val="35000"/>
+          </w14:schemeClr>
+        </w14:solidFill>
+      </w14:textFill>
+    </w:rPr>
+  </w:style>
+  <w:style w:type="character" w:customStyle="1" w:styleId="28">
+    <w:name w:val="标题 9 字符"/>
+    <w:basedOn w:val="17"/>
+    <w:link w:val="10"/>
+    <w:semiHidden/>
+    <w:uiPriority w:val="9"/>
+    <w:rPr>
+      <w:rFonts w:eastAsiaTheme="majorEastAsia" w:cstheme="majorBidi"/>
+      <w:color w:val="595959" w:themeColor="text1" w:themeTint="A6"/>
+      <w14:textFill>
+        <w14:solidFill>
+          <w14:schemeClr w14:val="tx1">
+            <w14:lumMod w14:val="65000"/>
+            <w14:lumOff w14:val="35000"/>
+          </w14:schemeClr>
+        </w14:solidFill>
+      </w14:textFill>
+    </w:rPr>
+  </w:style>
+  <w:style w:type="character" w:customStyle="1" w:styleId="29">
+    <w:name w:val="标题 字符"/>
+    <w:basedOn w:val="17"/>
+    <w:link w:val="14"/>
+    <w:uiPriority w:val="10"/>
+    <w:rPr>
+      <w:rFonts w:asciiTheme="majorHAnsi" w:hAnsiTheme="majorHAnsi" w:eastAsiaTheme="majorEastAsia" w:cstheme="majorBidi"/>
+      <w:spacing w:val="-10"/>
+      <w:kern w:val="28"/>
+      <w:sz w:val="56"/>
+      <w:szCs w:val="56"/>
+    </w:rPr>
+  </w:style>
+  <w:style w:type="character" w:customStyle="1" w:styleId="30">
+    <w:name w:val="副标题 字符"/>
+    <w:basedOn w:val="17"/>
+    <w:link w:val="13"/>
+    <w:uiPriority w:val="11"/>
+    <w:rPr>
+      <w:rFonts w:asciiTheme="majorHAnsi" w:hAnsiTheme="majorHAnsi" w:eastAsiaTheme="majorEastAsia" w:cstheme="majorBidi"/>
+      <w:color w:val="595959" w:themeColor="text1" w:themeTint="A6"/>
+      <w:spacing w:val="15"/>
+      <w:sz w:val="28"/>
+      <w:szCs w:val="28"/>
+      <w14:textFill>
+        <w14:solidFill>
+          <w14:schemeClr w14:val="tx1">
+            <w14:lumMod w14:val="65000"/>
+            <w14:lumOff w14:val="35000"/>
+          </w14:schemeClr>
+        </w14:solidFill>
+      </w14:textFill>
+    </w:rPr>
+  </w:style>
+  <w:style w:type="paragraph" w:styleId="31">
+    <w:name w:val="Quote"/>
+    <w:basedOn w:val="1"/>
+    <w:next w:val="1"/>
+    <w:link w:val="32"/>
+    <w:qFormat/>
+    <w:uiPriority w:val="29"/>
+    <w:pPr>
+      <w:spacing w:before="160"/>
+      <w:jc w:val="center"/>
+    </w:pPr>
+    <w:rPr>
+      <w:i/>
+      <w:iCs/>
+      <w:color w:val="404040" w:themeColor="text1" w:themeTint="BF"/>
+      <w14:textFill>
+        <w14:solidFill>
+          <w14:schemeClr w14:val="tx1">
+            <w14:lumMod w14:val="75000"/>
+            <w14:lumOff w14:val="25000"/>
+          </w14:schemeClr>
+        </w14:solidFill>
+      </w14:textFill>
+    </w:rPr>
+  </w:style>
+  <w:style w:type="character" w:customStyle="1" w:styleId="32">
+    <w:name w:val="引用 字符"/>
+    <w:basedOn w:val="17"/>
+    <w:link w:val="31"/>
+    <w:uiPriority w:val="29"/>
+    <w:rPr>
+      <w:i/>
+      <w:iCs/>
+      <w:color w:val="404040" w:themeColor="text1" w:themeTint="BF"/>
+      <w14:textFill>
+        <w14:solidFill>
+          <w14:schemeClr w14:val="tx1">
+            <w14:lumMod w14:val="75000"/>
+            <w14:lumOff w14:val="25000"/>
+          </w14:schemeClr>
+        </w14:solidFill>
+      </w14:textFill>
+    </w:rPr>
+  </w:style>
+  <w:style w:type="paragraph" w:styleId="33">
+    <w:name w:val="List Paragraph"/>
+    <w:basedOn w:val="1"/>
+    <w:qFormat/>
+    <w:uiPriority w:val="34"/>
+    <w:pPr>
+      <w:ind w:left="720"/>
+      <w:contextualSpacing/>
+    </w:pPr>
+  </w:style>
+  <w:style w:type="character" w:customStyle="1" w:styleId="34">
+    <w:name w:val="Intense Emphasis"/>
+    <w:basedOn w:val="17"/>
+    <w:qFormat/>
+    <w:uiPriority w:val="21"/>
+    <w:rPr>
+      <w:i/>
+      <w:iCs/>
+      <w:color w:val="2F5597" w:themeColor="accent1" w:themeShade="BF"/>
+    </w:rPr>
+  </w:style>
+  <w:style w:type="paragraph" w:styleId="35">
+    <w:name w:val="Intense Quote"/>
+    <w:basedOn w:val="1"/>
+    <w:next w:val="1"/>
+    <w:link w:val="36"/>
+    <w:qFormat/>
+    <w:uiPriority w:val="30"/>
+    <w:pPr>
+      <w:pBdr>
+        <w:top w:val="single" w:color="2F5496" w:themeColor="accent1" w:themeShade="BF" w:sz="4" w:space="10"/>
+        <w:bottom w:val="single" w:color="2F5496" w:themeColor="accent1" w:themeShade="BF" w:sz="4" w:space="10"/>
+      </w:pBdr>
+      <w:spacing w:before="360" w:after="360"/>
+      <w:ind w:left="864" w:right="864"/>
+      <w:jc w:val="center"/>
+    </w:pPr>
+    <w:rPr>
+      <w:i/>
+      <w:iCs/>
+      <w:color w:val="2F5597" w:themeColor="accent1" w:themeShade="BF"/>
+    </w:rPr>
+  </w:style>
+  <w:style w:type="character" w:customStyle="1" w:styleId="36">
+    <w:name w:val="明显引用 字符"/>
+    <w:basedOn w:val="17"/>
+    <w:link w:val="35"/>
+    <w:uiPriority w:val="30"/>
+    <w:rPr>
+      <w:i/>
+      <w:iCs/>
+      <w:color w:val="2F5597" w:themeColor="accent1" w:themeShade="BF"/>
+    </w:rPr>
+  </w:style>
+  <w:style w:type="character" w:customStyle="1" w:styleId="37">
+    <w:name w:val="Intense Reference"/>
+    <w:basedOn w:val="17"/>
+    <w:qFormat/>
+    <w:uiPriority w:val="32"/>
+    <w:rPr>
+      <w:b/>
+      <w:bCs/>
+      <w:smallCaps/>
+      <w:color w:val="2F5597" w:themeColor="accent1" w:themeShade="BF"/>
+      <w:spacing w:val="5"/>
+    </w:rPr>
+  </w:style>
+  <w:style w:type="character" w:customStyle="1" w:styleId="38">
+    <w:name w:val="Unresolved Mention"/>
+    <w:basedOn w:val="17"/>
+    <w:semiHidden/>
+    <w:unhideWhenUsed/>
+    <w:uiPriority w:val="99"/>
+    <w:rPr>
+      <w:color w:val="605E5C"/>
+      <w:shd w:val="clear" w:color="auto" w:fill="E1DFDD"/>
+    </w:rPr>
+  </w:style>
+  <w:style w:type="character" w:customStyle="1" w:styleId="39">
     <w:name w:val="页眉 字符"/>
-    <w:basedOn w:val="a0"/>
-    <w:link w:val="af0"/>
+    <w:basedOn w:val="17"/>
+    <w:link w:val="12"/>
     <w:uiPriority w:val="99"/>
-    <w:rsid w:val="00BA690F"/>
     <w:rPr>
       <w:sz w:val="18"/>
       <w:szCs w:val="18"/>
     </w:rPr>
   </w:style>
-  <w:style w:type="paragraph" w:styleId="af2">
-    <w:name w:val="footer"/>
-    <w:basedOn w:val="a"/>
-    <w:link w:val="af3"/>
+  <w:style w:type="character" w:customStyle="1" w:styleId="40">
+    <w:name w:val="页脚 字符"/>
+    <w:basedOn w:val="17"/>
+    <w:link w:val="11"/>
     <w:uiPriority w:val="99"/>
-    <w:unhideWhenUsed/>
-    <w:rsid w:val="00BA690F"/>
-    <w:pPr>
-      <w:tabs>
-        <w:tab w:val="center" w:pos="4153"/>
-        <w:tab w:val="right" w:pos="8306"/>
-      </w:tabs>
-      <w:snapToGrid w:val="0"/>
-      <w:spacing w:line="240" w:lineRule="auto"/>
-    </w:pPr>
     <w:rPr>
       <w:sz w:val="18"/>
       <w:szCs w:val="18"/>
     </w:rPr>
   </w:style>
-  <w:style w:type="character" w:customStyle="1" w:styleId="af3">
-    <w:name w:val="页脚 字符"/>
-    <w:basedOn w:val="a0"/>
-    <w:link w:val="af2"/>
-    <w:uiPriority w:val="99"/>
-    <w:rsid w:val="00BA690F"/>
-    <w:rPr>
-      <w:sz w:val="18"/>
-      <w:szCs w:val="18"/>
-    </w:rPr>
-  </w:style>
-  <w:style w:type="table" w:styleId="af4">
-    <w:name w:val="Table Grid"/>
-    <w:basedOn w:val="a1"/>
-    <w:uiPriority w:val="39"/>
-    <w:rsid w:val="00986035"/>
-    <w:pPr>
-      <w:spacing w:after="0" w:line="240" w:lineRule="auto"/>
-    </w:pPr>
-    <w:tblPr>
-      <w:tblBorders>
-        <w:top w:val="single" w:sz="4" w:space="0" w:color="auto"/>
-        <w:left w:val="single" w:sz="4" w:space="0" w:color="auto"/>
-        <w:bottom w:val="single" w:sz="4" w:space="0" w:color="auto"/>
-        <w:right w:val="single" w:sz="4" w:space="0" w:color="auto"/>
-        <w:insideH w:val="single" w:sz="4" w:space="0" w:color="auto"/>
-        <w:insideV w:val="single" w:sz="4" w:space="0" w:color="auto"/>
-      </w:tblBorders>
-    </w:tblPr>
-  </w:style>
-  <w:style w:type="character" w:styleId="HTML">
-    <w:name w:val="HTML Code"/>
-    <w:basedOn w:val="a0"/>
-    <w:uiPriority w:val="99"/>
-    <w:semiHidden/>
-    <w:unhideWhenUsed/>
-    <w:rsid w:val="00986035"/>
-    <w:rPr>
-      <w:rFonts w:ascii="宋体" w:eastAsia="宋体" w:hAnsi="宋体" w:cs="宋体"/>
-      <w:sz w:val="24"/>
-      <w:szCs w:val="24"/>
-    </w:rPr>
-  </w:style>
-  <w:style w:type="paragraph" w:customStyle="1" w:styleId="tablehead">
+  <w:style w:type="paragraph" w:customStyle="1" w:styleId="41">
     <w:name w:val="table head"/>
-    <w:basedOn w:val="a"/>
-    <w:rsid w:val="003558B7"/>
+    <w:basedOn w:val="1"/>
+    <w:qFormat/>
+    <w:uiPriority w:val="0"/>
     <w:pPr>
       <w:numPr>
-        <w:numId w:val="8"/>
+        <w:ilvl w:val="0"/>
+        <w:numId w:val="1"/>
       </w:numPr>
     </w:pPr>
   </w:style>
@@ -7417,7 +7242,7 @@
     </a:clrScheme>
     <a:fontScheme name="Office">
       <a:majorFont>
-        <a:latin typeface="等线 Light" panose="020F0302020204030204"/>
+        <a:latin typeface="等线 Light"/>
         <a:ea typeface=""/>
         <a:cs typeface=""/>
         <a:font script="Jpan" typeface="游ゴシック Light"/>
@@ -7450,26 +7275,9 @@
         <a:font script="Viet" typeface="Times New Roman"/>
         <a:font script="Uigh" typeface="Microsoft Uighur"/>
         <a:font script="Geor" typeface="Sylfaen"/>
-        <a:font script="Armn" typeface="Arial"/>
-        <a:font script="Bugi" typeface="Leelawadee UI"/>
-        <a:font script="Bopo" typeface="Microsoft JhengHei"/>
-        <a:font script="Java" typeface="Javanese Text"/>
-        <a:font script="Lisu" typeface="Segoe UI"/>
-        <a:font script="Mymr" typeface="Myanmar Text"/>
-        <a:font script="Nkoo" typeface="Ebrima"/>
-        <a:font script="Olck" typeface="Nirmala UI"/>
-        <a:font script="Osma" typeface="Ebrima"/>
-        <a:font script="Phag" typeface="Phagspa"/>
-        <a:font script="Syrn" typeface="Estrangelo Edessa"/>
-        <a:font script="Syrj" typeface="Estrangelo Edessa"/>
-        <a:font script="Syre" typeface="Estrangelo Edessa"/>
-        <a:font script="Sora" typeface="Nirmala UI"/>
-        <a:font script="Tale" typeface="Microsoft Tai Le"/>
-        <a:font script="Talu" typeface="Microsoft New Tai Lue"/>
-        <a:font script="Tfng" typeface="Ebrima"/>
       </a:majorFont>
       <a:minorFont>
-        <a:latin typeface="等线" panose="020F0502020204030204"/>
+        <a:latin typeface="等线"/>
         <a:ea typeface=""/>
         <a:cs typeface=""/>
         <a:font script="Jpan" typeface="游明朝"/>
@@ -7502,23 +7310,6 @@
         <a:font script="Viet" typeface="Arial"/>
         <a:font script="Uigh" typeface="Microsoft Uighur"/>
         <a:font script="Geor" typeface="Sylfaen"/>
-        <a:font script="Armn" typeface="Arial"/>
-        <a:font script="Bugi" typeface="Leelawadee UI"/>
-        <a:font script="Bopo" typeface="Microsoft JhengHei"/>
-        <a:font script="Java" typeface="Javanese Text"/>
-        <a:font script="Lisu" typeface="Segoe UI"/>
-        <a:font script="Mymr" typeface="Myanmar Text"/>
-        <a:font script="Nkoo" typeface="Ebrima"/>
-        <a:font script="Olck" typeface="Nirmala UI"/>
-        <a:font script="Osma" typeface="Ebrima"/>
-        <a:font script="Phag" typeface="Phagspa"/>
-        <a:font script="Syrn" typeface="Estrangelo Edessa"/>
-        <a:font script="Syrj" typeface="Estrangelo Edessa"/>
-        <a:font script="Syre" typeface="Estrangelo Edessa"/>
-        <a:font script="Sora" typeface="Nirmala UI"/>
-        <a:font script="Tale" typeface="Microsoft Tai Le"/>
-        <a:font script="Talu" typeface="Microsoft New Tai Lue"/>
-        <a:font script="Tfng" typeface="Ebrima"/>
       </a:minorFont>
     </a:fontScheme>
     <a:fmtScheme name="Office">
@@ -7660,11 +7451,5 @@
     </a:fmtScheme>
   </a:themeElements>
   <a:objectDefaults/>
-  <a:extraClrSchemeLst/>
-  <a:extLst>
-    <a:ext uri="{05A4C25C-085E-4340-85A3-A5531E510DB2}">
-      <thm15:themeFamily xmlns:thm15="http://schemas.microsoft.com/office/thememl/2012/main" name="Office Theme" id="{62F939B6-93AF-4DB8-9C6B-D6C7DFDC589F}" vid="{4A3C46E8-61CC-4603-A589-7422A47A8E4A}"/>
-    </a:ext>
-  </a:extLst>
 </a:theme>
 </file>